--- a/docs/05-uml-and-test-cases.docx
+++ b/docs/05-uml-and-test-cases.docx
@@ -799,21 +799,7 @@
           <w:sz w:val="28"/>
           <w:szCs w:val="28"/>
         </w:rPr>
-        <w:t xml:space="preserve">Таблица 1 – Описание классов системы </w:t>
-      </w:r>
-      <w:r>
-        <w:rPr>
-          <w:sz w:val="28"/>
-          <w:szCs w:val="28"/>
-        </w:rPr>
-        <w:t xml:space="preserve">онлайн-записи </w:t>
-      </w:r>
-      <w:r>
-        <w:rPr>
-          <w:sz w:val="28"/>
-          <w:szCs w:val="28"/>
-        </w:rPr>
-        <w:t>для салона красоты</w:t>
+        <w:t>Таблица 1 – Описание классов системы онлайн-записи для салона красоты</w:t>
       </w:r>
     </w:p>
     <w:tbl>
@@ -833,8 +819,8 @@
       </w:tblPr>
       <w:tblGrid>
         <w:gridCol w:w="2178"/>
-        <w:gridCol w:w="2296"/>
-        <w:gridCol w:w="2657"/>
+        <w:gridCol w:w="2295"/>
+        <w:gridCol w:w="2658"/>
         <w:gridCol w:w="2213"/>
       </w:tblGrid>
       <w:tr>
@@ -848,6 +834,7 @@
             <w:pPr>
               <w:pStyle w:val="Normal"/>
               <w:widowControl/>
+              <w:suppressAutoHyphens w:val="true"/>
               <w:spacing w:lineRule="auto" w:line="276" w:before="60" w:after="60"/>
               <w:jc w:val="start"/>
               <w:rPr>
@@ -872,13 +859,14 @@
         </w:tc>
         <w:tc>
           <w:tcPr>
-            <w:tcW w:w="2296" w:type="dxa"/>
+            <w:tcW w:w="2295" w:type="dxa"/>
             <w:tcBorders/>
           </w:tcPr>
           <w:p>
             <w:pPr>
               <w:pStyle w:val="Normal"/>
               <w:widowControl/>
+              <w:suppressAutoHyphens w:val="true"/>
               <w:spacing w:lineRule="auto" w:line="276" w:before="60" w:after="60"/>
               <w:jc w:val="start"/>
               <w:rPr>
@@ -903,13 +891,14 @@
         </w:tc>
         <w:tc>
           <w:tcPr>
-            <w:tcW w:w="2657" w:type="dxa"/>
+            <w:tcW w:w="2658" w:type="dxa"/>
             <w:tcBorders/>
           </w:tcPr>
           <w:p>
             <w:pPr>
               <w:pStyle w:val="Normal"/>
               <w:widowControl/>
+              <w:suppressAutoHyphens w:val="true"/>
               <w:spacing w:lineRule="auto" w:line="276" w:before="60" w:after="60"/>
               <w:jc w:val="start"/>
               <w:rPr>
@@ -941,6 +930,7 @@
             <w:pPr>
               <w:pStyle w:val="Normal"/>
               <w:widowControl/>
+              <w:suppressAutoHyphens w:val="true"/>
               <w:spacing w:lineRule="auto" w:line="276" w:before="60" w:after="60"/>
               <w:jc w:val="start"/>
               <w:rPr>
@@ -975,6 +965,7 @@
             <w:pPr>
               <w:pStyle w:val="Normal"/>
               <w:widowControl/>
+              <w:suppressAutoHyphens w:val="true"/>
               <w:spacing w:lineRule="auto" w:line="276" w:before="60" w:after="60"/>
               <w:jc w:val="start"/>
               <w:rPr>
@@ -995,13 +986,14 @@
         </w:tc>
         <w:tc>
           <w:tcPr>
-            <w:tcW w:w="2296" w:type="dxa"/>
+            <w:tcW w:w="2295" w:type="dxa"/>
             <w:tcBorders/>
           </w:tcPr>
           <w:p>
             <w:pPr>
               <w:pStyle w:val="Normal"/>
               <w:widowControl/>
+              <w:suppressAutoHyphens w:val="true"/>
               <w:spacing w:lineRule="auto" w:line="276" w:before="60" w:after="60"/>
               <w:jc w:val="start"/>
               <w:rPr>
@@ -1024,6 +1016,7 @@
             <w:pPr>
               <w:pStyle w:val="Normal"/>
               <w:widowControl/>
+              <w:suppressAutoHyphens w:val="true"/>
               <w:spacing w:lineRule="auto" w:line="276" w:before="60" w:after="60"/>
               <w:jc w:val="start"/>
               <w:rPr>
@@ -1046,6 +1039,7 @@
             <w:pPr>
               <w:pStyle w:val="Normal"/>
               <w:widowControl/>
+              <w:suppressAutoHyphens w:val="true"/>
               <w:spacing w:lineRule="auto" w:line="276" w:before="60" w:after="60"/>
               <w:jc w:val="start"/>
               <w:rPr>
@@ -1068,6 +1062,7 @@
             <w:pPr>
               <w:pStyle w:val="Normal"/>
               <w:widowControl/>
+              <w:suppressAutoHyphens w:val="true"/>
               <w:spacing w:lineRule="auto" w:line="276" w:before="60" w:after="60"/>
               <w:jc w:val="start"/>
               <w:rPr>
@@ -1090,6 +1085,7 @@
             <w:pPr>
               <w:pStyle w:val="Normal"/>
               <w:widowControl/>
+              <w:suppressAutoHyphens w:val="true"/>
               <w:spacing w:lineRule="auto" w:line="276" w:before="60" w:after="60"/>
               <w:jc w:val="start"/>
               <w:rPr>
@@ -1112,6 +1108,7 @@
             <w:pPr>
               <w:pStyle w:val="Normal"/>
               <w:widowControl/>
+              <w:suppressAutoHyphens w:val="true"/>
               <w:spacing w:lineRule="auto" w:line="276" w:before="60" w:after="60"/>
               <w:jc w:val="start"/>
               <w:rPr>
@@ -1133,13 +1130,14 @@
         </w:tc>
         <w:tc>
           <w:tcPr>
-            <w:tcW w:w="2657" w:type="dxa"/>
+            <w:tcW w:w="2658" w:type="dxa"/>
             <w:tcBorders/>
           </w:tcPr>
           <w:p>
             <w:pPr>
               <w:pStyle w:val="Normal"/>
               <w:widowControl/>
+              <w:suppressAutoHyphens w:val="true"/>
               <w:spacing w:lineRule="auto" w:line="276" w:before="60" w:after="60"/>
               <w:jc w:val="start"/>
               <w:rPr>
@@ -1162,6 +1160,7 @@
             <w:pPr>
               <w:pStyle w:val="Normal"/>
               <w:widowControl/>
+              <w:suppressAutoHyphens w:val="true"/>
               <w:spacing w:lineRule="auto" w:line="276" w:before="60" w:after="60"/>
               <w:jc w:val="start"/>
               <w:rPr>
@@ -1190,6 +1189,7 @@
             <w:pPr>
               <w:pStyle w:val="Normal"/>
               <w:widowControl/>
+              <w:suppressAutoHyphens w:val="true"/>
               <w:spacing w:lineRule="auto" w:line="276" w:before="60" w:after="60"/>
               <w:jc w:val="start"/>
               <w:rPr>
@@ -1271,6 +1271,7 @@
             <w:pPr>
               <w:pStyle w:val="Normal"/>
               <w:widowControl/>
+              <w:suppressAutoHyphens w:val="true"/>
               <w:spacing w:lineRule="auto" w:line="276" w:before="60" w:after="60"/>
               <w:jc w:val="start"/>
               <w:rPr>
@@ -1291,13 +1292,14 @@
         </w:tc>
         <w:tc>
           <w:tcPr>
-            <w:tcW w:w="2296" w:type="dxa"/>
+            <w:tcW w:w="2295" w:type="dxa"/>
             <w:tcBorders/>
           </w:tcPr>
           <w:p>
             <w:pPr>
               <w:pStyle w:val="Normal"/>
               <w:widowControl/>
+              <w:suppressAutoHyphens w:val="true"/>
               <w:spacing w:lineRule="auto" w:line="276" w:before="60" w:after="60"/>
               <w:jc w:val="start"/>
               <w:rPr>
@@ -1318,13 +1320,14 @@
         </w:tc>
         <w:tc>
           <w:tcPr>
-            <w:tcW w:w="2657" w:type="dxa"/>
+            <w:tcW w:w="2658" w:type="dxa"/>
             <w:tcBorders/>
           </w:tcPr>
           <w:p>
             <w:pPr>
               <w:pStyle w:val="Normal"/>
               <w:widowControl/>
+              <w:suppressAutoHyphens w:val="true"/>
               <w:spacing w:lineRule="auto" w:line="276" w:before="60" w:after="60"/>
               <w:jc w:val="start"/>
               <w:rPr>
@@ -1352,6 +1355,7 @@
             <w:pPr>
               <w:pStyle w:val="Normal"/>
               <w:widowControl/>
+              <w:suppressAutoHyphens w:val="true"/>
               <w:spacing w:lineRule="auto" w:line="276" w:before="60" w:after="60"/>
               <w:jc w:val="start"/>
               <w:rPr>
@@ -1382,6 +1386,7 @@
             <w:pPr>
               <w:pStyle w:val="Normal"/>
               <w:widowControl/>
+              <w:suppressAutoHyphens w:val="true"/>
               <w:spacing w:lineRule="auto" w:line="276" w:before="60" w:after="60"/>
               <w:jc w:val="start"/>
               <w:rPr>
@@ -1402,13 +1407,14 @@
         </w:tc>
         <w:tc>
           <w:tcPr>
-            <w:tcW w:w="2296" w:type="dxa"/>
+            <w:tcW w:w="2295" w:type="dxa"/>
             <w:tcBorders/>
           </w:tcPr>
           <w:p>
             <w:pPr>
               <w:pStyle w:val="Normal"/>
               <w:widowControl/>
+              <w:suppressAutoHyphens w:val="true"/>
               <w:spacing w:lineRule="auto" w:line="276" w:before="60" w:after="60"/>
               <w:jc w:val="start"/>
               <w:rPr>
@@ -1429,13 +1435,14 @@
         </w:tc>
         <w:tc>
           <w:tcPr>
-            <w:tcW w:w="2657" w:type="dxa"/>
+            <w:tcW w:w="2658" w:type="dxa"/>
             <w:tcBorders/>
           </w:tcPr>
           <w:p>
             <w:pPr>
               <w:pStyle w:val="Normal"/>
               <w:widowControl/>
+              <w:suppressAutoHyphens w:val="true"/>
               <w:spacing w:lineRule="auto" w:line="276" w:before="60" w:after="60"/>
               <w:jc w:val="start"/>
               <w:rPr>
@@ -1463,6 +1470,7 @@
             <w:pPr>
               <w:pStyle w:val="Normal"/>
               <w:widowControl/>
+              <w:suppressAutoHyphens w:val="true"/>
               <w:spacing w:lineRule="auto" w:line="276" w:before="60" w:after="60"/>
               <w:jc w:val="start"/>
               <w:rPr>
@@ -1504,6 +1512,7 @@
             <w:pPr>
               <w:pStyle w:val="Normal"/>
               <w:widowControl/>
+              <w:suppressAutoHyphens w:val="true"/>
               <w:spacing w:lineRule="auto" w:line="276" w:before="60" w:after="60"/>
               <w:jc w:val="start"/>
               <w:rPr>
@@ -1524,13 +1533,14 @@
         </w:tc>
         <w:tc>
           <w:tcPr>
-            <w:tcW w:w="2296" w:type="dxa"/>
+            <w:tcW w:w="2295" w:type="dxa"/>
             <w:tcBorders/>
           </w:tcPr>
           <w:p>
             <w:pPr>
               <w:pStyle w:val="Normal"/>
               <w:widowControl/>
+              <w:suppressAutoHyphens w:val="true"/>
               <w:spacing w:lineRule="auto" w:line="276" w:before="60" w:after="60"/>
               <w:jc w:val="start"/>
               <w:rPr>
@@ -1551,13 +1561,14 @@
         </w:tc>
         <w:tc>
           <w:tcPr>
-            <w:tcW w:w="2657" w:type="dxa"/>
+            <w:tcW w:w="2658" w:type="dxa"/>
             <w:tcBorders/>
           </w:tcPr>
           <w:p>
             <w:pPr>
               <w:pStyle w:val="Normal"/>
               <w:widowControl/>
+              <w:suppressAutoHyphens w:val="true"/>
               <w:spacing w:lineRule="auto" w:line="276" w:before="60" w:after="60"/>
               <w:jc w:val="start"/>
               <w:rPr>
@@ -1586,6 +1597,7 @@
             <w:pPr>
               <w:pStyle w:val="Normal"/>
               <w:widowControl/>
+              <w:suppressAutoHyphens w:val="true"/>
               <w:spacing w:lineRule="auto" w:line="276" w:before="60" w:after="60"/>
               <w:jc w:val="start"/>
               <w:rPr>
@@ -1616,6 +1628,7 @@
             <w:pPr>
               <w:pStyle w:val="Normal"/>
               <w:widowControl/>
+              <w:suppressAutoHyphens w:val="true"/>
               <w:spacing w:lineRule="auto" w:line="276" w:before="60" w:after="60"/>
               <w:jc w:val="start"/>
               <w:rPr>
@@ -1636,13 +1649,14 @@
         </w:tc>
         <w:tc>
           <w:tcPr>
-            <w:tcW w:w="2296" w:type="dxa"/>
+            <w:tcW w:w="2295" w:type="dxa"/>
             <w:tcBorders/>
           </w:tcPr>
           <w:p>
             <w:pPr>
               <w:pStyle w:val="Normal"/>
               <w:widowControl/>
+              <w:suppressAutoHyphens w:val="true"/>
               <w:spacing w:lineRule="auto" w:line="276" w:before="60" w:after="60"/>
               <w:jc w:val="start"/>
               <w:rPr>
@@ -1663,13 +1677,14 @@
         </w:tc>
         <w:tc>
           <w:tcPr>
-            <w:tcW w:w="2657" w:type="dxa"/>
+            <w:tcW w:w="2658" w:type="dxa"/>
             <w:tcBorders/>
           </w:tcPr>
           <w:p>
             <w:pPr>
               <w:pStyle w:val="Normal"/>
               <w:widowControl/>
+              <w:suppressAutoHyphens w:val="true"/>
               <w:spacing w:lineRule="auto" w:line="276" w:before="60" w:after="60"/>
               <w:jc w:val="start"/>
               <w:rPr>
@@ -1697,6 +1712,7 @@
             <w:pPr>
               <w:pStyle w:val="Normal"/>
               <w:widowControl/>
+              <w:suppressAutoHyphens w:val="true"/>
               <w:spacing w:lineRule="auto" w:line="276" w:before="60" w:after="60"/>
               <w:jc w:val="start"/>
               <w:rPr>
@@ -1738,6 +1754,7 @@
             <w:pPr>
               <w:pStyle w:val="Normal"/>
               <w:widowControl/>
+              <w:suppressAutoHyphens w:val="true"/>
               <w:spacing w:lineRule="auto" w:line="276" w:before="60" w:after="60"/>
               <w:jc w:val="start"/>
               <w:rPr>
@@ -1758,13 +1775,14 @@
         </w:tc>
         <w:tc>
           <w:tcPr>
-            <w:tcW w:w="2296" w:type="dxa"/>
+            <w:tcW w:w="2295" w:type="dxa"/>
             <w:tcBorders/>
           </w:tcPr>
           <w:p>
             <w:pPr>
               <w:pStyle w:val="Normal"/>
               <w:widowControl/>
+              <w:suppressAutoHyphens w:val="true"/>
               <w:spacing w:lineRule="auto" w:line="276" w:before="60" w:after="60"/>
               <w:jc w:val="start"/>
               <w:rPr>
@@ -1787,6 +1805,7 @@
             <w:pPr>
               <w:pStyle w:val="Normal"/>
               <w:widowControl/>
+              <w:suppressAutoHyphens w:val="true"/>
               <w:spacing w:lineRule="auto" w:line="276" w:before="60" w:after="60"/>
               <w:jc w:val="start"/>
               <w:rPr>
@@ -1809,6 +1828,7 @@
             <w:pPr>
               <w:pStyle w:val="Normal"/>
               <w:widowControl/>
+              <w:suppressAutoHyphens w:val="true"/>
               <w:spacing w:lineRule="auto" w:line="276" w:before="60" w:after="60"/>
               <w:jc w:val="start"/>
               <w:rPr>
@@ -1831,6 +1851,7 @@
             <w:pPr>
               <w:pStyle w:val="Normal"/>
               <w:widowControl/>
+              <w:suppressAutoHyphens w:val="true"/>
               <w:spacing w:lineRule="auto" w:line="276" w:before="60" w:after="60"/>
               <w:jc w:val="start"/>
               <w:rPr>
@@ -1853,6 +1874,7 @@
             <w:pPr>
               <w:pStyle w:val="Normal"/>
               <w:widowControl/>
+              <w:suppressAutoHyphens w:val="true"/>
               <w:spacing w:lineRule="auto" w:line="276" w:before="60" w:after="60"/>
               <w:jc w:val="start"/>
               <w:rPr>
@@ -1874,13 +1896,14 @@
         </w:tc>
         <w:tc>
           <w:tcPr>
-            <w:tcW w:w="2657" w:type="dxa"/>
+            <w:tcW w:w="2658" w:type="dxa"/>
             <w:tcBorders/>
           </w:tcPr>
           <w:p>
             <w:pPr>
               <w:pStyle w:val="Normal"/>
               <w:widowControl/>
+              <w:suppressAutoHyphens w:val="true"/>
               <w:spacing w:lineRule="auto" w:line="276" w:before="60" w:after="60"/>
               <w:jc w:val="start"/>
               <w:rPr>
@@ -1903,6 +1926,7 @@
             <w:pPr>
               <w:pStyle w:val="Normal"/>
               <w:widowControl/>
+              <w:suppressAutoHyphens w:val="true"/>
               <w:spacing w:lineRule="auto" w:line="276" w:before="60" w:after="60"/>
               <w:jc w:val="start"/>
               <w:rPr>
@@ -1925,6 +1949,7 @@
             <w:pPr>
               <w:pStyle w:val="Normal"/>
               <w:widowControl/>
+              <w:suppressAutoHyphens w:val="true"/>
               <w:spacing w:lineRule="auto" w:line="276" w:before="60" w:after="60"/>
               <w:jc w:val="start"/>
               <w:rPr>
@@ -1947,6 +1972,7 @@
             <w:pPr>
               <w:pStyle w:val="Normal"/>
               <w:widowControl/>
+              <w:suppressAutoHyphens w:val="true"/>
               <w:spacing w:lineRule="auto" w:line="276" w:before="60" w:after="60"/>
               <w:jc w:val="start"/>
               <w:rPr>
@@ -1974,6 +2000,7 @@
             <w:pPr>
               <w:pStyle w:val="Normal"/>
               <w:widowControl/>
+              <w:suppressAutoHyphens w:val="true"/>
               <w:spacing w:lineRule="auto" w:line="276" w:before="60" w:after="60"/>
               <w:jc w:val="start"/>
               <w:rPr>
@@ -2054,6 +2081,7 @@
             <w:pPr>
               <w:pStyle w:val="Normal"/>
               <w:widowControl/>
+              <w:suppressAutoHyphens w:val="true"/>
               <w:spacing w:lineRule="auto" w:line="276" w:before="60" w:after="60"/>
               <w:jc w:val="start"/>
               <w:rPr>
@@ -2074,13 +2102,14 @@
         </w:tc>
         <w:tc>
           <w:tcPr>
-            <w:tcW w:w="2296" w:type="dxa"/>
+            <w:tcW w:w="2295" w:type="dxa"/>
             <w:tcBorders/>
           </w:tcPr>
           <w:p>
             <w:pPr>
               <w:pStyle w:val="Normal"/>
               <w:widowControl/>
+              <w:suppressAutoHyphens w:val="true"/>
               <w:spacing w:lineRule="auto" w:line="276" w:before="60" w:after="60"/>
               <w:jc w:val="start"/>
               <w:rPr>
@@ -2103,6 +2132,7 @@
             <w:pPr>
               <w:pStyle w:val="Normal"/>
               <w:widowControl/>
+              <w:suppressAutoHyphens w:val="true"/>
               <w:spacing w:lineRule="auto" w:line="276" w:before="60" w:after="60"/>
               <w:jc w:val="start"/>
               <w:rPr>
@@ -2125,6 +2155,7 @@
             <w:pPr>
               <w:pStyle w:val="Normal"/>
               <w:widowControl/>
+              <w:suppressAutoHyphens w:val="true"/>
               <w:spacing w:lineRule="auto" w:line="276" w:before="60" w:after="60"/>
               <w:jc w:val="start"/>
               <w:rPr>
@@ -2146,13 +2177,14 @@
         </w:tc>
         <w:tc>
           <w:tcPr>
-            <w:tcW w:w="2657" w:type="dxa"/>
+            <w:tcW w:w="2658" w:type="dxa"/>
             <w:tcBorders/>
           </w:tcPr>
           <w:p>
             <w:pPr>
               <w:pStyle w:val="Normal"/>
               <w:widowControl/>
+              <w:suppressAutoHyphens w:val="true"/>
               <w:spacing w:lineRule="auto" w:line="276" w:before="60" w:after="60"/>
               <w:jc w:val="start"/>
               <w:rPr>
@@ -2175,6 +2207,7 @@
             <w:pPr>
               <w:pStyle w:val="Normal"/>
               <w:widowControl/>
+              <w:suppressAutoHyphens w:val="true"/>
               <w:spacing w:lineRule="auto" w:line="276" w:before="60" w:after="60"/>
               <w:jc w:val="start"/>
               <w:rPr>
@@ -2197,6 +2230,7 @@
             <w:pPr>
               <w:pStyle w:val="Normal"/>
               <w:widowControl/>
+              <w:suppressAutoHyphens w:val="true"/>
               <w:spacing w:lineRule="auto" w:line="276" w:before="60" w:after="60"/>
               <w:jc w:val="start"/>
               <w:rPr>
@@ -2224,6 +2258,7 @@
             <w:pPr>
               <w:pStyle w:val="Normal"/>
               <w:widowControl/>
+              <w:suppressAutoHyphens w:val="true"/>
               <w:spacing w:lineRule="auto" w:line="276" w:before="60" w:after="60"/>
               <w:jc w:val="start"/>
               <w:rPr>
@@ -2254,6 +2289,7 @@
             <w:pPr>
               <w:pStyle w:val="Normal"/>
               <w:widowControl/>
+              <w:suppressAutoHyphens w:val="true"/>
               <w:spacing w:lineRule="auto" w:line="276" w:before="60" w:after="60"/>
               <w:jc w:val="start"/>
               <w:rPr>
@@ -2274,13 +2310,14 @@
         </w:tc>
         <w:tc>
           <w:tcPr>
-            <w:tcW w:w="2296" w:type="dxa"/>
+            <w:tcW w:w="2295" w:type="dxa"/>
             <w:tcBorders/>
           </w:tcPr>
           <w:p>
             <w:pPr>
               <w:pStyle w:val="Normal"/>
               <w:widowControl/>
+              <w:suppressAutoHyphens w:val="true"/>
               <w:spacing w:lineRule="auto" w:line="276" w:before="60" w:after="60"/>
               <w:jc w:val="start"/>
               <w:rPr>
@@ -2303,6 +2340,7 @@
             <w:pPr>
               <w:pStyle w:val="Normal"/>
               <w:widowControl/>
+              <w:suppressAutoHyphens w:val="true"/>
               <w:spacing w:lineRule="auto" w:line="276" w:before="60" w:after="60"/>
               <w:jc w:val="start"/>
               <w:rPr>
@@ -2324,13 +2362,14 @@
         </w:tc>
         <w:tc>
           <w:tcPr>
-            <w:tcW w:w="2657" w:type="dxa"/>
+            <w:tcW w:w="2658" w:type="dxa"/>
             <w:tcBorders/>
           </w:tcPr>
           <w:p>
             <w:pPr>
               <w:pStyle w:val="Normal"/>
               <w:widowControl/>
+              <w:suppressAutoHyphens w:val="true"/>
               <w:spacing w:lineRule="auto" w:line="276" w:before="60" w:after="60"/>
               <w:jc w:val="start"/>
               <w:rPr>
@@ -2358,6 +2397,7 @@
             <w:pPr>
               <w:pStyle w:val="Normal"/>
               <w:widowControl/>
+              <w:suppressAutoHyphens w:val="true"/>
               <w:spacing w:lineRule="auto" w:line="276" w:before="60" w:after="60"/>
               <w:jc w:val="start"/>
               <w:rPr>
@@ -2388,6 +2428,7 @@
             <w:pPr>
               <w:pStyle w:val="Normal"/>
               <w:widowControl/>
+              <w:suppressAutoHyphens w:val="true"/>
               <w:spacing w:lineRule="auto" w:line="276" w:before="60" w:after="60"/>
               <w:jc w:val="start"/>
               <w:rPr>
@@ -2408,13 +2449,14 @@
         </w:tc>
         <w:tc>
           <w:tcPr>
-            <w:tcW w:w="2296" w:type="dxa"/>
+            <w:tcW w:w="2295" w:type="dxa"/>
             <w:tcBorders/>
           </w:tcPr>
           <w:p>
             <w:pPr>
               <w:pStyle w:val="Normal"/>
               <w:widowControl/>
+              <w:suppressAutoHyphens w:val="true"/>
               <w:spacing w:lineRule="auto" w:line="276" w:before="60" w:after="60"/>
               <w:jc w:val="start"/>
               <w:rPr>
@@ -2436,13 +2478,14 @@
         </w:tc>
         <w:tc>
           <w:tcPr>
-            <w:tcW w:w="2657" w:type="dxa"/>
+            <w:tcW w:w="2658" w:type="dxa"/>
             <w:tcBorders/>
           </w:tcPr>
           <w:p>
             <w:pPr>
               <w:pStyle w:val="Normal"/>
               <w:widowControl/>
+              <w:suppressAutoHyphens w:val="true"/>
               <w:spacing w:lineRule="auto" w:line="276" w:before="60" w:after="60"/>
               <w:jc w:val="start"/>
               <w:rPr>
@@ -2465,6 +2508,7 @@
             <w:pPr>
               <w:pStyle w:val="Normal"/>
               <w:widowControl/>
+              <w:suppressAutoHyphens w:val="true"/>
               <w:spacing w:lineRule="auto" w:line="276" w:before="60" w:after="60"/>
               <w:jc w:val="start"/>
               <w:rPr>
@@ -2492,6 +2536,7 @@
             <w:pPr>
               <w:pStyle w:val="Normal"/>
               <w:widowControl/>
+              <w:suppressAutoHyphens w:val="true"/>
               <w:spacing w:lineRule="auto" w:line="276" w:before="60" w:after="60"/>
               <w:jc w:val="start"/>
               <w:rPr>
@@ -2522,6 +2567,7 @@
             <w:pPr>
               <w:pStyle w:val="Normal"/>
               <w:widowControl/>
+              <w:suppressAutoHyphens w:val="true"/>
               <w:spacing w:lineRule="auto" w:line="276" w:before="60" w:after="60"/>
               <w:jc w:val="start"/>
               <w:rPr>
@@ -2542,13 +2588,14 @@
         </w:tc>
         <w:tc>
           <w:tcPr>
-            <w:tcW w:w="2296" w:type="dxa"/>
+            <w:tcW w:w="2295" w:type="dxa"/>
             <w:tcBorders/>
           </w:tcPr>
           <w:p>
             <w:pPr>
               <w:pStyle w:val="Normal"/>
               <w:widowControl/>
+              <w:suppressAutoHyphens w:val="true"/>
               <w:spacing w:lineRule="auto" w:line="276" w:before="60" w:after="60"/>
               <w:jc w:val="start"/>
               <w:rPr>
@@ -2569,13 +2616,14 @@
         </w:tc>
         <w:tc>
           <w:tcPr>
-            <w:tcW w:w="2657" w:type="dxa"/>
+            <w:tcW w:w="2658" w:type="dxa"/>
             <w:tcBorders/>
           </w:tcPr>
           <w:p>
             <w:pPr>
               <w:pStyle w:val="Normal"/>
               <w:widowControl/>
+              <w:suppressAutoHyphens w:val="true"/>
               <w:spacing w:lineRule="auto" w:line="276" w:before="60" w:after="60"/>
               <w:jc w:val="start"/>
               <w:rPr>
@@ -2603,6 +2651,7 @@
             <w:pPr>
               <w:pStyle w:val="Normal"/>
               <w:widowControl/>
+              <w:suppressAutoHyphens w:val="true"/>
               <w:spacing w:lineRule="auto" w:line="276" w:before="60" w:after="60"/>
               <w:jc w:val="start"/>
               <w:rPr>
@@ -2644,6 +2693,7 @@
             <w:pPr>
               <w:pStyle w:val="Normal"/>
               <w:widowControl/>
+              <w:suppressAutoHyphens w:val="true"/>
               <w:spacing w:lineRule="auto" w:line="276" w:before="60" w:after="60"/>
               <w:jc w:val="start"/>
               <w:rPr>
@@ -2664,13 +2714,14 @@
         </w:tc>
         <w:tc>
           <w:tcPr>
-            <w:tcW w:w="2296" w:type="dxa"/>
+            <w:tcW w:w="2295" w:type="dxa"/>
             <w:tcBorders/>
           </w:tcPr>
           <w:p>
             <w:pPr>
               <w:pStyle w:val="Normal"/>
               <w:widowControl/>
+              <w:suppressAutoHyphens w:val="true"/>
               <w:spacing w:lineRule="auto" w:line="276" w:before="60" w:after="60"/>
               <w:jc w:val="start"/>
               <w:rPr>
@@ -2691,13 +2742,14 @@
         </w:tc>
         <w:tc>
           <w:tcPr>
-            <w:tcW w:w="2657" w:type="dxa"/>
+            <w:tcW w:w="2658" w:type="dxa"/>
             <w:tcBorders/>
           </w:tcPr>
           <w:p>
             <w:pPr>
               <w:pStyle w:val="Normal"/>
               <w:widowControl/>
+              <w:suppressAutoHyphens w:val="true"/>
               <w:spacing w:lineRule="auto" w:line="276" w:before="60" w:after="60"/>
               <w:jc w:val="start"/>
               <w:rPr>
@@ -2725,6 +2777,7 @@
             <w:pPr>
               <w:pStyle w:val="Normal"/>
               <w:widowControl/>
+              <w:suppressAutoHyphens w:val="true"/>
               <w:spacing w:lineRule="auto" w:line="276" w:before="60" w:after="60"/>
               <w:jc w:val="start"/>
               <w:rPr>
@@ -2766,6 +2819,7 @@
             <w:pPr>
               <w:pStyle w:val="Normal"/>
               <w:widowControl/>
+              <w:suppressAutoHyphens w:val="true"/>
               <w:spacing w:lineRule="auto" w:line="276" w:before="60" w:after="60"/>
               <w:jc w:val="start"/>
               <w:rPr>
@@ -2786,13 +2840,14 @@
         </w:tc>
         <w:tc>
           <w:tcPr>
-            <w:tcW w:w="2296" w:type="dxa"/>
+            <w:tcW w:w="2295" w:type="dxa"/>
             <w:tcBorders/>
           </w:tcPr>
           <w:p>
             <w:pPr>
               <w:pStyle w:val="Normal"/>
               <w:widowControl/>
+              <w:suppressAutoHyphens w:val="true"/>
               <w:spacing w:lineRule="auto" w:line="276" w:before="60" w:after="60"/>
               <w:jc w:val="start"/>
               <w:rPr>
@@ -2813,13 +2868,14 @@
         </w:tc>
         <w:tc>
           <w:tcPr>
-            <w:tcW w:w="2657" w:type="dxa"/>
+            <w:tcW w:w="2658" w:type="dxa"/>
             <w:tcBorders/>
           </w:tcPr>
           <w:p>
             <w:pPr>
               <w:pStyle w:val="Normal"/>
               <w:widowControl/>
+              <w:suppressAutoHyphens w:val="true"/>
               <w:spacing w:lineRule="auto" w:line="276" w:before="60" w:after="60"/>
               <w:jc w:val="start"/>
               <w:rPr>
@@ -2847,6 +2903,7 @@
             <w:pPr>
               <w:pStyle w:val="Normal"/>
               <w:widowControl/>
+              <w:suppressAutoHyphens w:val="true"/>
               <w:spacing w:lineRule="auto" w:line="276" w:before="60" w:after="60"/>
               <w:jc w:val="start"/>
               <w:rPr>
@@ -3266,10 +3323,10 @@
         <w:tblLook w:noHBand="0" w:noVBand="1" w:firstColumn="1" w:lastRow="0" w:lastColumn="0" w:firstRow="1" w:val="04a0"/>
       </w:tblPr>
       <w:tblGrid>
-        <w:gridCol w:w="457"/>
-        <w:gridCol w:w="2544"/>
-        <w:gridCol w:w="3525"/>
-        <w:gridCol w:w="2969"/>
+        <w:gridCol w:w="456"/>
+        <w:gridCol w:w="2545"/>
+        <w:gridCol w:w="3524"/>
+        <w:gridCol w:w="2970"/>
       </w:tblGrid>
       <w:tr>
         <w:trPr>
@@ -3277,13 +3334,14 @@
         </w:trPr>
         <w:tc>
           <w:tcPr>
-            <w:tcW w:w="457" w:type="dxa"/>
+            <w:tcW w:w="456" w:type="dxa"/>
             <w:tcBorders/>
           </w:tcPr>
           <w:p>
             <w:pPr>
               <w:pStyle w:val="Normal"/>
               <w:widowControl/>
+              <w:suppressAutoHyphens w:val="true"/>
               <w:spacing w:lineRule="auto" w:line="276" w:before="60" w:after="60"/>
               <w:jc w:val="center"/>
               <w:rPr>
@@ -3308,13 +3366,14 @@
         </w:tc>
         <w:tc>
           <w:tcPr>
-            <w:tcW w:w="2544" w:type="dxa"/>
+            <w:tcW w:w="2545" w:type="dxa"/>
             <w:tcBorders/>
           </w:tcPr>
           <w:p>
             <w:pPr>
               <w:pStyle w:val="Normal"/>
               <w:widowControl/>
+              <w:suppressAutoHyphens w:val="true"/>
               <w:spacing w:lineRule="auto" w:line="276" w:before="60" w:after="60"/>
               <w:jc w:val="start"/>
               <w:rPr>
@@ -3339,13 +3398,14 @@
         </w:tc>
         <w:tc>
           <w:tcPr>
-            <w:tcW w:w="3525" w:type="dxa"/>
+            <w:tcW w:w="3524" w:type="dxa"/>
             <w:tcBorders/>
           </w:tcPr>
           <w:p>
             <w:pPr>
               <w:pStyle w:val="Normal"/>
               <w:widowControl/>
+              <w:suppressAutoHyphens w:val="true"/>
               <w:spacing w:lineRule="auto" w:line="276" w:before="60" w:after="60"/>
               <w:jc w:val="center"/>
               <w:rPr>
@@ -3370,13 +3430,14 @@
         </w:tc>
         <w:tc>
           <w:tcPr>
-            <w:tcW w:w="2969" w:type="dxa"/>
+            <w:tcW w:w="2970" w:type="dxa"/>
             <w:tcBorders/>
           </w:tcPr>
           <w:p>
             <w:pPr>
               <w:pStyle w:val="Normal"/>
               <w:widowControl/>
+              <w:suppressAutoHyphens w:val="true"/>
               <w:spacing w:lineRule="auto" w:line="276" w:before="60" w:after="60"/>
               <w:jc w:val="center"/>
               <w:rPr>
@@ -3406,13 +3467,14 @@
         </w:trPr>
         <w:tc>
           <w:tcPr>
-            <w:tcW w:w="457" w:type="dxa"/>
+            <w:tcW w:w="456" w:type="dxa"/>
             <w:tcBorders/>
           </w:tcPr>
           <w:p>
             <w:pPr>
               <w:pStyle w:val="Normal"/>
               <w:widowControl/>
+              <w:suppressAutoHyphens w:val="true"/>
               <w:spacing w:lineRule="auto" w:line="276" w:before="60" w:after="60"/>
               <w:jc w:val="center"/>
               <w:rPr>
@@ -3437,13 +3499,14 @@
         </w:tc>
         <w:tc>
           <w:tcPr>
-            <w:tcW w:w="2544" w:type="dxa"/>
+            <w:tcW w:w="2545" w:type="dxa"/>
             <w:tcBorders/>
           </w:tcPr>
           <w:p>
             <w:pPr>
               <w:pStyle w:val="Normal"/>
               <w:widowControl/>
+              <w:suppressAutoHyphens w:val="true"/>
               <w:spacing w:lineRule="auto" w:line="276" w:before="60" w:after="60"/>
               <w:jc w:val="start"/>
               <w:rPr>
@@ -3465,13 +3528,14 @@
         </w:tc>
         <w:tc>
           <w:tcPr>
-            <w:tcW w:w="3525" w:type="dxa"/>
+            <w:tcW w:w="3524" w:type="dxa"/>
             <w:tcBorders/>
           </w:tcPr>
           <w:p>
             <w:pPr>
               <w:pStyle w:val="Normal"/>
               <w:widowControl/>
+              <w:suppressAutoHyphens w:val="true"/>
               <w:spacing w:lineRule="auto" w:line="276" w:before="60" w:after="60"/>
               <w:jc w:val="start"/>
               <w:rPr>
@@ -3492,13 +3556,14 @@
         </w:tc>
         <w:tc>
           <w:tcPr>
-            <w:tcW w:w="2969" w:type="dxa"/>
+            <w:tcW w:w="2970" w:type="dxa"/>
             <w:tcBorders/>
           </w:tcPr>
           <w:p>
             <w:pPr>
               <w:pStyle w:val="Normal"/>
               <w:widowControl/>
+              <w:suppressAutoHyphens w:val="true"/>
               <w:spacing w:lineRule="auto" w:line="276" w:before="60" w:after="60"/>
               <w:jc w:val="start"/>
               <w:rPr>
@@ -3535,13 +3600,14 @@
         </w:trPr>
         <w:tc>
           <w:tcPr>
-            <w:tcW w:w="457" w:type="dxa"/>
+            <w:tcW w:w="456" w:type="dxa"/>
             <w:tcBorders/>
           </w:tcPr>
           <w:p>
             <w:pPr>
               <w:pStyle w:val="Normal"/>
               <w:widowControl/>
+              <w:suppressAutoHyphens w:val="true"/>
               <w:spacing w:lineRule="auto" w:line="276" w:before="60" w:after="60"/>
               <w:jc w:val="center"/>
               <w:rPr>
@@ -3566,13 +3632,14 @@
         </w:tc>
         <w:tc>
           <w:tcPr>
-            <w:tcW w:w="2544" w:type="dxa"/>
+            <w:tcW w:w="2545" w:type="dxa"/>
             <w:tcBorders/>
           </w:tcPr>
           <w:p>
             <w:pPr>
               <w:pStyle w:val="Normal"/>
               <w:widowControl/>
+              <w:suppressAutoHyphens w:val="true"/>
               <w:spacing w:lineRule="auto" w:line="276" w:before="60" w:after="60"/>
               <w:jc w:val="start"/>
               <w:rPr>
@@ -3594,13 +3661,14 @@
         </w:tc>
         <w:tc>
           <w:tcPr>
-            <w:tcW w:w="3525" w:type="dxa"/>
+            <w:tcW w:w="3524" w:type="dxa"/>
             <w:tcBorders/>
           </w:tcPr>
           <w:p>
             <w:pPr>
               <w:pStyle w:val="Normal"/>
               <w:widowControl/>
+              <w:suppressAutoHyphens w:val="true"/>
               <w:spacing w:lineRule="auto" w:line="276" w:before="60" w:after="60"/>
               <w:jc w:val="start"/>
               <w:rPr>
@@ -3615,39 +3683,20 @@
                 <w:szCs w:val="24"/>
                 <w:lang w:val="ru-RU" w:eastAsia="ru-RU" w:bidi="ar-SA"/>
               </w:rPr>
-              <w:t xml:space="preserve">Клиент выбрал услугу, мастера и свободную дату. На следующем шаге клиент выбирает свободный интервал, который </w:t>
-            </w:r>
-            <w:r>
-              <w:rPr>
-                <w:rFonts w:eastAsia="Times New Roman" w:cs="Times New Roman"/>
-                <w:color w:val="000000"/>
-                <w:kern w:val="0"/>
-                <w:szCs w:val="24"/>
-                <w:lang w:val="ru-RU" w:eastAsia="ru-RU" w:bidi="ar-SA"/>
-              </w:rPr>
-              <w:t xml:space="preserve">занял другой клиент </w:t>
-            </w:r>
-            <w:r>
-              <w:rPr>
-                <w:rFonts w:eastAsia="Times New Roman" w:cs="Times New Roman"/>
-                <w:color w:val="000000"/>
-                <w:kern w:val="0"/>
-                <w:szCs w:val="24"/>
-                <w:lang w:val="ru-RU" w:eastAsia="ru-RU" w:bidi="ar-SA"/>
-              </w:rPr>
-              <w:t>между выбором и подтверждением записи.</w:t>
+              <w:t>Клиент выбрал услугу, мастера и свободную дату. На следующем шаге клиент выбирает свободный интервал, который занял другой клиент между выбором и подтверждением записи.</w:t>
             </w:r>
           </w:p>
         </w:tc>
         <w:tc>
           <w:tcPr>
-            <w:tcW w:w="2969" w:type="dxa"/>
+            <w:tcW w:w="2970" w:type="dxa"/>
             <w:tcBorders/>
           </w:tcPr>
           <w:p>
             <w:pPr>
               <w:pStyle w:val="Normal"/>
               <w:widowControl/>
+              <w:suppressAutoHyphens w:val="true"/>
               <w:spacing w:lineRule="auto" w:line="276" w:before="60" w:after="60"/>
               <w:jc w:val="start"/>
               <w:rPr>
@@ -3704,13 +3753,14 @@
         </w:trPr>
         <w:tc>
           <w:tcPr>
-            <w:tcW w:w="457" w:type="dxa"/>
+            <w:tcW w:w="456" w:type="dxa"/>
             <w:tcBorders/>
           </w:tcPr>
           <w:p>
             <w:pPr>
               <w:pStyle w:val="Normal"/>
               <w:widowControl/>
+              <w:suppressAutoHyphens w:val="true"/>
               <w:spacing w:lineRule="auto" w:line="276" w:before="60" w:after="60"/>
               <w:jc w:val="center"/>
               <w:rPr>
@@ -3735,13 +3785,14 @@
         </w:tc>
         <w:tc>
           <w:tcPr>
-            <w:tcW w:w="2544" w:type="dxa"/>
+            <w:tcW w:w="2545" w:type="dxa"/>
             <w:tcBorders/>
           </w:tcPr>
           <w:p>
             <w:pPr>
               <w:pStyle w:val="Normal"/>
               <w:widowControl/>
+              <w:suppressAutoHyphens w:val="true"/>
               <w:spacing w:lineRule="auto" w:line="276" w:before="60" w:after="60"/>
               <w:jc w:val="start"/>
               <w:rPr>
@@ -3762,13 +3813,14 @@
         </w:tc>
         <w:tc>
           <w:tcPr>
-            <w:tcW w:w="3525" w:type="dxa"/>
+            <w:tcW w:w="3524" w:type="dxa"/>
             <w:tcBorders/>
           </w:tcPr>
           <w:p>
             <w:pPr>
               <w:pStyle w:val="Normal"/>
               <w:widowControl/>
+              <w:suppressAutoHyphens w:val="true"/>
               <w:spacing w:lineRule="auto" w:line="276" w:before="60" w:after="60"/>
               <w:jc w:val="start"/>
               <w:rPr>
@@ -3789,13 +3841,14 @@
         </w:tc>
         <w:tc>
           <w:tcPr>
-            <w:tcW w:w="2969" w:type="dxa"/>
+            <w:tcW w:w="2970" w:type="dxa"/>
             <w:tcBorders/>
           </w:tcPr>
           <w:p>
             <w:pPr>
               <w:pStyle w:val="Normal"/>
               <w:widowControl/>
+              <w:suppressAutoHyphens w:val="true"/>
               <w:spacing w:lineRule="auto" w:line="276" w:before="60" w:after="60"/>
               <w:jc w:val="start"/>
               <w:rPr>
@@ -3832,13 +3885,14 @@
         </w:trPr>
         <w:tc>
           <w:tcPr>
-            <w:tcW w:w="457" w:type="dxa"/>
+            <w:tcW w:w="456" w:type="dxa"/>
             <w:tcBorders/>
           </w:tcPr>
           <w:p>
             <w:pPr>
               <w:pStyle w:val="Normal"/>
               <w:widowControl/>
+              <w:suppressAutoHyphens w:val="true"/>
               <w:spacing w:lineRule="auto" w:line="276" w:before="60" w:after="60"/>
               <w:jc w:val="center"/>
               <w:rPr>
@@ -3863,13 +3917,14 @@
         </w:tc>
         <w:tc>
           <w:tcPr>
-            <w:tcW w:w="2544" w:type="dxa"/>
+            <w:tcW w:w="2545" w:type="dxa"/>
             <w:tcBorders/>
           </w:tcPr>
           <w:p>
             <w:pPr>
               <w:pStyle w:val="Normal"/>
               <w:widowControl/>
+              <w:suppressAutoHyphens w:val="true"/>
               <w:spacing w:lineRule="auto" w:line="276" w:before="60" w:after="60"/>
               <w:jc w:val="start"/>
               <w:rPr>
@@ -3891,13 +3946,14 @@
         </w:tc>
         <w:tc>
           <w:tcPr>
-            <w:tcW w:w="3525" w:type="dxa"/>
+            <w:tcW w:w="3524" w:type="dxa"/>
             <w:tcBorders/>
           </w:tcPr>
           <w:p>
             <w:pPr>
               <w:pStyle w:val="Normal"/>
               <w:widowControl/>
+              <w:suppressAutoHyphens w:val="true"/>
               <w:spacing w:lineRule="auto" w:line="276" w:before="60" w:after="60"/>
               <w:jc w:val="start"/>
               <w:rPr>
@@ -3905,26 +3961,21 @@
               </w:rPr>
             </w:pPr>
             <w:r>
-              <w:rPr>
-                <w:rFonts w:eastAsia="Times New Roman" w:cs="Times New Roman"/>
-                <w:color w:val="000000"/>
-                <w:kern w:val="0"/>
-                <w:szCs w:val="24"/>
-                <w:lang w:val="ru-RU" w:eastAsia="ru-RU" w:bidi="ar-SA"/>
-              </w:rPr>
-              <w:t>Клиент открыл свою запись и попытался ее отменить.</w:t>
+              <w:rPr/>
+              <w:t>Клиент открыл свою запись, до начала которой остался 1 час, и попытался её отменить.</w:t>
             </w:r>
           </w:p>
         </w:tc>
         <w:tc>
           <w:tcPr>
-            <w:tcW w:w="2969" w:type="dxa"/>
+            <w:tcW w:w="2970" w:type="dxa"/>
             <w:tcBorders/>
           </w:tcPr>
           <w:p>
             <w:pPr>
               <w:pStyle w:val="Normal"/>
               <w:widowControl/>
+              <w:suppressAutoHyphens w:val="true"/>
               <w:spacing w:lineRule="auto" w:line="276" w:before="60" w:after="60"/>
               <w:jc w:val="start"/>
               <w:rPr>
@@ -3961,13 +4012,14 @@
         </w:trPr>
         <w:tc>
           <w:tcPr>
-            <w:tcW w:w="457" w:type="dxa"/>
+            <w:tcW w:w="456" w:type="dxa"/>
             <w:tcBorders/>
           </w:tcPr>
           <w:p>
             <w:pPr>
               <w:pStyle w:val="Normal"/>
               <w:widowControl/>
+              <w:suppressAutoHyphens w:val="true"/>
               <w:spacing w:lineRule="auto" w:line="276" w:before="60" w:after="60"/>
               <w:jc w:val="center"/>
               <w:rPr>
@@ -3992,13 +4044,14 @@
         </w:tc>
         <w:tc>
           <w:tcPr>
-            <w:tcW w:w="2544" w:type="dxa"/>
+            <w:tcW w:w="2545" w:type="dxa"/>
             <w:tcBorders/>
           </w:tcPr>
           <w:p>
             <w:pPr>
               <w:pStyle w:val="Normal"/>
               <w:widowControl/>
+              <w:suppressAutoHyphens w:val="true"/>
               <w:spacing w:lineRule="auto" w:line="276" w:before="60" w:after="60"/>
               <w:jc w:val="start"/>
               <w:rPr>
@@ -4019,13 +4072,14 @@
         </w:tc>
         <w:tc>
           <w:tcPr>
-            <w:tcW w:w="3525" w:type="dxa"/>
+            <w:tcW w:w="3524" w:type="dxa"/>
             <w:tcBorders/>
           </w:tcPr>
           <w:p>
             <w:pPr>
               <w:pStyle w:val="Normal"/>
               <w:widowControl/>
+              <w:suppressAutoHyphens w:val="true"/>
               <w:spacing w:lineRule="auto" w:line="276" w:before="60" w:after="60"/>
               <w:jc w:val="start"/>
               <w:rPr>
@@ -4046,13 +4100,14 @@
         </w:tc>
         <w:tc>
           <w:tcPr>
-            <w:tcW w:w="2969" w:type="dxa"/>
+            <w:tcW w:w="2970" w:type="dxa"/>
             <w:tcBorders/>
           </w:tcPr>
           <w:p>
             <w:pPr>
               <w:pStyle w:val="Normal"/>
               <w:widowControl/>
+              <w:suppressAutoHyphens w:val="true"/>
               <w:spacing w:lineRule="auto" w:line="276" w:before="60" w:after="60"/>
               <w:jc w:val="start"/>
               <w:rPr>
@@ -4078,13 +4133,14 @@
         </w:trPr>
         <w:tc>
           <w:tcPr>
-            <w:tcW w:w="457" w:type="dxa"/>
+            <w:tcW w:w="456" w:type="dxa"/>
             <w:tcBorders/>
           </w:tcPr>
           <w:p>
             <w:pPr>
               <w:pStyle w:val="Normal"/>
               <w:widowControl/>
+              <w:suppressAutoHyphens w:val="true"/>
               <w:spacing w:lineRule="auto" w:line="276" w:before="60" w:after="60"/>
               <w:jc w:val="center"/>
               <w:rPr>
@@ -4109,13 +4165,14 @@
         </w:tc>
         <w:tc>
           <w:tcPr>
-            <w:tcW w:w="2544" w:type="dxa"/>
+            <w:tcW w:w="2545" w:type="dxa"/>
             <w:tcBorders/>
           </w:tcPr>
           <w:p>
             <w:pPr>
               <w:pStyle w:val="Normal"/>
               <w:widowControl/>
+              <w:suppressAutoHyphens w:val="true"/>
               <w:spacing w:lineRule="auto" w:line="276" w:before="60" w:after="60"/>
               <w:jc w:val="start"/>
               <w:rPr>
@@ -4136,13 +4193,14 @@
         </w:tc>
         <w:tc>
           <w:tcPr>
-            <w:tcW w:w="3525" w:type="dxa"/>
+            <w:tcW w:w="3524" w:type="dxa"/>
             <w:tcBorders/>
           </w:tcPr>
           <w:p>
             <w:pPr>
               <w:pStyle w:val="Normal"/>
               <w:widowControl/>
+              <w:suppressAutoHyphens w:val="true"/>
               <w:spacing w:lineRule="auto" w:line="276" w:before="60" w:after="60"/>
               <w:jc w:val="start"/>
               <w:rPr>
@@ -4163,13 +4221,14 @@
         </w:tc>
         <w:tc>
           <w:tcPr>
-            <w:tcW w:w="2969" w:type="dxa"/>
+            <w:tcW w:w="2970" w:type="dxa"/>
             <w:tcBorders/>
           </w:tcPr>
           <w:p>
             <w:pPr>
               <w:pStyle w:val="Normal"/>
               <w:widowControl/>
+              <w:suppressAutoHyphens w:val="true"/>
               <w:spacing w:lineRule="auto" w:line="276" w:before="60" w:after="60"/>
               <w:jc w:val="start"/>
               <w:rPr>
@@ -4195,13 +4254,14 @@
         </w:trPr>
         <w:tc>
           <w:tcPr>
-            <w:tcW w:w="457" w:type="dxa"/>
+            <w:tcW w:w="456" w:type="dxa"/>
             <w:tcBorders/>
           </w:tcPr>
           <w:p>
             <w:pPr>
               <w:pStyle w:val="Normal"/>
               <w:widowControl/>
+              <w:suppressAutoHyphens w:val="true"/>
               <w:spacing w:lineRule="auto" w:line="276" w:before="60" w:after="60"/>
               <w:jc w:val="center"/>
               <w:rPr>
@@ -4226,13 +4286,14 @@
         </w:tc>
         <w:tc>
           <w:tcPr>
-            <w:tcW w:w="2544" w:type="dxa"/>
+            <w:tcW w:w="2545" w:type="dxa"/>
             <w:tcBorders/>
           </w:tcPr>
           <w:p>
             <w:pPr>
               <w:pStyle w:val="Normal"/>
               <w:widowControl/>
+              <w:suppressAutoHyphens w:val="true"/>
               <w:spacing w:lineRule="auto" w:line="276" w:before="60" w:after="60"/>
               <w:jc w:val="start"/>
               <w:rPr>
@@ -4254,13 +4315,14 @@
         </w:tc>
         <w:tc>
           <w:tcPr>
-            <w:tcW w:w="3525" w:type="dxa"/>
+            <w:tcW w:w="3524" w:type="dxa"/>
             <w:tcBorders/>
           </w:tcPr>
           <w:p>
             <w:pPr>
               <w:pStyle w:val="Normal"/>
               <w:widowControl/>
+              <w:suppressAutoHyphens w:val="true"/>
               <w:spacing w:lineRule="auto" w:line="276" w:before="60" w:after="60"/>
               <w:jc w:val="start"/>
               <w:rPr>
@@ -4281,13 +4343,14 @@
         </w:tc>
         <w:tc>
           <w:tcPr>
-            <w:tcW w:w="2969" w:type="dxa"/>
+            <w:tcW w:w="2970" w:type="dxa"/>
             <w:tcBorders/>
           </w:tcPr>
           <w:p>
             <w:pPr>
               <w:pStyle w:val="Normal"/>
               <w:widowControl/>
+              <w:suppressAutoHyphens w:val="true"/>
               <w:spacing w:lineRule="auto" w:line="276" w:before="60" w:after="60"/>
               <w:jc w:val="start"/>
               <w:rPr>
@@ -5206,6 +5269,7 @@
     <w:qFormat/>
     <w:pPr>
       <w:widowControl/>
+      <w:suppressAutoHyphens w:val="true"/>
       <w:bidi w:val="0"/>
       <w:spacing w:before="0" w:after="0"/>
       <w:jc w:val="start"/>
@@ -8250,9 +8314,16 @@
       <w:sz w:val="24"/>
     </w:rPr>
   </w:style>
+  <w:style w:type="character" w:styleId="FootnoteCharactersuser">
+    <w:name w:val="Footnote Characters (user)"/>
+    <w:link w:val="125"/>
+    <w:qFormat/>
+    <w:rPr>
+      <w:vertAlign w:val="superscript"/>
+    </w:rPr>
+  </w:style>
   <w:style w:type="character" w:styleId="FootnoteCharacters">
     <w:name w:val="Footnote Characters"/>
-    <w:link w:val="125"/>
     <w:qFormat/>
     <w:rPr>
       <w:vertAlign w:val="superscript"/>
@@ -8417,9 +8488,16 @@
       <w:sz w:val="24"/>
     </w:rPr>
   </w:style>
+  <w:style w:type="character" w:styleId="EndnoteCharactersuser">
+    <w:name w:val="Endnote Characters (user)"/>
+    <w:link w:val="126"/>
+    <w:qFormat/>
+    <w:rPr>
+      <w:vertAlign w:val="superscript"/>
+    </w:rPr>
+  </w:style>
   <w:style w:type="character" w:styleId="EndnoteCharacters">
     <w:name w:val="Endnote Characters"/>
-    <w:link w:val="126"/>
     <w:qFormat/>
     <w:rPr>
       <w:vertAlign w:val="superscript"/>
@@ -11937,6 +12015,7 @@
     <w:qFormat/>
     <w:pPr>
       <w:widowControl/>
+      <w:suppressAutoHyphens w:val="true"/>
       <w:bidi w:val="0"/>
       <w:spacing w:before="0" w:after="0"/>
       <w:jc w:val="start"/>
@@ -11971,6 +12050,7 @@
     <w:qFormat/>
     <w:pPr>
       <w:widowControl/>
+      <w:suppressAutoHyphens w:val="true"/>
       <w:bidi w:val="0"/>
       <w:spacing w:before="0" w:after="0"/>
       <w:jc w:val="start"/>
@@ -11990,6 +12070,7 @@
     <w:qFormat/>
     <w:pPr>
       <w:widowControl/>
+      <w:suppressAutoHyphens w:val="true"/>
       <w:bidi w:val="0"/>
       <w:spacing w:before="0" w:after="0"/>
       <w:jc w:val="start"/>
@@ -12009,6 +12090,7 @@
     <w:qFormat/>
     <w:pPr>
       <w:widowControl/>
+      <w:suppressAutoHyphens w:val="true"/>
       <w:bidi w:val="0"/>
       <w:spacing w:before="0" w:after="0"/>
       <w:jc w:val="start"/>
@@ -12050,6 +12132,7 @@
     <w:qFormat/>
     <w:pPr>
       <w:widowControl/>
+      <w:suppressAutoHyphens w:val="true"/>
       <w:bidi w:val="0"/>
       <w:spacing w:before="0" w:after="0"/>
       <w:jc w:val="start"/>
@@ -12081,6 +12164,7 @@
     <w:qFormat/>
     <w:pPr>
       <w:widowControl/>
+      <w:suppressAutoHyphens w:val="true"/>
       <w:bidi w:val="0"/>
       <w:spacing w:before="0" w:after="0"/>
       <w:jc w:val="start"/>
@@ -12115,6 +12199,7 @@
     <w:qFormat/>
     <w:pPr>
       <w:widowControl/>
+      <w:suppressAutoHyphens w:val="true"/>
       <w:bidi w:val="0"/>
       <w:spacing w:before="0" w:after="0"/>
       <w:jc w:val="start"/>
@@ -12137,6 +12222,7 @@
     <w:qFormat/>
     <w:pPr>
       <w:widowControl/>
+      <w:suppressAutoHyphens w:val="true"/>
       <w:bidi w:val="0"/>
       <w:spacing w:before="0" w:after="0"/>
       <w:jc w:val="start"/>
@@ -12157,6 +12243,7 @@
     <w:qFormat/>
     <w:pPr>
       <w:widowControl/>
+      <w:suppressAutoHyphens w:val="true"/>
       <w:bidi w:val="0"/>
       <w:spacing w:before="0" w:after="0"/>
       <w:jc w:val="start"/>
@@ -12176,6 +12263,7 @@
     <w:qFormat/>
     <w:pPr>
       <w:widowControl/>
+      <w:suppressAutoHyphens w:val="true"/>
       <w:bidi w:val="0"/>
       <w:spacing w:before="0" w:after="0"/>
       <w:jc w:val="start"/>
@@ -12205,6 +12293,7 @@
     <w:qFormat/>
     <w:pPr>
       <w:widowControl/>
+      <w:suppressAutoHyphens w:val="true"/>
       <w:bidi w:val="0"/>
       <w:spacing w:before="0" w:after="0"/>
       <w:jc w:val="start"/>
@@ -12224,6 +12313,7 @@
     <w:qFormat/>
     <w:pPr>
       <w:widowControl/>
+      <w:suppressAutoHyphens w:val="true"/>
       <w:bidi w:val="0"/>
       <w:spacing w:before="0" w:after="0"/>
       <w:jc w:val="start"/>
@@ -12243,6 +12333,7 @@
     <w:qFormat/>
     <w:pPr>
       <w:widowControl/>
+      <w:suppressAutoHyphens w:val="true"/>
       <w:bidi w:val="0"/>
       <w:spacing w:before="0" w:after="0"/>
       <w:jc w:val="start"/>
@@ -12274,6 +12365,7 @@
     <w:qFormat/>
     <w:pPr>
       <w:widowControl/>
+      <w:suppressAutoHyphens w:val="true"/>
       <w:bidi w:val="0"/>
       <w:spacing w:before="0" w:after="0"/>
       <w:jc w:val="start"/>
@@ -12294,6 +12386,7 @@
     <w:qFormat/>
     <w:pPr>
       <w:widowControl/>
+      <w:suppressAutoHyphens w:val="true"/>
       <w:bidi w:val="0"/>
       <w:spacing w:before="0" w:after="0"/>
       <w:jc w:val="start"/>
@@ -12313,6 +12406,7 @@
     <w:qFormat/>
     <w:pPr>
       <w:widowControl/>
+      <w:suppressAutoHyphens w:val="true"/>
       <w:bidi w:val="0"/>
       <w:spacing w:before="0" w:after="0"/>
       <w:jc w:val="start"/>
@@ -12366,6 +12460,7 @@
     <w:qFormat/>
     <w:pPr>
       <w:widowControl/>
+      <w:suppressAutoHyphens w:val="true"/>
       <w:bidi w:val="0"/>
       <w:spacing w:before="0" w:after="0"/>
       <w:jc w:val="start"/>
@@ -12385,6 +12480,7 @@
     <w:qFormat/>
     <w:pPr>
       <w:widowControl/>
+      <w:suppressAutoHyphens w:val="true"/>
       <w:bidi w:val="0"/>
       <w:spacing w:before="0" w:after="0"/>
       <w:jc w:val="start"/>
@@ -12406,6 +12502,7 @@
     <w:qFormat/>
     <w:pPr>
       <w:widowControl/>
+      <w:suppressAutoHyphens w:val="true"/>
       <w:bidi w:val="0"/>
       <w:spacing w:before="0" w:after="0"/>
       <w:jc w:val="start"/>
@@ -12436,6 +12533,7 @@
     <w:qFormat/>
     <w:pPr>
       <w:widowControl/>
+      <w:suppressAutoHyphens w:val="true"/>
       <w:bidi w:val="0"/>
       <w:spacing w:before="0" w:after="0"/>
       <w:jc w:val="start"/>
@@ -12512,6 +12610,7 @@
     <w:qFormat/>
     <w:pPr>
       <w:widowControl/>
+      <w:suppressAutoHyphens w:val="true"/>
       <w:bidi w:val="0"/>
       <w:spacing w:before="0" w:after="0"/>
       <w:jc w:val="start"/>
@@ -12532,6 +12631,7 @@
     <w:qFormat/>
     <w:pPr>
       <w:widowControl/>
+      <w:suppressAutoHyphens w:val="true"/>
       <w:bidi w:val="0"/>
       <w:spacing w:before="0" w:after="0"/>
       <w:jc w:val="start"/>
@@ -12552,6 +12652,7 @@
     <w:qFormat/>
     <w:pPr>
       <w:widowControl/>
+      <w:suppressAutoHyphens w:val="true"/>
       <w:bidi w:val="0"/>
       <w:spacing w:before="0" w:after="0"/>
       <w:jc w:val="start"/>
@@ -12572,6 +12673,7 @@
     <w:qFormat/>
     <w:pPr>
       <w:widowControl/>
+      <w:suppressAutoHyphens w:val="true"/>
       <w:bidi w:val="0"/>
       <w:spacing w:before="0" w:after="0"/>
       <w:jc w:val="start"/>
@@ -12602,6 +12704,7 @@
     <w:qFormat/>
     <w:pPr>
       <w:widowControl/>
+      <w:suppressAutoHyphens w:val="true"/>
       <w:bidi w:val="0"/>
       <w:spacing w:before="0" w:after="0"/>
       <w:jc w:val="start"/>
@@ -12633,6 +12736,7 @@
     <w:qFormat/>
     <w:pPr>
       <w:widowControl/>
+      <w:suppressAutoHyphens w:val="true"/>
       <w:bidi w:val="0"/>
       <w:spacing w:before="0" w:after="0"/>
       <w:jc w:val="start"/>
@@ -12652,6 +12756,7 @@
     <w:qFormat/>
     <w:pPr>
       <w:widowControl/>
+      <w:suppressAutoHyphens w:val="true"/>
       <w:bidi w:val="0"/>
       <w:spacing w:before="0" w:after="0"/>
       <w:jc w:val="start"/>
@@ -12706,6 +12811,7 @@
     <w:uiPriority w:val="39"/>
     <w:pPr>
       <w:widowControl/>
+      <w:suppressAutoHyphens w:val="true"/>
       <w:bidi w:val="0"/>
       <w:spacing w:before="0" w:after="0"/>
       <w:ind w:start="1000"/>
@@ -12726,6 +12832,7 @@
     <w:qFormat/>
     <w:pPr>
       <w:widowControl/>
+      <w:suppressAutoHyphens w:val="true"/>
       <w:bidi w:val="0"/>
       <w:spacing w:before="0" w:after="0"/>
       <w:jc w:val="start"/>
@@ -12746,6 +12853,7 @@
     <w:qFormat/>
     <w:pPr>
       <w:widowControl/>
+      <w:suppressAutoHyphens w:val="true"/>
       <w:bidi w:val="0"/>
       <w:spacing w:before="0" w:after="0"/>
       <w:jc w:val="start"/>
@@ -12871,6 +12979,7 @@
     <w:qFormat/>
     <w:pPr>
       <w:widowControl/>
+      <w:suppressAutoHyphens w:val="true"/>
       <w:bidi w:val="0"/>
       <w:spacing w:before="0" w:after="0"/>
       <w:jc w:val="start"/>
@@ -12910,6 +13019,7 @@
     <w:qFormat/>
     <w:pPr>
       <w:widowControl/>
+      <w:suppressAutoHyphens w:val="true"/>
       <w:bidi w:val="0"/>
       <w:spacing w:before="0" w:after="0"/>
       <w:jc w:val="start"/>
@@ -12974,6 +13084,7 @@
     <w:qFormat/>
     <w:pPr>
       <w:widowControl/>
+      <w:suppressAutoHyphens w:val="true"/>
       <w:bidi w:val="0"/>
       <w:spacing w:before="0" w:after="0"/>
       <w:jc w:val="start"/>
@@ -12993,6 +13104,7 @@
     <w:qFormat/>
     <w:pPr>
       <w:widowControl/>
+      <w:suppressAutoHyphens w:val="true"/>
       <w:bidi w:val="0"/>
       <w:spacing w:before="0" w:after="0"/>
       <w:jc w:val="start"/>
@@ -13024,6 +13136,7 @@
     <w:qFormat/>
     <w:pPr>
       <w:widowControl/>
+      <w:suppressAutoHyphens w:val="true"/>
       <w:bidi w:val="0"/>
       <w:spacing w:before="0" w:after="0"/>
       <w:jc w:val="start"/>
@@ -13059,6 +13172,7 @@
     <w:qFormat/>
     <w:pPr>
       <w:widowControl/>
+      <w:suppressAutoHyphens w:val="true"/>
       <w:bidi w:val="0"/>
       <w:spacing w:before="0" w:after="0"/>
       <w:jc w:val="start"/>
@@ -13079,6 +13193,7 @@
     <w:qFormat/>
     <w:pPr>
       <w:widowControl/>
+      <w:suppressAutoHyphens w:val="true"/>
       <w:bidi w:val="0"/>
       <w:spacing w:before="0" w:after="0"/>
       <w:jc w:val="start"/>
@@ -13131,6 +13246,7 @@
     <w:qFormat/>
     <w:pPr>
       <w:widowControl/>
+      <w:suppressAutoHyphens w:val="true"/>
       <w:bidi w:val="0"/>
       <w:spacing w:before="0" w:after="0"/>
       <w:jc w:val="start"/>
@@ -13152,6 +13268,7 @@
     <w:qFormat/>
     <w:pPr>
       <w:widowControl/>
+      <w:suppressAutoHyphens w:val="true"/>
       <w:bidi w:val="0"/>
       <w:spacing w:before="0" w:after="0"/>
       <w:jc w:val="start"/>
@@ -13171,6 +13288,7 @@
     <w:qFormat/>
     <w:pPr>
       <w:widowControl/>
+      <w:suppressAutoHyphens w:val="true"/>
       <w:bidi w:val="0"/>
       <w:spacing w:before="0" w:after="0"/>
       <w:jc w:val="start"/>
@@ -13192,6 +13310,7 @@
     <w:qFormat/>
     <w:pPr>
       <w:widowControl/>
+      <w:suppressAutoHyphens w:val="true"/>
       <w:bidi w:val="0"/>
       <w:spacing w:before="0" w:after="0"/>
       <w:jc w:val="start"/>
@@ -13213,6 +13332,7 @@
     <w:qFormat/>
     <w:pPr>
       <w:widowControl/>
+      <w:suppressAutoHyphens w:val="true"/>
       <w:bidi w:val="0"/>
       <w:spacing w:before="0" w:after="0"/>
       <w:jc w:val="start"/>
@@ -13233,6 +13353,7 @@
     <w:qFormat/>
     <w:pPr>
       <w:widowControl/>
+      <w:suppressAutoHyphens w:val="true"/>
       <w:bidi w:val="0"/>
       <w:spacing w:before="0" w:after="0"/>
       <w:jc w:val="start"/>
@@ -13260,6 +13381,7 @@
     <w:qFormat/>
     <w:pPr>
       <w:widowControl/>
+      <w:suppressAutoHyphens w:val="true"/>
       <w:bidi w:val="0"/>
       <w:spacing w:before="0" w:after="0"/>
       <w:jc w:val="start"/>
@@ -13281,6 +13403,7 @@
     <w:qFormat/>
     <w:pPr>
       <w:widowControl/>
+      <w:suppressAutoHyphens w:val="true"/>
       <w:bidi w:val="0"/>
       <w:spacing w:before="0" w:after="0"/>
       <w:jc w:val="start"/>
@@ -13309,6 +13432,7 @@
     <w:qFormat/>
     <w:pPr>
       <w:widowControl/>
+      <w:suppressAutoHyphens w:val="true"/>
       <w:bidi w:val="0"/>
       <w:spacing w:before="0" w:after="0"/>
       <w:jc w:val="start"/>
@@ -13358,6 +13482,7 @@
     <w:qFormat/>
     <w:pPr>
       <w:widowControl/>
+      <w:suppressAutoHyphens w:val="true"/>
       <w:bidi w:val="0"/>
       <w:spacing w:before="0" w:after="0"/>
       <w:jc w:val="start"/>
@@ -13377,6 +13502,7 @@
     <w:qFormat/>
     <w:pPr>
       <w:widowControl/>
+      <w:suppressAutoHyphens w:val="true"/>
       <w:bidi w:val="0"/>
       <w:spacing w:before="0" w:after="0"/>
       <w:ind w:firstLine="851"/>
@@ -13397,6 +13523,7 @@
     <w:qFormat/>
     <w:pPr>
       <w:widowControl/>
+      <w:suppressAutoHyphens w:val="true"/>
       <w:bidi w:val="0"/>
       <w:spacing w:before="0" w:after="0"/>
       <w:jc w:val="start"/>
@@ -13476,6 +13603,7 @@
     <w:qFormat/>
     <w:pPr>
       <w:widowControl/>
+      <w:suppressAutoHyphens w:val="true"/>
       <w:bidi w:val="0"/>
       <w:spacing w:before="0" w:after="0"/>
       <w:jc w:val="start"/>
@@ -13496,6 +13624,7 @@
     <w:qFormat/>
     <w:pPr>
       <w:widowControl/>
+      <w:suppressAutoHyphens w:val="true"/>
       <w:bidi w:val="0"/>
       <w:spacing w:before="0" w:after="0"/>
       <w:jc w:val="start"/>
@@ -13546,6 +13675,7 @@
     <w:qFormat/>
     <w:pPr>
       <w:widowControl/>
+      <w:suppressAutoHyphens w:val="true"/>
       <w:bidi w:val="0"/>
       <w:spacing w:before="0" w:after="0"/>
       <w:jc w:val="start"/>
@@ -13576,6 +13706,7 @@
     <w:qFormat/>
     <w:pPr>
       <w:widowControl/>
+      <w:suppressAutoHyphens w:val="true"/>
       <w:bidi w:val="0"/>
       <w:spacing w:before="0" w:after="0"/>
       <w:jc w:val="start"/>
@@ -13614,6 +13745,7 @@
     <w:qFormat/>
     <w:pPr>
       <w:widowControl/>
+      <w:suppressAutoHyphens w:val="true"/>
       <w:bidi w:val="0"/>
       <w:spacing w:before="0" w:after="0"/>
       <w:jc w:val="start"/>
@@ -13714,6 +13846,7 @@
     <w:qFormat/>
     <w:pPr>
       <w:widowControl/>
+      <w:suppressAutoHyphens w:val="true"/>
       <w:bidi w:val="0"/>
       <w:spacing w:before="0" w:after="0"/>
       <w:jc w:val="start"/>
@@ -13746,6 +13879,7 @@
     <w:qFormat/>
     <w:pPr>
       <w:widowControl/>
+      <w:suppressAutoHyphens w:val="true"/>
       <w:bidi w:val="0"/>
       <w:spacing w:before="0" w:after="0"/>
       <w:jc w:val="start"/>
@@ -13785,6 +13919,7 @@
     <w:qFormat/>
     <w:pPr>
       <w:widowControl/>
+      <w:suppressAutoHyphens w:val="true"/>
       <w:bidi w:val="0"/>
       <w:spacing w:before="0" w:after="0"/>
       <w:jc w:val="start"/>
@@ -13805,6 +13940,7 @@
     <w:qFormat/>
     <w:pPr>
       <w:widowControl/>
+      <w:suppressAutoHyphens w:val="true"/>
       <w:bidi w:val="0"/>
       <w:spacing w:before="0" w:after="0"/>
       <w:jc w:val="start"/>
@@ -13850,6 +13986,7 @@
     <w:qFormat/>
     <w:pPr>
       <w:widowControl/>
+      <w:suppressAutoHyphens w:val="true"/>
       <w:bidi w:val="0"/>
       <w:spacing w:before="0" w:after="0"/>
       <w:jc w:val="start"/>
@@ -13871,6 +14008,7 @@
     <w:qFormat/>
     <w:pPr>
       <w:widowControl/>
+      <w:suppressAutoHyphens w:val="true"/>
       <w:bidi w:val="0"/>
       <w:spacing w:before="0" w:after="0"/>
       <w:jc w:val="start"/>
@@ -13890,6 +14028,7 @@
     <w:qFormat/>
     <w:pPr>
       <w:widowControl/>
+      <w:suppressAutoHyphens w:val="true"/>
       <w:bidi w:val="0"/>
       <w:spacing w:before="0" w:after="0"/>
       <w:jc w:val="start"/>
@@ -13909,6 +14048,7 @@
     <w:qFormat/>
     <w:pPr>
       <w:widowControl/>
+      <w:suppressAutoHyphens w:val="true"/>
       <w:bidi w:val="0"/>
       <w:spacing w:before="0" w:after="0"/>
       <w:jc w:val="start"/>
@@ -13928,6 +14068,7 @@
     <w:qFormat/>
     <w:pPr>
       <w:widowControl/>
+      <w:suppressAutoHyphens w:val="true"/>
       <w:bidi w:val="0"/>
       <w:spacing w:before="0" w:after="0"/>
       <w:jc w:val="start"/>
@@ -13962,6 +14103,7 @@
     <w:qFormat/>
     <w:pPr>
       <w:widowControl/>
+      <w:suppressAutoHyphens w:val="true"/>
       <w:bidi w:val="0"/>
       <w:spacing w:before="0" w:after="0"/>
       <w:jc w:val="start"/>
@@ -14009,6 +14151,7 @@
     <w:qFormat/>
     <w:pPr>
       <w:widowControl/>
+      <w:suppressAutoHyphens w:val="true"/>
       <w:bidi w:val="0"/>
       <w:spacing w:before="0" w:after="0"/>
       <w:jc w:val="start"/>
@@ -14028,6 +14171,7 @@
     <w:qFormat/>
     <w:pPr>
       <w:widowControl/>
+      <w:suppressAutoHyphens w:val="true"/>
       <w:bidi w:val="0"/>
       <w:spacing w:before="0" w:after="0"/>
       <w:jc w:val="start"/>
@@ -14049,6 +14193,7 @@
     <w:qFormat/>
     <w:pPr>
       <w:widowControl/>
+      <w:suppressAutoHyphens w:val="true"/>
       <w:bidi w:val="0"/>
       <w:spacing w:before="0" w:after="0"/>
       <w:jc w:val="start"/>
@@ -14069,6 +14214,7 @@
     <w:qFormat/>
     <w:pPr>
       <w:widowControl/>
+      <w:suppressAutoHyphens w:val="true"/>
       <w:bidi w:val="0"/>
       <w:spacing w:before="0" w:after="0"/>
       <w:jc w:val="start"/>
@@ -14098,6 +14244,7 @@
     <w:qFormat/>
     <w:pPr>
       <w:widowControl/>
+      <w:suppressAutoHyphens w:val="true"/>
       <w:bidi w:val="0"/>
       <w:spacing w:before="0" w:after="0"/>
       <w:jc w:val="start"/>
@@ -14188,6 +14335,7 @@
     <w:qFormat/>
     <w:pPr>
       <w:widowControl/>
+      <w:suppressAutoHyphens w:val="true"/>
       <w:bidi w:val="0"/>
       <w:spacing w:before="0" w:after="0"/>
       <w:jc w:val="start"/>
@@ -14228,6 +14376,7 @@
     <w:qFormat/>
     <w:pPr>
       <w:widowControl/>
+      <w:suppressAutoHyphens w:val="true"/>
       <w:bidi w:val="0"/>
       <w:spacing w:before="0" w:after="0"/>
       <w:jc w:val="start"/>
@@ -14255,6 +14404,7 @@
     <w:qFormat/>
     <w:pPr>
       <w:widowControl/>
+      <w:suppressAutoHyphens w:val="true"/>
       <w:bidi w:val="0"/>
       <w:spacing w:before="0" w:after="0"/>
       <w:jc w:val="start"/>
@@ -14276,6 +14426,7 @@
     <w:qFormat/>
     <w:pPr>
       <w:widowControl/>
+      <w:suppressAutoHyphens w:val="true"/>
       <w:bidi w:val="0"/>
       <w:spacing w:before="0" w:after="0"/>
       <w:jc w:val="start"/>
@@ -14297,6 +14448,7 @@
     <w:qFormat/>
     <w:pPr>
       <w:widowControl/>
+      <w:suppressAutoHyphens w:val="true"/>
       <w:bidi w:val="0"/>
       <w:spacing w:before="0" w:after="0"/>
       <w:jc w:val="start"/>
@@ -14317,6 +14469,7 @@
     <w:qFormat/>
     <w:pPr>
       <w:widowControl/>
+      <w:suppressAutoHyphens w:val="true"/>
       <w:bidi w:val="0"/>
       <w:spacing w:before="0" w:after="0"/>
       <w:jc w:val="start"/>
@@ -14346,6 +14499,7 @@
     <w:qFormat/>
     <w:pPr>
       <w:widowControl/>
+      <w:suppressAutoHyphens w:val="true"/>
       <w:bidi w:val="0"/>
       <w:spacing w:before="0" w:after="0"/>
       <w:jc w:val="start"/>
@@ -14375,6 +14529,7 @@
     <w:qFormat/>
     <w:pPr>
       <w:widowControl/>
+      <w:suppressAutoHyphens w:val="true"/>
       <w:bidi w:val="0"/>
       <w:spacing w:before="0" w:after="0"/>
       <w:jc w:val="start"/>
@@ -14404,6 +14559,7 @@
     <w:qFormat/>
     <w:pPr>
       <w:widowControl/>
+      <w:suppressAutoHyphens w:val="true"/>
       <w:bidi w:val="0"/>
       <w:spacing w:before="0" w:after="0"/>
       <w:jc w:val="start"/>
@@ -14433,6 +14589,7 @@
     <w:qFormat/>
     <w:pPr>
       <w:widowControl/>
+      <w:suppressAutoHyphens w:val="true"/>
       <w:bidi w:val="0"/>
       <w:spacing w:before="0" w:after="0"/>
       <w:jc w:val="start"/>
@@ -14464,6 +14621,7 @@
     <w:qFormat/>
     <w:pPr>
       <w:widowControl/>
+      <w:suppressAutoHyphens w:val="true"/>
       <w:bidi w:val="0"/>
       <w:spacing w:before="0" w:after="0"/>
       <w:jc w:val="start"/>
@@ -14483,6 +14641,7 @@
     <w:qFormat/>
     <w:pPr>
       <w:widowControl/>
+      <w:suppressAutoHyphens w:val="true"/>
       <w:bidi w:val="0"/>
       <w:spacing w:before="0" w:after="0"/>
       <w:jc w:val="start"/>
@@ -14502,6 +14661,7 @@
     <w:qFormat/>
     <w:pPr>
       <w:widowControl/>
+      <w:suppressAutoHyphens w:val="true"/>
       <w:bidi w:val="0"/>
       <w:spacing w:before="0" w:after="0"/>
       <w:jc w:val="start"/>
@@ -14546,6 +14706,7 @@
     <w:qFormat/>
     <w:pPr>
       <w:widowControl/>
+      <w:suppressAutoHyphens w:val="true"/>
       <w:bidi w:val="0"/>
       <w:spacing w:before="0" w:after="0"/>
       <w:jc w:val="start"/>
@@ -14580,6 +14741,7 @@
     <w:qFormat/>
     <w:pPr>
       <w:widowControl/>
+      <w:suppressAutoHyphens w:val="true"/>
       <w:bidi w:val="0"/>
       <w:spacing w:before="0" w:after="0"/>
       <w:jc w:val="start"/>
@@ -14658,6 +14820,7 @@
     <w:qFormat/>
     <w:pPr>
       <w:widowControl/>
+      <w:suppressAutoHyphens w:val="true"/>
       <w:bidi w:val="0"/>
       <w:spacing w:before="0" w:after="0"/>
       <w:jc w:val="start"/>
@@ -14710,6 +14873,7 @@
     <w:qFormat/>
     <w:pPr>
       <w:widowControl/>
+      <w:suppressAutoHyphens w:val="true"/>
       <w:bidi w:val="0"/>
       <w:spacing w:before="0" w:after="0"/>
       <w:jc w:val="start"/>
@@ -14729,6 +14893,7 @@
     <w:qFormat/>
     <w:pPr>
       <w:widowControl/>
+      <w:suppressAutoHyphens w:val="true"/>
       <w:bidi w:val="0"/>
       <w:spacing w:before="0" w:after="0"/>
       <w:jc w:val="start"/>
@@ -14748,6 +14913,7 @@
     <w:qFormat/>
     <w:pPr>
       <w:widowControl/>
+      <w:suppressAutoHyphens w:val="true"/>
       <w:bidi w:val="0"/>
       <w:spacing w:before="0" w:after="0"/>
       <w:jc w:val="start"/>
@@ -14779,6 +14945,7 @@
     <w:qFormat/>
     <w:pPr>
       <w:widowControl/>
+      <w:suppressAutoHyphens w:val="true"/>
       <w:bidi w:val="0"/>
       <w:spacing w:before="0" w:after="0"/>
       <w:jc w:val="start"/>
@@ -14833,6 +15000,7 @@
     <w:qFormat/>
     <w:pPr>
       <w:widowControl/>
+      <w:suppressAutoHyphens w:val="true"/>
       <w:bidi w:val="0"/>
       <w:spacing w:before="0" w:after="0"/>
       <w:jc w:val="start"/>
@@ -14868,6 +15036,7 @@
     <w:qFormat/>
     <w:pPr>
       <w:widowControl/>
+      <w:suppressAutoHyphens w:val="true"/>
       <w:bidi w:val="0"/>
       <w:spacing w:before="0" w:after="0"/>
       <w:jc w:val="start"/>
@@ -14888,6 +15057,7 @@
     <w:qFormat/>
     <w:pPr>
       <w:widowControl/>
+      <w:suppressAutoHyphens w:val="true"/>
       <w:bidi w:val="0"/>
       <w:spacing w:before="0" w:after="0"/>
       <w:jc w:val="start"/>
@@ -14930,6 +15100,7 @@
     <w:qFormat/>
     <w:pPr>
       <w:widowControl/>
+      <w:suppressAutoHyphens w:val="true"/>
       <w:bidi w:val="0"/>
       <w:spacing w:before="0" w:after="0"/>
       <w:jc w:val="start"/>
@@ -14951,6 +15122,7 @@
     <w:qFormat/>
     <w:pPr>
       <w:widowControl/>
+      <w:suppressAutoHyphens w:val="true"/>
       <w:bidi w:val="0"/>
       <w:spacing w:before="0" w:after="0"/>
       <w:jc w:val="start"/>
@@ -15009,6 +15181,7 @@
     <w:qFormat/>
     <w:pPr>
       <w:widowControl/>
+      <w:suppressAutoHyphens w:val="true"/>
       <w:bidi w:val="0"/>
       <w:spacing w:before="0" w:after="0"/>
       <w:jc w:val="start"/>
@@ -15072,6 +15245,7 @@
     <w:qFormat/>
     <w:pPr>
       <w:widowControl/>
+      <w:suppressAutoHyphens w:val="true"/>
       <w:bidi w:val="0"/>
       <w:spacing w:before="0" w:after="0"/>
       <w:jc w:val="start"/>
@@ -15091,6 +15265,7 @@
     <w:qFormat/>
     <w:pPr>
       <w:widowControl/>
+      <w:suppressAutoHyphens w:val="true"/>
       <w:bidi w:val="0"/>
       <w:spacing w:before="0" w:after="0"/>
       <w:jc w:val="start"/>
@@ -15152,6 +15327,7 @@
     <w:qFormat/>
     <w:pPr>
       <w:widowControl/>
+      <w:suppressAutoHyphens w:val="true"/>
       <w:bidi w:val="0"/>
       <w:spacing w:before="0" w:after="0"/>
       <w:jc w:val="both"/>
@@ -15164,6 +15340,13 @@
       <w:szCs w:val="20"/>
       <w:lang w:val="ru-RU" w:eastAsia="ru-RU" w:bidi="ar-SA"/>
     </w:rPr>
+  </w:style>
+  <w:style w:type="paragraph" w:styleId="HeaderandFooter2">
+    <w:name w:val="Header and Footer2"/>
+    <w:basedOn w:val="Normal"/>
+    <w:qFormat/>
+    <w:pPr/>
+    <w:rPr/>
   </w:style>
   <w:style w:type="paragraph" w:styleId="Footer">
     <w:name w:val="footer"/>
@@ -15184,6 +15367,7 @@
     <w:qFormat/>
     <w:pPr>
       <w:widowControl/>
+      <w:suppressAutoHyphens w:val="true"/>
       <w:bidi w:val="0"/>
       <w:spacing w:before="0" w:after="0"/>
       <w:jc w:val="start"/>
@@ -15204,6 +15388,7 @@
     <w:qFormat/>
     <w:pPr>
       <w:widowControl/>
+      <w:suppressAutoHyphens w:val="true"/>
       <w:bidi w:val="0"/>
       <w:spacing w:before="0" w:after="0"/>
       <w:jc w:val="start"/>
@@ -15260,6 +15445,7 @@
     <w:qFormat/>
     <w:pPr>
       <w:widowControl/>
+      <w:suppressAutoHyphens w:val="true"/>
       <w:bidi w:val="0"/>
       <w:spacing w:before="0" w:after="0"/>
       <w:jc w:val="start"/>
@@ -15280,6 +15466,7 @@
     <w:qFormat/>
     <w:pPr>
       <w:widowControl/>
+      <w:suppressAutoHyphens w:val="true"/>
       <w:bidi w:val="0"/>
       <w:spacing w:before="0" w:after="0"/>
       <w:jc w:val="start"/>
@@ -15300,6 +15487,7 @@
     <w:qFormat/>
     <w:pPr>
       <w:widowControl/>
+      <w:suppressAutoHyphens w:val="true"/>
       <w:bidi w:val="0"/>
       <w:spacing w:before="0" w:after="0"/>
       <w:jc w:val="start"/>
@@ -15367,6 +15555,7 @@
     <w:qFormat/>
     <w:pPr>
       <w:widowControl/>
+      <w:suppressAutoHyphens w:val="true"/>
       <w:bidi w:val="0"/>
       <w:spacing w:before="0" w:after="0"/>
       <w:jc w:val="start"/>
@@ -15389,6 +15578,7 @@
     <w:qFormat/>
     <w:pPr>
       <w:widowControl/>
+      <w:suppressAutoHyphens w:val="true"/>
       <w:bidi w:val="0"/>
       <w:spacing w:before="0" w:after="0"/>
       <w:jc w:val="start"/>
@@ -15419,6 +15609,7 @@
     <w:qFormat/>
     <w:pPr>
       <w:widowControl/>
+      <w:suppressAutoHyphens w:val="true"/>
       <w:bidi w:val="0"/>
       <w:spacing w:before="0" w:after="0"/>
       <w:jc w:val="start"/>
@@ -15439,6 +15630,7 @@
     <w:qFormat/>
     <w:pPr>
       <w:widowControl/>
+      <w:suppressAutoHyphens w:val="true"/>
       <w:bidi w:val="0"/>
       <w:spacing w:before="0" w:after="0"/>
       <w:jc w:val="start"/>
@@ -15484,6 +15676,7 @@
     <w:qFormat/>
     <w:pPr>
       <w:widowControl/>
+      <w:suppressAutoHyphens w:val="true"/>
       <w:bidi w:val="0"/>
       <w:spacing w:before="0" w:after="0"/>
       <w:jc w:val="start"/>
@@ -15515,6 +15708,7 @@
     <w:qFormat/>
     <w:pPr>
       <w:widowControl/>
+      <w:suppressAutoHyphens w:val="true"/>
       <w:bidi w:val="0"/>
       <w:spacing w:before="0" w:after="0"/>
       <w:jc w:val="start"/>
@@ -15550,6 +15744,7 @@
     <w:qFormat/>
     <w:pPr>
       <w:widowControl/>
+      <w:suppressAutoHyphens w:val="true"/>
       <w:bidi w:val="0"/>
       <w:spacing w:before="0" w:after="0"/>
       <w:jc w:val="start"/>
@@ -15622,6 +15817,7 @@
     <w:qFormat/>
     <w:pPr>
       <w:widowControl/>
+      <w:suppressAutoHyphens w:val="true"/>
       <w:bidi w:val="0"/>
       <w:spacing w:before="0" w:after="0"/>
       <w:jc w:val="start"/>
@@ -15641,6 +15837,7 @@
     <w:qFormat/>
     <w:pPr>
       <w:widowControl/>
+      <w:suppressAutoHyphens w:val="true"/>
       <w:bidi w:val="0"/>
       <w:spacing w:before="0" w:after="0"/>
       <w:jc w:val="start"/>
@@ -15681,6 +15878,7 @@
     <w:qFormat/>
     <w:pPr>
       <w:widowControl/>
+      <w:suppressAutoHyphens w:val="true"/>
       <w:bidi w:val="0"/>
       <w:spacing w:before="0" w:after="0"/>
       <w:jc w:val="start"/>
@@ -15710,6 +15908,7 @@
     <w:qFormat/>
     <w:pPr>
       <w:widowControl/>
+      <w:suppressAutoHyphens w:val="true"/>
       <w:bidi w:val="0"/>
       <w:spacing w:before="0" w:after="0"/>
       <w:jc w:val="start"/>
@@ -15739,6 +15938,7 @@
     <w:qFormat/>
     <w:pPr>
       <w:widowControl/>
+      <w:suppressAutoHyphens w:val="true"/>
       <w:bidi w:val="0"/>
       <w:spacing w:before="0" w:after="0"/>
       <w:jc w:val="start"/>
@@ -15770,6 +15970,7 @@
     <w:qFormat/>
     <w:pPr>
       <w:widowControl/>
+      <w:suppressAutoHyphens w:val="true"/>
       <w:bidi w:val="0"/>
       <w:spacing w:before="0" w:after="0"/>
       <w:jc w:val="start"/>
@@ -15790,6 +15991,7 @@
     <w:qFormat/>
     <w:pPr>
       <w:widowControl/>
+      <w:suppressAutoHyphens w:val="true"/>
       <w:bidi w:val="0"/>
       <w:spacing w:before="0" w:after="0"/>
       <w:jc w:val="start"/>
@@ -15819,6 +16021,7 @@
     <w:qFormat/>
     <w:pPr>
       <w:widowControl/>
+      <w:suppressAutoHyphens w:val="true"/>
       <w:bidi w:val="0"/>
       <w:spacing w:before="0" w:after="0"/>
       <w:jc w:val="start"/>
@@ -15839,6 +16042,7 @@
     <w:qFormat/>
     <w:pPr>
       <w:widowControl/>
+      <w:suppressAutoHyphens w:val="true"/>
       <w:bidi w:val="0"/>
       <w:spacing w:before="0" w:after="0"/>
       <w:jc w:val="start"/>
@@ -15891,6 +16095,7 @@
     <w:qFormat/>
     <w:pPr>
       <w:widowControl/>
+      <w:suppressAutoHyphens w:val="true"/>
       <w:bidi w:val="0"/>
       <w:spacing w:before="0" w:after="0"/>
       <w:jc w:val="start"/>
@@ -15929,6 +16134,7 @@
     <w:qFormat/>
     <w:pPr>
       <w:widowControl/>
+      <w:suppressAutoHyphens w:val="true"/>
       <w:bidi w:val="0"/>
       <w:spacing w:before="0" w:after="0"/>
       <w:jc w:val="start"/>
@@ -15948,6 +16154,7 @@
     <w:qFormat/>
     <w:pPr>
       <w:widowControl/>
+      <w:suppressAutoHyphens w:val="true"/>
       <w:bidi w:val="0"/>
       <w:spacing w:before="0" w:after="0"/>
       <w:jc w:val="start"/>
@@ -15968,6 +16175,7 @@
     <w:qFormat/>
     <w:pPr>
       <w:widowControl/>
+      <w:suppressAutoHyphens w:val="true"/>
       <w:bidi w:val="0"/>
       <w:spacing w:before="0" w:after="0"/>
       <w:jc w:val="start"/>
@@ -16012,6 +16220,7 @@
     <w:qFormat/>
     <w:pPr>
       <w:widowControl/>
+      <w:suppressAutoHyphens w:val="true"/>
       <w:bidi w:val="0"/>
       <w:spacing w:before="0" w:after="0"/>
       <w:jc w:val="start"/>
@@ -16054,6 +16263,7 @@
     <w:qFormat/>
     <w:pPr>
       <w:widowControl/>
+      <w:suppressAutoHyphens w:val="true"/>
       <w:bidi w:val="0"/>
       <w:spacing w:before="0" w:after="0"/>
       <w:jc w:val="start"/>
@@ -16074,6 +16284,7 @@
     <w:qFormat/>
     <w:pPr>
       <w:widowControl/>
+      <w:suppressAutoHyphens w:val="true"/>
       <w:bidi w:val="0"/>
       <w:spacing w:before="0" w:after="0"/>
       <w:jc w:val="start"/>
@@ -16094,6 +16305,7 @@
     <w:qFormat/>
     <w:pPr>
       <w:widowControl/>
+      <w:suppressAutoHyphens w:val="true"/>
       <w:bidi w:val="0"/>
       <w:spacing w:before="0" w:after="0"/>
       <w:jc w:val="start"/>
@@ -16115,6 +16327,7 @@
     <w:qFormat/>
     <w:pPr>
       <w:widowControl/>
+      <w:suppressAutoHyphens w:val="true"/>
       <w:bidi w:val="0"/>
       <w:spacing w:before="0" w:after="0"/>
       <w:jc w:val="start"/>
@@ -16157,6 +16370,7 @@
     <w:qFormat/>
     <w:pPr>
       <w:widowControl/>
+      <w:suppressAutoHyphens w:val="true"/>
       <w:bidi w:val="0"/>
       <w:spacing w:before="0" w:after="0"/>
       <w:jc w:val="start"/>
@@ -16187,6 +16401,7 @@
     <w:qFormat/>
     <w:pPr>
       <w:widowControl/>
+      <w:suppressAutoHyphens w:val="true"/>
       <w:bidi w:val="0"/>
       <w:spacing w:before="0" w:after="0"/>
       <w:jc w:val="start"/>
@@ -16219,6 +16434,7 @@
     <w:qFormat/>
     <w:pPr>
       <w:widowControl/>
+      <w:suppressAutoHyphens w:val="true"/>
       <w:bidi w:val="0"/>
       <w:spacing w:before="0" w:after="0"/>
       <w:jc w:val="start"/>
@@ -16269,6 +16485,7 @@
     <w:qFormat/>
     <w:pPr>
       <w:widowControl/>
+      <w:suppressAutoHyphens w:val="true"/>
       <w:bidi w:val="0"/>
       <w:spacing w:before="0" w:after="0"/>
       <w:jc w:val="start"/>
@@ -16309,6 +16526,7 @@
     <w:qFormat/>
     <w:pPr>
       <w:widowControl/>
+      <w:suppressAutoHyphens w:val="true"/>
       <w:bidi w:val="0"/>
       <w:spacing w:before="0" w:after="0"/>
       <w:jc w:val="start"/>
@@ -16328,6 +16546,7 @@
     <w:qFormat/>
     <w:pPr>
       <w:widowControl/>
+      <w:suppressAutoHyphens w:val="true"/>
       <w:bidi w:val="0"/>
       <w:spacing w:before="0" w:after="0"/>
       <w:jc w:val="start"/>
@@ -16365,6 +16584,7 @@
     <w:qFormat/>
     <w:pPr>
       <w:widowControl/>
+      <w:suppressAutoHyphens w:val="true"/>
       <w:bidi w:val="0"/>
       <w:spacing w:before="0" w:after="0"/>
       <w:jc w:val="start"/>
@@ -16424,6 +16644,7 @@
     <w:qFormat/>
     <w:pPr>
       <w:widowControl/>
+      <w:suppressAutoHyphens w:val="true"/>
       <w:bidi w:val="0"/>
       <w:spacing w:before="0" w:after="0"/>
       <w:jc w:val="start"/>
@@ -16465,6 +16686,7 @@
     <w:qFormat/>
     <w:pPr>
       <w:widowControl/>
+      <w:suppressAutoHyphens w:val="true"/>
       <w:bidi w:val="0"/>
       <w:spacing w:before="0" w:after="0"/>
       <w:jc w:val="start"/>
@@ -16493,6 +16715,7 @@
     <w:qFormat/>
     <w:pPr>
       <w:widowControl/>
+      <w:suppressAutoHyphens w:val="true"/>
       <w:bidi w:val="0"/>
       <w:spacing w:before="0" w:after="0"/>
       <w:jc w:val="start"/>
@@ -16512,6 +16735,7 @@
     <w:qFormat/>
     <w:pPr>
       <w:widowControl/>
+      <w:suppressAutoHyphens w:val="true"/>
       <w:bidi w:val="0"/>
       <w:spacing w:before="0" w:after="0"/>
       <w:jc w:val="start"/>
@@ -16566,6 +16790,7 @@
     <w:qFormat/>
     <w:pPr>
       <w:widowControl/>
+      <w:suppressAutoHyphens w:val="true"/>
       <w:bidi w:val="0"/>
       <w:spacing w:before="0" w:after="0"/>
       <w:jc w:val="start"/>
@@ -16640,6 +16865,7 @@
     <w:qFormat/>
     <w:pPr>
       <w:widowControl/>
+      <w:suppressAutoHyphens w:val="true"/>
       <w:bidi w:val="0"/>
       <w:spacing w:before="0" w:after="0"/>
       <w:jc w:val="start"/>
@@ -16675,6 +16901,7 @@
     <w:qFormat/>
     <w:pPr>
       <w:widowControl/>
+      <w:suppressAutoHyphens w:val="true"/>
       <w:bidi w:val="0"/>
       <w:spacing w:before="0" w:after="0"/>
       <w:jc w:val="start"/>
@@ -16704,6 +16931,7 @@
     <w:qFormat/>
     <w:pPr>
       <w:widowControl/>
+      <w:suppressAutoHyphens w:val="true"/>
       <w:bidi w:val="0"/>
       <w:spacing w:before="0" w:after="0"/>
       <w:jc w:val="start"/>
@@ -16723,6 +16951,7 @@
     <w:qFormat/>
     <w:pPr>
       <w:widowControl/>
+      <w:suppressAutoHyphens w:val="true"/>
       <w:bidi w:val="0"/>
       <w:spacing w:before="0" w:after="0"/>
       <w:jc w:val="start"/>
@@ -16743,6 +16972,7 @@
     <w:qFormat/>
     <w:pPr>
       <w:widowControl/>
+      <w:suppressAutoHyphens w:val="true"/>
       <w:bidi w:val="0"/>
       <w:spacing w:before="0" w:after="0"/>
       <w:jc w:val="start"/>
@@ -16764,6 +16994,7 @@
     <w:qFormat/>
     <w:pPr>
       <w:widowControl/>
+      <w:suppressAutoHyphens w:val="true"/>
       <w:bidi w:val="0"/>
       <w:spacing w:before="0" w:after="0"/>
       <w:jc w:val="start"/>
@@ -16827,6 +17058,7 @@
     <w:qFormat/>
     <w:pPr>
       <w:widowControl/>
+      <w:suppressAutoHyphens w:val="true"/>
       <w:bidi w:val="0"/>
       <w:spacing w:before="0" w:after="0"/>
       <w:jc w:val="start"/>
@@ -16847,6 +17079,7 @@
     <w:qFormat/>
     <w:pPr>
       <w:widowControl/>
+      <w:suppressAutoHyphens w:val="true"/>
       <w:bidi w:val="0"/>
       <w:spacing w:before="0" w:after="0"/>
       <w:jc w:val="start"/>
@@ -16868,6 +17101,7 @@
     <w:qFormat/>
     <w:pPr>
       <w:widowControl/>
+      <w:suppressAutoHyphens w:val="true"/>
       <w:bidi w:val="0"/>
       <w:spacing w:before="0" w:after="0"/>
       <w:jc w:val="start"/>
@@ -16888,6 +17122,7 @@
     <w:qFormat/>
     <w:pPr>
       <w:widowControl/>
+      <w:suppressAutoHyphens w:val="true"/>
       <w:bidi w:val="0"/>
       <w:spacing w:before="0" w:after="0"/>
       <w:jc w:val="start"/>
@@ -16909,6 +17144,7 @@
     <w:qFormat/>
     <w:pPr>
       <w:widowControl/>
+      <w:suppressAutoHyphens w:val="true"/>
       <w:bidi w:val="0"/>
       <w:spacing w:before="0" w:after="0"/>
       <w:jc w:val="start"/>
@@ -16939,6 +17175,7 @@
     <w:qFormat/>
     <w:pPr>
       <w:widowControl/>
+      <w:suppressAutoHyphens w:val="true"/>
       <w:bidi w:val="0"/>
       <w:spacing w:before="0" w:after="0"/>
       <w:jc w:val="start"/>
@@ -16970,6 +17207,7 @@
     <w:qFormat/>
     <w:pPr>
       <w:widowControl/>
+      <w:suppressAutoHyphens w:val="true"/>
       <w:bidi w:val="0"/>
       <w:spacing w:before="0" w:after="0"/>
       <w:jc w:val="start"/>
@@ -16991,6 +17229,7 @@
     <w:qFormat/>
     <w:pPr>
       <w:widowControl/>
+      <w:suppressAutoHyphens w:val="true"/>
       <w:bidi w:val="0"/>
       <w:spacing w:before="0" w:after="0"/>
       <w:jc w:val="start"/>
@@ -17021,6 +17260,7 @@
     <w:qFormat/>
     <w:pPr>
       <w:widowControl/>
+      <w:suppressAutoHyphens w:val="true"/>
       <w:bidi w:val="0"/>
       <w:spacing w:before="0" w:after="0"/>
       <w:jc w:val="start"/>
@@ -17041,6 +17281,7 @@
     <w:qFormat/>
     <w:pPr>
       <w:widowControl/>
+      <w:suppressAutoHyphens w:val="true"/>
       <w:bidi w:val="0"/>
       <w:spacing w:before="0" w:after="0"/>
       <w:jc w:val="start"/>
@@ -17100,6 +17341,7 @@
     <w:qFormat/>
     <w:pPr>
       <w:widowControl/>
+      <w:suppressAutoHyphens w:val="true"/>
       <w:bidi w:val="0"/>
       <w:spacing w:before="0" w:after="0"/>
       <w:jc w:val="start"/>
@@ -17133,6 +17375,7 @@
     <w:qFormat/>
     <w:pPr>
       <w:widowControl/>
+      <w:suppressAutoHyphens w:val="true"/>
       <w:bidi w:val="0"/>
       <w:spacing w:before="0" w:after="0"/>
       <w:jc w:val="start"/>
@@ -17170,6 +17413,7 @@
     <w:qFormat/>
     <w:pPr>
       <w:widowControl/>
+      <w:suppressAutoHyphens w:val="true"/>
       <w:bidi w:val="0"/>
       <w:spacing w:before="0" w:after="0"/>
       <w:jc w:val="start"/>
@@ -17189,6 +17433,7 @@
     <w:qFormat/>
     <w:pPr>
       <w:widowControl/>
+      <w:suppressAutoHyphens w:val="true"/>
       <w:bidi w:val="0"/>
       <w:spacing w:before="0" w:after="0"/>
       <w:jc w:val="start"/>
@@ -17220,6 +17465,7 @@
     <w:qFormat/>
     <w:pPr>
       <w:widowControl/>
+      <w:suppressAutoHyphens w:val="true"/>
       <w:bidi w:val="0"/>
       <w:spacing w:before="0" w:after="0"/>
       <w:jc w:val="start"/>
@@ -17249,6 +17495,7 @@
     <w:qFormat/>
     <w:pPr>
       <w:widowControl/>
+      <w:suppressAutoHyphens w:val="true"/>
       <w:bidi w:val="0"/>
       <w:spacing w:before="0" w:after="0"/>
       <w:jc w:val="start"/>
@@ -17269,6 +17516,7 @@
     <w:qFormat/>
     <w:pPr>
       <w:widowControl/>
+      <w:suppressAutoHyphens w:val="true"/>
       <w:bidi w:val="0"/>
       <w:spacing w:before="0" w:after="0"/>
       <w:jc w:val="start"/>
@@ -17288,6 +17536,7 @@
     <w:qFormat/>
     <w:pPr>
       <w:widowControl/>
+      <w:suppressAutoHyphens w:val="true"/>
       <w:bidi w:val="0"/>
       <w:spacing w:before="0" w:after="0"/>
       <w:jc w:val="start"/>
@@ -17307,6 +17556,7 @@
     <w:qFormat/>
     <w:pPr>
       <w:widowControl/>
+      <w:suppressAutoHyphens w:val="true"/>
       <w:bidi w:val="0"/>
       <w:spacing w:before="0" w:after="0"/>
       <w:jc w:val="start"/>
@@ -17336,6 +17586,7 @@
     <w:qFormat/>
     <w:pPr>
       <w:widowControl/>
+      <w:suppressAutoHyphens w:val="true"/>
       <w:bidi w:val="0"/>
       <w:spacing w:before="0" w:after="0"/>
       <w:jc w:val="start"/>
@@ -17365,6 +17616,7 @@
     <w:qFormat/>
     <w:pPr>
       <w:widowControl/>
+      <w:suppressAutoHyphens w:val="true"/>
       <w:bidi w:val="0"/>
       <w:spacing w:before="0" w:after="0"/>
       <w:jc w:val="start"/>
@@ -17384,6 +17636,7 @@
     <w:qFormat/>
     <w:pPr>
       <w:widowControl/>
+      <w:suppressAutoHyphens w:val="true"/>
       <w:bidi w:val="0"/>
       <w:spacing w:before="0" w:after="0"/>
       <w:jc w:val="start"/>
@@ -17404,6 +17657,7 @@
     <w:qFormat/>
     <w:pPr>
       <w:widowControl/>
+      <w:suppressAutoHyphens w:val="true"/>
       <w:bidi w:val="0"/>
       <w:spacing w:before="0" w:after="0"/>
       <w:jc w:val="start"/>
@@ -17423,6 +17677,7 @@
     <w:qFormat/>
     <w:pPr>
       <w:widowControl/>
+      <w:suppressAutoHyphens w:val="true"/>
       <w:bidi w:val="0"/>
       <w:spacing w:before="0" w:after="0"/>
       <w:jc w:val="start"/>
@@ -17443,6 +17698,7 @@
     <w:qFormat/>
     <w:pPr>
       <w:widowControl/>
+      <w:suppressAutoHyphens w:val="true"/>
       <w:bidi w:val="0"/>
       <w:spacing w:before="0" w:after="0"/>
       <w:jc w:val="start"/>
@@ -17463,6 +17719,7 @@
     <w:qFormat/>
     <w:pPr>
       <w:widowControl/>
+      <w:suppressAutoHyphens w:val="true"/>
       <w:bidi w:val="0"/>
       <w:spacing w:before="0" w:after="0"/>
       <w:jc w:val="start"/>
@@ -17483,6 +17740,7 @@
     <w:qFormat/>
     <w:pPr>
       <w:widowControl/>
+      <w:suppressAutoHyphens w:val="true"/>
       <w:bidi w:val="0"/>
       <w:spacing w:before="0" w:after="0"/>
       <w:jc w:val="start"/>
@@ -17502,6 +17760,7 @@
     <w:qFormat/>
     <w:pPr>
       <w:widowControl/>
+      <w:suppressAutoHyphens w:val="true"/>
       <w:bidi w:val="0"/>
       <w:spacing w:before="0" w:after="0"/>
       <w:jc w:val="start"/>
@@ -17522,6 +17781,7 @@
     <w:qFormat/>
     <w:pPr>
       <w:widowControl/>
+      <w:suppressAutoHyphens w:val="true"/>
       <w:bidi w:val="0"/>
       <w:spacing w:before="0" w:after="0"/>
       <w:jc w:val="start"/>
@@ -17543,6 +17803,7 @@
     <w:qFormat/>
     <w:pPr>
       <w:widowControl/>
+      <w:suppressAutoHyphens w:val="true"/>
       <w:bidi w:val="0"/>
       <w:spacing w:before="0" w:after="0"/>
       <w:jc w:val="start"/>
@@ -17563,6 +17824,7 @@
     <w:qFormat/>
     <w:pPr>
       <w:widowControl/>
+      <w:suppressAutoHyphens w:val="true"/>
       <w:bidi w:val="0"/>
       <w:spacing w:before="0" w:after="0"/>
       <w:jc w:val="start"/>
@@ -17625,6 +17887,7 @@
     <w:qFormat/>
     <w:pPr>
       <w:widowControl/>
+      <w:suppressAutoHyphens w:val="true"/>
       <w:bidi w:val="0"/>
       <w:spacing w:before="0" w:after="0"/>
       <w:jc w:val="start"/>
@@ -17661,6 +17924,7 @@
     <w:qFormat/>
     <w:pPr>
       <w:widowControl/>
+      <w:suppressAutoHyphens w:val="true"/>
       <w:bidi w:val="0"/>
       <w:spacing w:before="0" w:after="0"/>
       <w:jc w:val="start"/>
@@ -17682,6 +17946,7 @@
     <w:qFormat/>
     <w:pPr>
       <w:widowControl/>
+      <w:suppressAutoHyphens w:val="true"/>
       <w:bidi w:val="0"/>
       <w:spacing w:before="0" w:after="0"/>
       <w:jc w:val="start"/>
@@ -17729,6 +17994,7 @@
     <w:qFormat/>
     <w:pPr>
       <w:widowControl/>
+      <w:suppressAutoHyphens w:val="true"/>
       <w:bidi w:val="0"/>
       <w:spacing w:before="0" w:after="0"/>
       <w:jc w:val="start"/>
@@ -17750,6 +18016,7 @@
     <w:qFormat/>
     <w:pPr>
       <w:widowControl/>
+      <w:suppressAutoHyphens w:val="true"/>
       <w:bidi w:val="0"/>
       <w:spacing w:before="0" w:after="0"/>
       <w:jc w:val="start"/>
@@ -17789,6 +18056,7 @@
     <w:qFormat/>
     <w:pPr>
       <w:widowControl/>
+      <w:suppressAutoHyphens w:val="true"/>
       <w:bidi w:val="0"/>
       <w:spacing w:before="0" w:after="0"/>
       <w:jc w:val="start"/>
@@ -17809,6 +18077,7 @@
     <w:uiPriority w:val="39"/>
     <w:pPr>
       <w:widowControl/>
+      <w:suppressAutoHyphens w:val="true"/>
       <w:bidi w:val="0"/>
       <w:spacing w:before="0" w:after="0"/>
       <w:ind w:start="1600"/>
@@ -17829,6 +18098,7 @@
     <w:qFormat/>
     <w:pPr>
       <w:widowControl/>
+      <w:suppressAutoHyphens w:val="true"/>
       <w:bidi w:val="0"/>
       <w:spacing w:before="0" w:after="0"/>
       <w:jc w:val="start"/>
@@ -17888,6 +18158,7 @@
     <w:qFormat/>
     <w:pPr>
       <w:widowControl/>
+      <w:suppressAutoHyphens w:val="true"/>
       <w:bidi w:val="0"/>
       <w:spacing w:before="0" w:after="0"/>
       <w:jc w:val="start"/>
@@ -17923,6 +18194,7 @@
     <w:qFormat/>
     <w:pPr>
       <w:widowControl/>
+      <w:suppressAutoHyphens w:val="true"/>
       <w:bidi w:val="0"/>
       <w:spacing w:before="0" w:after="0"/>
       <w:jc w:val="start"/>
@@ -18011,6 +18283,7 @@
     <w:qFormat/>
     <w:pPr>
       <w:widowControl/>
+      <w:suppressAutoHyphens w:val="true"/>
       <w:bidi w:val="0"/>
       <w:spacing w:before="0" w:after="0"/>
       <w:jc w:val="start"/>
@@ -18030,6 +18303,7 @@
     <w:qFormat/>
     <w:pPr>
       <w:widowControl/>
+      <w:suppressAutoHyphens w:val="true"/>
       <w:bidi w:val="0"/>
       <w:spacing w:before="0" w:after="0"/>
       <w:jc w:val="start"/>
@@ -18151,6 +18425,7 @@
     <w:qFormat/>
     <w:pPr>
       <w:widowControl/>
+      <w:suppressAutoHyphens w:val="true"/>
       <w:bidi w:val="0"/>
       <w:spacing w:before="0" w:after="0"/>
       <w:jc w:val="start"/>
@@ -18180,6 +18455,7 @@
     <w:qFormat/>
     <w:pPr>
       <w:widowControl/>
+      <w:suppressAutoHyphens w:val="true"/>
       <w:bidi w:val="0"/>
       <w:spacing w:before="0" w:after="0"/>
       <w:jc w:val="start"/>
@@ -18199,6 +18475,7 @@
     <w:qFormat/>
     <w:pPr>
       <w:widowControl/>
+      <w:suppressAutoHyphens w:val="true"/>
       <w:bidi w:val="0"/>
       <w:spacing w:before="0" w:after="0"/>
       <w:jc w:val="start"/>
@@ -18220,6 +18497,7 @@
     <w:qFormat/>
     <w:pPr>
       <w:widowControl/>
+      <w:suppressAutoHyphens w:val="true"/>
       <w:bidi w:val="0"/>
       <w:spacing w:before="0" w:after="0"/>
       <w:jc w:val="start"/>
@@ -18250,6 +18528,7 @@
     <w:qFormat/>
     <w:pPr>
       <w:widowControl/>
+      <w:suppressAutoHyphens w:val="true"/>
       <w:bidi w:val="0"/>
       <w:spacing w:before="0" w:after="0"/>
       <w:jc w:val="start"/>
@@ -18294,6 +18573,7 @@
     <w:qFormat/>
     <w:pPr>
       <w:widowControl/>
+      <w:suppressAutoHyphens w:val="true"/>
       <w:bidi w:val="0"/>
       <w:spacing w:before="0" w:after="0"/>
       <w:jc w:val="start"/>
@@ -18344,6 +18624,7 @@
     <w:qFormat/>
     <w:pPr>
       <w:widowControl/>
+      <w:suppressAutoHyphens w:val="true"/>
       <w:bidi w:val="0"/>
       <w:spacing w:before="0" w:after="0"/>
       <w:jc w:val="start"/>
@@ -18365,6 +18646,7 @@
     <w:qFormat/>
     <w:pPr>
       <w:widowControl/>
+      <w:suppressAutoHyphens w:val="true"/>
       <w:bidi w:val="0"/>
       <w:spacing w:before="0" w:after="0"/>
       <w:jc w:val="start"/>
@@ -18395,6 +18677,7 @@
     <w:qFormat/>
     <w:pPr>
       <w:widowControl/>
+      <w:suppressAutoHyphens w:val="true"/>
       <w:bidi w:val="0"/>
       <w:spacing w:before="0" w:after="0"/>
       <w:jc w:val="start"/>
@@ -18441,6 +18724,7 @@
     <w:qFormat/>
     <w:pPr>
       <w:widowControl/>
+      <w:suppressAutoHyphens w:val="true"/>
       <w:bidi w:val="0"/>
       <w:spacing w:before="0" w:after="0"/>
       <w:jc w:val="start"/>
@@ -18488,6 +18772,7 @@
     <w:qFormat/>
     <w:pPr>
       <w:widowControl/>
+      <w:suppressAutoHyphens w:val="true"/>
       <w:bidi w:val="0"/>
       <w:spacing w:before="0" w:after="0"/>
       <w:jc w:val="start"/>
@@ -18507,6 +18792,7 @@
     <w:qFormat/>
     <w:pPr>
       <w:widowControl/>
+      <w:suppressAutoHyphens w:val="true"/>
       <w:bidi w:val="0"/>
       <w:spacing w:before="0" w:after="0"/>
       <w:jc w:val="start"/>
@@ -18526,6 +18812,7 @@
     <w:qFormat/>
     <w:pPr>
       <w:widowControl/>
+      <w:suppressAutoHyphens w:val="true"/>
       <w:bidi w:val="0"/>
       <w:spacing w:before="0" w:after="0"/>
       <w:jc w:val="start"/>
@@ -18547,6 +18834,7 @@
     <w:qFormat/>
     <w:pPr>
       <w:widowControl/>
+      <w:suppressAutoHyphens w:val="true"/>
       <w:bidi w:val="0"/>
       <w:spacing w:before="0" w:after="0"/>
       <w:jc w:val="start"/>
@@ -18596,6 +18884,7 @@
     <w:qFormat/>
     <w:pPr>
       <w:widowControl/>
+      <w:suppressAutoHyphens w:val="true"/>
       <w:bidi w:val="0"/>
       <w:spacing w:before="0" w:after="0"/>
       <w:jc w:val="start"/>
@@ -18643,6 +18932,7 @@
     <w:qFormat/>
     <w:pPr>
       <w:widowControl/>
+      <w:suppressAutoHyphens w:val="true"/>
       <w:bidi w:val="0"/>
       <w:spacing w:before="0" w:after="0"/>
       <w:jc w:val="start"/>
@@ -18662,6 +18952,7 @@
     <w:qFormat/>
     <w:pPr>
       <w:widowControl/>
+      <w:suppressAutoHyphens w:val="true"/>
       <w:bidi w:val="0"/>
       <w:spacing w:before="0" w:after="0"/>
       <w:jc w:val="start"/>
@@ -18703,6 +18994,7 @@
     <w:qFormat/>
     <w:pPr>
       <w:widowControl w:val="false"/>
+      <w:suppressAutoHyphens w:val="true"/>
       <w:bidi w:val="0"/>
       <w:spacing w:before="0" w:after="0"/>
       <w:jc w:val="start"/>
@@ -18722,6 +19014,7 @@
     <w:qFormat/>
     <w:pPr>
       <w:widowControl/>
+      <w:suppressAutoHyphens w:val="true"/>
       <w:bidi w:val="0"/>
       <w:spacing w:before="0" w:after="0"/>
       <w:jc w:val="start"/>
@@ -18741,6 +19034,7 @@
     <w:qFormat/>
     <w:pPr>
       <w:widowControl/>
+      <w:suppressAutoHyphens w:val="true"/>
       <w:bidi w:val="0"/>
       <w:spacing w:before="0" w:after="0"/>
       <w:jc w:val="start"/>
@@ -18776,6 +19070,7 @@
     <w:qFormat/>
     <w:pPr>
       <w:widowControl/>
+      <w:suppressAutoHyphens w:val="true"/>
       <w:bidi w:val="0"/>
       <w:spacing w:before="0" w:after="0"/>
       <w:jc w:val="start"/>
@@ -18807,6 +19102,7 @@
     <w:qFormat/>
     <w:pPr>
       <w:widowControl/>
+      <w:suppressAutoHyphens w:val="true"/>
       <w:bidi w:val="0"/>
       <w:spacing w:before="0" w:after="0"/>
       <w:jc w:val="start"/>
@@ -18827,6 +19123,7 @@
     <w:qFormat/>
     <w:pPr>
       <w:widowControl/>
+      <w:suppressAutoHyphens w:val="true"/>
       <w:bidi w:val="0"/>
       <w:spacing w:before="0" w:after="0"/>
       <w:jc w:val="start"/>
@@ -18847,6 +19144,7 @@
     <w:qFormat/>
     <w:pPr>
       <w:widowControl/>
+      <w:suppressAutoHyphens w:val="true"/>
       <w:bidi w:val="0"/>
       <w:spacing w:before="0" w:after="0"/>
       <w:jc w:val="start"/>
@@ -18866,6 +19164,7 @@
     <w:qFormat/>
     <w:pPr>
       <w:widowControl/>
+      <w:suppressAutoHyphens w:val="true"/>
       <w:bidi w:val="0"/>
       <w:spacing w:before="0" w:after="0"/>
       <w:jc w:val="start"/>
@@ -18886,6 +19185,7 @@
     <w:qFormat/>
     <w:pPr>
       <w:widowControl/>
+      <w:suppressAutoHyphens w:val="true"/>
       <w:bidi w:val="0"/>
       <w:spacing w:before="0" w:after="0"/>
       <w:jc w:val="start"/>
@@ -18919,6 +19219,7 @@
     <w:qFormat/>
     <w:pPr>
       <w:widowControl/>
+      <w:suppressAutoHyphens w:val="true"/>
       <w:bidi w:val="0"/>
       <w:spacing w:before="0" w:after="0"/>
       <w:jc w:val="start"/>
@@ -18986,6 +19287,7 @@
     <w:qFormat/>
     <w:pPr>
       <w:widowControl/>
+      <w:suppressAutoHyphens w:val="true"/>
       <w:bidi w:val="0"/>
       <w:spacing w:before="0" w:after="0"/>
       <w:jc w:val="start"/>
@@ -19007,6 +19309,7 @@
     <w:qFormat/>
     <w:pPr>
       <w:widowControl/>
+      <w:suppressAutoHyphens w:val="true"/>
       <w:bidi w:val="0"/>
       <w:spacing w:before="0" w:after="0"/>
       <w:jc w:val="start"/>
@@ -19026,6 +19329,7 @@
     <w:qFormat/>
     <w:pPr>
       <w:widowControl/>
+      <w:suppressAutoHyphens w:val="true"/>
       <w:bidi w:val="0"/>
       <w:spacing w:before="0" w:after="0"/>
       <w:jc w:val="start"/>
@@ -19076,6 +19380,7 @@
     <w:qFormat/>
     <w:pPr>
       <w:widowControl/>
+      <w:suppressAutoHyphens w:val="true"/>
       <w:bidi w:val="0"/>
       <w:spacing w:before="0" w:after="0"/>
       <w:jc w:val="start"/>
@@ -19131,6 +19436,7 @@
     <w:qFormat/>
     <w:pPr>
       <w:widowControl/>
+      <w:suppressAutoHyphens w:val="true"/>
       <w:bidi w:val="0"/>
       <w:spacing w:before="0" w:after="0"/>
       <w:jc w:val="start"/>
@@ -19150,6 +19456,7 @@
     <w:qFormat/>
     <w:pPr>
       <w:widowControl/>
+      <w:suppressAutoHyphens w:val="true"/>
       <w:bidi w:val="0"/>
       <w:spacing w:before="0" w:after="0"/>
       <w:jc w:val="start"/>
@@ -19194,6 +19501,7 @@
     <w:qFormat/>
     <w:pPr>
       <w:widowControl/>
+      <w:suppressAutoHyphens w:val="true"/>
       <w:bidi w:val="0"/>
       <w:spacing w:before="0" w:after="0"/>
       <w:jc w:val="start"/>
@@ -19213,6 +19521,7 @@
     <w:qFormat/>
     <w:pPr>
       <w:widowControl/>
+      <w:suppressAutoHyphens w:val="true"/>
       <w:bidi w:val="0"/>
       <w:spacing w:before="0" w:after="0"/>
       <w:jc w:val="start"/>
@@ -19250,6 +19559,7 @@
     <w:qFormat/>
     <w:pPr>
       <w:widowControl/>
+      <w:suppressAutoHyphens w:val="true"/>
       <w:bidi w:val="0"/>
       <w:spacing w:before="0" w:after="0"/>
       <w:jc w:val="start"/>
@@ -19270,6 +19580,7 @@
     <w:qFormat/>
     <w:pPr>
       <w:widowControl/>
+      <w:suppressAutoHyphens w:val="true"/>
       <w:bidi w:val="0"/>
       <w:spacing w:before="0" w:after="0"/>
       <w:jc w:val="start"/>
@@ -19307,6 +19618,7 @@
     <w:qFormat/>
     <w:pPr>
       <w:widowControl/>
+      <w:suppressAutoHyphens w:val="true"/>
       <w:bidi w:val="0"/>
       <w:spacing w:before="0" w:after="0"/>
       <w:jc w:val="start"/>
@@ -19329,6 +19641,7 @@
     <w:qFormat/>
     <w:pPr>
       <w:widowControl/>
+      <w:suppressAutoHyphens w:val="true"/>
       <w:bidi w:val="0"/>
       <w:spacing w:before="0" w:after="0"/>
       <w:jc w:val="start"/>
@@ -19349,6 +19662,7 @@
     <w:qFormat/>
     <w:pPr>
       <w:widowControl/>
+      <w:suppressAutoHyphens w:val="true"/>
       <w:bidi w:val="0"/>
       <w:spacing w:before="0" w:after="0"/>
       <w:jc w:val="start"/>
@@ -19369,6 +19683,7 @@
     <w:qFormat/>
     <w:pPr>
       <w:widowControl/>
+      <w:suppressAutoHyphens w:val="true"/>
       <w:bidi w:val="0"/>
       <w:spacing w:before="0" w:after="0"/>
       <w:jc w:val="start"/>
@@ -19403,6 +19718,7 @@
     <w:qFormat/>
     <w:pPr>
       <w:widowControl/>
+      <w:suppressAutoHyphens w:val="true"/>
       <w:bidi w:val="0"/>
       <w:spacing w:before="0" w:after="0"/>
       <w:jc w:val="start"/>
@@ -19442,6 +19758,7 @@
     <w:qFormat/>
     <w:pPr>
       <w:widowControl/>
+      <w:suppressAutoHyphens w:val="true"/>
       <w:bidi w:val="0"/>
       <w:spacing w:before="0" w:after="0"/>
       <w:jc w:val="start"/>
@@ -19475,6 +19792,7 @@
     <w:qFormat/>
     <w:pPr>
       <w:widowControl/>
+      <w:suppressAutoHyphens w:val="true"/>
       <w:bidi w:val="0"/>
       <w:spacing w:before="0" w:after="0"/>
       <w:jc w:val="start"/>
@@ -19537,6 +19855,7 @@
     <w:qFormat/>
     <w:pPr>
       <w:widowControl/>
+      <w:suppressAutoHyphens w:val="true"/>
       <w:bidi w:val="0"/>
       <w:spacing w:before="0" w:after="0"/>
       <w:jc w:val="start"/>
@@ -19581,6 +19900,7 @@
     <w:qFormat/>
     <w:pPr>
       <w:widowControl/>
+      <w:suppressAutoHyphens w:val="true"/>
       <w:bidi w:val="0"/>
       <w:spacing w:before="0" w:after="0"/>
       <w:jc w:val="start"/>
@@ -19600,6 +19920,7 @@
     <w:qFormat/>
     <w:pPr>
       <w:widowControl/>
+      <w:suppressAutoHyphens w:val="true"/>
       <w:bidi w:val="0"/>
       <w:spacing w:before="0" w:after="0"/>
       <w:jc w:val="start"/>
@@ -19619,6 +19940,7 @@
     <w:qFormat/>
     <w:pPr>
       <w:widowControl/>
+      <w:suppressAutoHyphens w:val="true"/>
       <w:bidi w:val="0"/>
       <w:spacing w:before="0" w:after="0"/>
       <w:jc w:val="start"/>
@@ -19649,6 +19971,7 @@
     <w:qFormat/>
     <w:pPr>
       <w:widowControl/>
+      <w:suppressAutoHyphens w:val="true"/>
       <w:bidi w:val="0"/>
       <w:spacing w:before="0" w:after="0"/>
       <w:jc w:val="start"/>
@@ -19673,6 +19996,7 @@
     <w:qFormat/>
     <w:pPr>
       <w:widowControl/>
+      <w:suppressAutoHyphens w:val="true"/>
       <w:bidi w:val="0"/>
       <w:spacing w:before="0" w:after="0"/>
       <w:jc w:val="both"/>
@@ -19693,6 +20017,7 @@
     <w:qFormat/>
     <w:pPr>
       <w:widowControl/>
+      <w:suppressAutoHyphens w:val="true"/>
       <w:bidi w:val="0"/>
       <w:spacing w:before="0" w:after="0"/>
       <w:jc w:val="start"/>
@@ -19730,6 +20055,7 @@
     <w:qFormat/>
     <w:pPr>
       <w:widowControl/>
+      <w:suppressAutoHyphens w:val="true"/>
       <w:bidi w:val="0"/>
       <w:spacing w:before="0" w:after="0"/>
       <w:jc w:val="start"/>
@@ -19749,6 +20075,7 @@
     <w:qFormat/>
     <w:pPr>
       <w:widowControl/>
+      <w:suppressAutoHyphens w:val="true"/>
       <w:bidi w:val="0"/>
       <w:spacing w:before="0" w:after="0"/>
       <w:jc w:val="start"/>
@@ -19768,6 +20095,7 @@
     <w:qFormat/>
     <w:pPr>
       <w:widowControl/>
+      <w:suppressAutoHyphens w:val="true"/>
       <w:bidi w:val="0"/>
       <w:spacing w:before="0" w:after="0"/>
       <w:jc w:val="start"/>
@@ -19829,6 +20157,7 @@
     <w:qFormat/>
     <w:pPr>
       <w:widowControl/>
+      <w:suppressAutoHyphens w:val="true"/>
       <w:bidi w:val="0"/>
       <w:spacing w:before="0" w:after="0"/>
       <w:jc w:val="start"/>
@@ -19880,6 +20209,7 @@
     <w:qFormat/>
     <w:pPr>
       <w:widowControl/>
+      <w:suppressAutoHyphens w:val="true"/>
       <w:bidi w:val="0"/>
       <w:spacing w:before="0" w:after="0"/>
       <w:jc w:val="start"/>
@@ -19943,6 +20273,7 @@
     <w:qFormat/>
     <w:pPr>
       <w:widowControl/>
+      <w:suppressAutoHyphens w:val="true"/>
       <w:bidi w:val="0"/>
       <w:spacing w:before="0" w:after="0"/>
       <w:jc w:val="start"/>
@@ -19977,6 +20308,7 @@
     <w:qFormat/>
     <w:pPr>
       <w:widowControl/>
+      <w:suppressAutoHyphens w:val="true"/>
       <w:bidi w:val="0"/>
       <w:spacing w:before="567" w:after="567"/>
       <w:jc w:val="center"/>
@@ -20008,6 +20340,7 @@
     <w:qFormat/>
     <w:pPr>
       <w:widowControl/>
+      <w:suppressAutoHyphens w:val="true"/>
       <w:bidi w:val="0"/>
       <w:spacing w:before="0" w:after="0"/>
       <w:jc w:val="start"/>
@@ -20028,6 +20361,7 @@
     <w:qFormat/>
     <w:pPr>
       <w:widowControl/>
+      <w:suppressAutoHyphens w:val="true"/>
       <w:bidi w:val="0"/>
       <w:spacing w:before="0" w:after="0"/>
       <w:jc w:val="start"/>
@@ -20074,6 +20408,7 @@
     <w:qFormat/>
     <w:pPr>
       <w:widowControl/>
+      <w:suppressAutoHyphens w:val="true"/>
       <w:bidi w:val="0"/>
       <w:spacing w:before="0" w:after="0"/>
       <w:jc w:val="start"/>
@@ -20106,6 +20441,7 @@
     <w:qFormat/>
     <w:pPr>
       <w:widowControl/>
+      <w:suppressAutoHyphens w:val="true"/>
       <w:bidi w:val="0"/>
       <w:spacing w:before="0" w:after="0"/>
       <w:jc w:val="start"/>
@@ -20183,6 +20519,7 @@
     <w:qFormat/>
     <w:pPr>
       <w:widowControl/>
+      <w:suppressAutoHyphens w:val="true"/>
       <w:bidi w:val="0"/>
       <w:spacing w:before="0" w:after="0"/>
       <w:jc w:val="start"/>
@@ -20224,6 +20561,7 @@
     <w:qFormat/>
     <w:pPr>
       <w:widowControl/>
+      <w:suppressAutoHyphens w:val="true"/>
       <w:bidi w:val="0"/>
       <w:spacing w:before="0" w:after="0"/>
       <w:jc w:val="start"/>
@@ -20272,6 +20610,7 @@
     <w:qFormat/>
     <w:pPr>
       <w:widowControl/>
+      <w:suppressAutoHyphens w:val="true"/>
       <w:bidi w:val="0"/>
       <w:spacing w:before="0" w:after="0"/>
       <w:jc w:val="start"/>
@@ -20291,6 +20630,7 @@
     <w:qFormat/>
     <w:pPr>
       <w:widowControl/>
+      <w:suppressAutoHyphens w:val="true"/>
       <w:bidi w:val="0"/>
       <w:spacing w:before="0" w:after="0"/>
       <w:jc w:val="start"/>
@@ -20312,6 +20652,7 @@
     <w:qFormat/>
     <w:pPr>
       <w:widowControl/>
+      <w:suppressAutoHyphens w:val="true"/>
       <w:bidi w:val="0"/>
       <w:spacing w:before="0" w:after="0"/>
       <w:jc w:val="start"/>
@@ -20333,6 +20674,7 @@
     <w:qFormat/>
     <w:pPr>
       <w:widowControl/>
+      <w:suppressAutoHyphens w:val="true"/>
       <w:bidi w:val="0"/>
       <w:spacing w:before="0" w:after="0"/>
       <w:jc w:val="start"/>
@@ -20352,6 +20694,7 @@
     <w:qFormat/>
     <w:pPr>
       <w:widowControl/>
+      <w:suppressAutoHyphens w:val="true"/>
       <w:bidi w:val="0"/>
       <w:spacing w:before="0" w:after="0"/>
       <w:jc w:val="start"/>
@@ -20373,6 +20716,7 @@
     <w:qFormat/>
     <w:pPr>
       <w:widowControl/>
+      <w:suppressAutoHyphens w:val="true"/>
       <w:bidi w:val="0"/>
       <w:spacing w:before="0" w:after="0"/>
       <w:jc w:val="start"/>
@@ -20394,6 +20738,7 @@
     <w:qFormat/>
     <w:pPr>
       <w:widowControl/>
+      <w:suppressAutoHyphens w:val="true"/>
       <w:bidi w:val="0"/>
       <w:spacing w:before="0" w:after="0"/>
       <w:jc w:val="start"/>
@@ -20465,6 +20810,7 @@
     <w:qFormat/>
     <w:pPr>
       <w:widowControl/>
+      <w:suppressAutoHyphens w:val="true"/>
       <w:bidi w:val="0"/>
       <w:spacing w:before="0" w:after="0"/>
       <w:jc w:val="start"/>
@@ -20495,6 +20841,7 @@
     <w:qFormat/>
     <w:pPr>
       <w:widowControl/>
+      <w:suppressAutoHyphens w:val="true"/>
       <w:bidi w:val="0"/>
       <w:spacing w:before="0" w:after="0"/>
       <w:jc w:val="start"/>
@@ -20536,6 +20883,7 @@
     <w:qFormat/>
     <w:pPr>
       <w:widowControl/>
+      <w:suppressAutoHyphens w:val="true"/>
       <w:bidi w:val="0"/>
       <w:spacing w:before="0" w:after="0"/>
       <w:jc w:val="start"/>
@@ -20635,7 +20983,6 @@
     <w:pPr>
       <w:spacing w:after="200" w:line="276" w:lineRule="auto"/>
     </w:pPr>
-    <w:rPr/>
     <w:tblPr>
       <w:tblBorders>
         <w:top w:val="single" w:color="000000" w:sz="12" w:space="0"/>
@@ -20699,7 +21046,6 @@
     <w:pPr>
       <w:spacing w:after="200" w:line="276" w:lineRule="auto"/>
     </w:pPr>
-    <w:rPr/>
     <w:tblPr>
       <w:tblBorders>
         <w:top w:val="single" w:color="000000" w:sz="4" w:space="0"/>
@@ -20717,7 +21063,6 @@
     <w:pPr>
       <w:spacing w:after="200" w:line="276" w:lineRule="auto"/>
     </w:pPr>
-    <w:rPr/>
     <w:tblPr>
       <w:tblBorders>
         <w:top w:val="single" w:color="000000" w:sz="12" w:space="0"/>
@@ -20795,7 +21140,6 @@
     <w:pPr>
       <w:spacing w:after="200" w:line="276" w:lineRule="auto"/>
     </w:pPr>
-    <w:rPr/>
     <w:tblPr>
       <w:tblBorders>
         <w:top w:val="single" w:color="000000" w:sz="4" w:space="0"/>

--- a/docs/05-uml-and-test-cases.docx
+++ b/docs/05-uml-and-test-cases.docx
@@ -819,8 +819,8 @@
       </w:tblPr>
       <w:tblGrid>
         <w:gridCol w:w="2178"/>
-        <w:gridCol w:w="2295"/>
-        <w:gridCol w:w="2658"/>
+        <w:gridCol w:w="2294"/>
+        <w:gridCol w:w="2659"/>
         <w:gridCol w:w="2213"/>
       </w:tblGrid>
       <w:tr>
@@ -859,7 +859,7 @@
         </w:tc>
         <w:tc>
           <w:tcPr>
-            <w:tcW w:w="2295" w:type="dxa"/>
+            <w:tcW w:w="2294" w:type="dxa"/>
             <w:tcBorders/>
           </w:tcPr>
           <w:p>
@@ -891,7 +891,7 @@
         </w:tc>
         <w:tc>
           <w:tcPr>
-            <w:tcW w:w="2658" w:type="dxa"/>
+            <w:tcW w:w="2659" w:type="dxa"/>
             <w:tcBorders/>
           </w:tcPr>
           <w:p>
@@ -986,7 +986,7 @@
         </w:tc>
         <w:tc>
           <w:tcPr>
-            <w:tcW w:w="2295" w:type="dxa"/>
+            <w:tcW w:w="2294" w:type="dxa"/>
             <w:tcBorders/>
           </w:tcPr>
           <w:p>
@@ -1130,7 +1130,7 @@
         </w:tc>
         <w:tc>
           <w:tcPr>
-            <w:tcW w:w="2658" w:type="dxa"/>
+            <w:tcW w:w="2659" w:type="dxa"/>
             <w:tcBorders/>
           </w:tcPr>
           <w:p>
@@ -1292,7 +1292,7 @@
         </w:tc>
         <w:tc>
           <w:tcPr>
-            <w:tcW w:w="2295" w:type="dxa"/>
+            <w:tcW w:w="2294" w:type="dxa"/>
             <w:tcBorders/>
           </w:tcPr>
           <w:p>
@@ -1320,7 +1320,7 @@
         </w:tc>
         <w:tc>
           <w:tcPr>
-            <w:tcW w:w="2658" w:type="dxa"/>
+            <w:tcW w:w="2659" w:type="dxa"/>
             <w:tcBorders/>
           </w:tcPr>
           <w:p>
@@ -1407,7 +1407,7 @@
         </w:tc>
         <w:tc>
           <w:tcPr>
-            <w:tcW w:w="2295" w:type="dxa"/>
+            <w:tcW w:w="2294" w:type="dxa"/>
             <w:tcBorders/>
           </w:tcPr>
           <w:p>
@@ -1435,7 +1435,7 @@
         </w:tc>
         <w:tc>
           <w:tcPr>
-            <w:tcW w:w="2658" w:type="dxa"/>
+            <w:tcW w:w="2659" w:type="dxa"/>
             <w:tcBorders/>
           </w:tcPr>
           <w:p>
@@ -1533,7 +1533,7 @@
         </w:tc>
         <w:tc>
           <w:tcPr>
-            <w:tcW w:w="2295" w:type="dxa"/>
+            <w:tcW w:w="2294" w:type="dxa"/>
             <w:tcBorders/>
           </w:tcPr>
           <w:p>
@@ -1561,7 +1561,7 @@
         </w:tc>
         <w:tc>
           <w:tcPr>
-            <w:tcW w:w="2658" w:type="dxa"/>
+            <w:tcW w:w="2659" w:type="dxa"/>
             <w:tcBorders/>
           </w:tcPr>
           <w:p>
@@ -1649,7 +1649,7 @@
         </w:tc>
         <w:tc>
           <w:tcPr>
-            <w:tcW w:w="2295" w:type="dxa"/>
+            <w:tcW w:w="2294" w:type="dxa"/>
             <w:tcBorders/>
           </w:tcPr>
           <w:p>
@@ -1677,7 +1677,7 @@
         </w:tc>
         <w:tc>
           <w:tcPr>
-            <w:tcW w:w="2658" w:type="dxa"/>
+            <w:tcW w:w="2659" w:type="dxa"/>
             <w:tcBorders/>
           </w:tcPr>
           <w:p>
@@ -1775,7 +1775,7 @@
         </w:tc>
         <w:tc>
           <w:tcPr>
-            <w:tcW w:w="2295" w:type="dxa"/>
+            <w:tcW w:w="2294" w:type="dxa"/>
             <w:tcBorders/>
           </w:tcPr>
           <w:p>
@@ -1896,7 +1896,7 @@
         </w:tc>
         <w:tc>
           <w:tcPr>
-            <w:tcW w:w="2658" w:type="dxa"/>
+            <w:tcW w:w="2659" w:type="dxa"/>
             <w:tcBorders/>
           </w:tcPr>
           <w:p>
@@ -2102,7 +2102,7 @@
         </w:tc>
         <w:tc>
           <w:tcPr>
-            <w:tcW w:w="2295" w:type="dxa"/>
+            <w:tcW w:w="2294" w:type="dxa"/>
             <w:tcBorders/>
           </w:tcPr>
           <w:p>
@@ -2177,7 +2177,7 @@
         </w:tc>
         <w:tc>
           <w:tcPr>
-            <w:tcW w:w="2658" w:type="dxa"/>
+            <w:tcW w:w="2659" w:type="dxa"/>
             <w:tcBorders/>
           </w:tcPr>
           <w:p>
@@ -2310,7 +2310,7 @@
         </w:tc>
         <w:tc>
           <w:tcPr>
-            <w:tcW w:w="2295" w:type="dxa"/>
+            <w:tcW w:w="2294" w:type="dxa"/>
             <w:tcBorders/>
           </w:tcPr>
           <w:p>
@@ -2362,7 +2362,7 @@
         </w:tc>
         <w:tc>
           <w:tcPr>
-            <w:tcW w:w="2658" w:type="dxa"/>
+            <w:tcW w:w="2659" w:type="dxa"/>
             <w:tcBorders/>
           </w:tcPr>
           <w:p>
@@ -2449,7 +2449,7 @@
         </w:tc>
         <w:tc>
           <w:tcPr>
-            <w:tcW w:w="2295" w:type="dxa"/>
+            <w:tcW w:w="2294" w:type="dxa"/>
             <w:tcBorders/>
           </w:tcPr>
           <w:p>
@@ -2478,7 +2478,7 @@
         </w:tc>
         <w:tc>
           <w:tcPr>
-            <w:tcW w:w="2658" w:type="dxa"/>
+            <w:tcW w:w="2659" w:type="dxa"/>
             <w:tcBorders/>
           </w:tcPr>
           <w:p>
@@ -2588,7 +2588,7 @@
         </w:tc>
         <w:tc>
           <w:tcPr>
-            <w:tcW w:w="2295" w:type="dxa"/>
+            <w:tcW w:w="2294" w:type="dxa"/>
             <w:tcBorders/>
           </w:tcPr>
           <w:p>
@@ -2616,7 +2616,7 @@
         </w:tc>
         <w:tc>
           <w:tcPr>
-            <w:tcW w:w="2658" w:type="dxa"/>
+            <w:tcW w:w="2659" w:type="dxa"/>
             <w:tcBorders/>
           </w:tcPr>
           <w:p>
@@ -2714,7 +2714,7 @@
         </w:tc>
         <w:tc>
           <w:tcPr>
-            <w:tcW w:w="2295" w:type="dxa"/>
+            <w:tcW w:w="2294" w:type="dxa"/>
             <w:tcBorders/>
           </w:tcPr>
           <w:p>
@@ -2742,7 +2742,7 @@
         </w:tc>
         <w:tc>
           <w:tcPr>
-            <w:tcW w:w="2658" w:type="dxa"/>
+            <w:tcW w:w="2659" w:type="dxa"/>
             <w:tcBorders/>
           </w:tcPr>
           <w:p>
@@ -2840,7 +2840,7 @@
         </w:tc>
         <w:tc>
           <w:tcPr>
-            <w:tcW w:w="2295" w:type="dxa"/>
+            <w:tcW w:w="2294" w:type="dxa"/>
             <w:tcBorders/>
           </w:tcPr>
           <w:p>
@@ -2868,7 +2868,7 @@
         </w:tc>
         <w:tc>
           <w:tcPr>
-            <w:tcW w:w="2658" w:type="dxa"/>
+            <w:tcW w:w="2659" w:type="dxa"/>
             <w:tcBorders/>
           </w:tcPr>
           <w:p>
@@ -3323,10 +3323,10 @@
         <w:tblLook w:noHBand="0" w:noVBand="1" w:firstColumn="1" w:lastRow="0" w:lastColumn="0" w:firstRow="1" w:val="04a0"/>
       </w:tblPr>
       <w:tblGrid>
-        <w:gridCol w:w="456"/>
-        <w:gridCol w:w="2545"/>
-        <w:gridCol w:w="3524"/>
-        <w:gridCol w:w="2970"/>
+        <w:gridCol w:w="455"/>
+        <w:gridCol w:w="2546"/>
+        <w:gridCol w:w="3523"/>
+        <w:gridCol w:w="2971"/>
       </w:tblGrid>
       <w:tr>
         <w:trPr>
@@ -3334,7 +3334,7 @@
         </w:trPr>
         <w:tc>
           <w:tcPr>
-            <w:tcW w:w="456" w:type="dxa"/>
+            <w:tcW w:w="455" w:type="dxa"/>
             <w:tcBorders/>
           </w:tcPr>
           <w:p>
@@ -3366,7 +3366,7 @@
         </w:tc>
         <w:tc>
           <w:tcPr>
-            <w:tcW w:w="2545" w:type="dxa"/>
+            <w:tcW w:w="2546" w:type="dxa"/>
             <w:tcBorders/>
           </w:tcPr>
           <w:p>
@@ -3398,7 +3398,7 @@
         </w:tc>
         <w:tc>
           <w:tcPr>
-            <w:tcW w:w="3524" w:type="dxa"/>
+            <w:tcW w:w="3523" w:type="dxa"/>
             <w:tcBorders/>
           </w:tcPr>
           <w:p>
@@ -3430,7 +3430,7 @@
         </w:tc>
         <w:tc>
           <w:tcPr>
-            <w:tcW w:w="2970" w:type="dxa"/>
+            <w:tcW w:w="2971" w:type="dxa"/>
             <w:tcBorders/>
           </w:tcPr>
           <w:p>
@@ -3467,7 +3467,7 @@
         </w:trPr>
         <w:tc>
           <w:tcPr>
-            <w:tcW w:w="456" w:type="dxa"/>
+            <w:tcW w:w="455" w:type="dxa"/>
             <w:tcBorders/>
           </w:tcPr>
           <w:p>
@@ -3499,7 +3499,7 @@
         </w:tc>
         <w:tc>
           <w:tcPr>
-            <w:tcW w:w="2545" w:type="dxa"/>
+            <w:tcW w:w="2546" w:type="dxa"/>
             <w:tcBorders/>
           </w:tcPr>
           <w:p>
@@ -3528,7 +3528,7 @@
         </w:tc>
         <w:tc>
           <w:tcPr>
-            <w:tcW w:w="3524" w:type="dxa"/>
+            <w:tcW w:w="3523" w:type="dxa"/>
             <w:tcBorders/>
           </w:tcPr>
           <w:p>
@@ -3556,7 +3556,7 @@
         </w:tc>
         <w:tc>
           <w:tcPr>
-            <w:tcW w:w="2970" w:type="dxa"/>
+            <w:tcW w:w="2971" w:type="dxa"/>
             <w:tcBorders/>
           </w:tcPr>
           <w:p>
@@ -3572,6 +3572,66 @@
               </w:rPr>
             </w:pPr>
             <w:r>
+              <w:rPr/>
+              <w:t>Запись создана со статусом «Подтверждена». Интервал в расписании заблокирован. Клиенту отправлено подтверждение записи.</w:t>
+            </w:r>
+          </w:p>
+        </w:tc>
+      </w:tr>
+      <w:tr>
+        <w:trPr>
+          <w:trHeight w:val="743" w:hRule="atLeast"/>
+        </w:trPr>
+        <w:tc>
+          <w:tcPr>
+            <w:tcW w:w="455" w:type="dxa"/>
+            <w:tcBorders/>
+          </w:tcPr>
+          <w:p>
+            <w:pPr>
+              <w:pStyle w:val="Normal"/>
+              <w:widowControl/>
+              <w:suppressAutoHyphens w:val="true"/>
+              <w:spacing w:lineRule="auto" w:line="276" w:before="60" w:after="60"/>
+              <w:jc w:val="center"/>
+              <w:rPr>
+                <w:b/>
+                <w:bCs/>
+                <w:szCs w:val="24"/>
+              </w:rPr>
+            </w:pPr>
+            <w:r>
+              <w:rPr>
+                <w:rFonts w:eastAsia="Times New Roman" w:cs="Times New Roman"/>
+                <w:b/>
+                <w:bCs/>
+                <w:color w:val="000000"/>
+                <w:kern w:val="0"/>
+                <w:szCs w:val="24"/>
+                <w:lang w:val="ru-RU" w:eastAsia="ru-RU" w:bidi="ar-SA"/>
+              </w:rPr>
+              <w:t>2</w:t>
+            </w:r>
+          </w:p>
+        </w:tc>
+        <w:tc>
+          <w:tcPr>
+            <w:tcW w:w="2546" w:type="dxa"/>
+            <w:tcBorders/>
+          </w:tcPr>
+          <w:p>
+            <w:pPr>
+              <w:pStyle w:val="Normal"/>
+              <w:widowControl/>
+              <w:suppressAutoHyphens w:val="true"/>
+              <w:spacing w:lineRule="auto" w:line="276" w:before="60" w:after="60"/>
+              <w:jc w:val="start"/>
+              <w:rPr>
+                <w:szCs w:val="24"/>
+                <w:lang w:val="en-US"/>
+              </w:rPr>
+            </w:pPr>
+            <w:r>
               <w:rPr>
                 <w:rFonts w:eastAsia="Times New Roman" w:cs="Times New Roman"/>
                 <w:color w:val="000000"/>
@@ -3579,7 +3639,343 @@
                 <w:szCs w:val="24"/>
                 <w:lang w:val="ru-RU" w:eastAsia="ru-RU" w:bidi="ar-SA"/>
               </w:rPr>
-              <w:t>Запись создана со статусом «Ожидает». Интервал в расписании заблокирован. Клиенту отправлено уведомление с целью получения подтверждения</w:t>
+              <w:t>Запись на занятый интервал</w:t>
+            </w:r>
+          </w:p>
+        </w:tc>
+        <w:tc>
+          <w:tcPr>
+            <w:tcW w:w="3523" w:type="dxa"/>
+            <w:tcBorders/>
+          </w:tcPr>
+          <w:p>
+            <w:pPr>
+              <w:pStyle w:val="Normal"/>
+              <w:widowControl/>
+              <w:suppressAutoHyphens w:val="true"/>
+              <w:spacing w:lineRule="auto" w:line="276" w:before="60" w:after="60"/>
+              <w:jc w:val="start"/>
+              <w:rPr>
+                <w:szCs w:val="24"/>
+              </w:rPr>
+            </w:pPr>
+            <w:r>
+              <w:rPr>
+                <w:rFonts w:eastAsia="Times New Roman" w:cs="Times New Roman"/>
+                <w:color w:val="000000"/>
+                <w:kern w:val="0"/>
+                <w:szCs w:val="24"/>
+                <w:lang w:val="ru-RU" w:eastAsia="ru-RU" w:bidi="ar-SA"/>
+              </w:rPr>
+              <w:t>Клиент выбрал услугу, мастера и свободную дату. На следующем шаге клиент выбирает свободный интервал, который занял другой клиент между выбором и подтверждением записи.</w:t>
+            </w:r>
+          </w:p>
+        </w:tc>
+        <w:tc>
+          <w:tcPr>
+            <w:tcW w:w="2971" w:type="dxa"/>
+            <w:tcBorders/>
+          </w:tcPr>
+          <w:p>
+            <w:pPr>
+              <w:pStyle w:val="Normal"/>
+              <w:widowControl/>
+              <w:suppressAutoHyphens w:val="true"/>
+              <w:spacing w:lineRule="auto" w:line="276" w:before="60" w:after="60"/>
+              <w:jc w:val="start"/>
+              <w:rPr>
+                <w:szCs w:val="24"/>
+                <w:lang w:val="en-US"/>
+              </w:rPr>
+            </w:pPr>
+            <w:r>
+              <w:rPr>
+                <w:rFonts w:eastAsia="Times New Roman" w:cs="Times New Roman"/>
+                <w:color w:val="000000"/>
+                <w:kern w:val="0"/>
+                <w:szCs w:val="24"/>
+                <w:lang w:val="ru-RU" w:eastAsia="ru-RU" w:bidi="ar-SA"/>
+              </w:rPr>
+              <w:t>Запись не создаётся</w:t>
+            </w:r>
+            <w:r>
+              <w:rPr>
+                <w:rFonts w:eastAsia="Times New Roman" w:cs="Times New Roman"/>
+                <w:color w:val="000000"/>
+                <w:kern w:val="0"/>
+                <w:szCs w:val="24"/>
+                <w:lang w:val="en-US" w:eastAsia="ru-RU" w:bidi="ar-SA"/>
+              </w:rPr>
+              <w:t>.</w:t>
+            </w:r>
+            <w:r>
+              <w:rPr>
+                <w:rFonts w:eastAsia="Times New Roman" w:cs="Times New Roman"/>
+                <w:color w:val="000000"/>
+                <w:kern w:val="0"/>
+                <w:szCs w:val="24"/>
+                <w:lang w:val="ru-RU" w:eastAsia="ru-RU" w:bidi="ar-SA"/>
+              </w:rPr>
+              <w:t xml:space="preserve"> Система сообщает, что интервал занят, и предлагает выбрать другое время. Расписание не изменяется</w:t>
+            </w:r>
+            <w:r>
+              <w:rPr>
+                <w:rFonts w:eastAsia="Times New Roman" w:cs="Times New Roman"/>
+                <w:color w:val="000000"/>
+                <w:kern w:val="0"/>
+                <w:szCs w:val="24"/>
+                <w:lang w:val="en-US" w:eastAsia="ru-RU" w:bidi="ar-SA"/>
+              </w:rPr>
+              <w:t>.</w:t>
+            </w:r>
+          </w:p>
+        </w:tc>
+      </w:tr>
+      <w:tr>
+        <w:trPr>
+          <w:trHeight w:val="758" w:hRule="atLeast"/>
+        </w:trPr>
+        <w:tc>
+          <w:tcPr>
+            <w:tcW w:w="455" w:type="dxa"/>
+            <w:tcBorders/>
+          </w:tcPr>
+          <w:p>
+            <w:pPr>
+              <w:pStyle w:val="Normal"/>
+              <w:widowControl/>
+              <w:suppressAutoHyphens w:val="true"/>
+              <w:spacing w:lineRule="auto" w:line="276" w:before="60" w:after="60"/>
+              <w:jc w:val="center"/>
+              <w:rPr>
+                <w:b/>
+                <w:bCs/>
+                <w:szCs w:val="24"/>
+              </w:rPr>
+            </w:pPr>
+            <w:r>
+              <w:rPr>
+                <w:rFonts w:eastAsia="Times New Roman" w:cs="Times New Roman"/>
+                <w:b/>
+                <w:bCs/>
+                <w:color w:val="000000"/>
+                <w:kern w:val="0"/>
+                <w:szCs w:val="24"/>
+                <w:lang w:val="ru-RU" w:eastAsia="ru-RU" w:bidi="ar-SA"/>
+              </w:rPr>
+              <w:t>3</w:t>
+            </w:r>
+          </w:p>
+        </w:tc>
+        <w:tc>
+          <w:tcPr>
+            <w:tcW w:w="2546" w:type="dxa"/>
+            <w:tcBorders/>
+          </w:tcPr>
+          <w:p>
+            <w:pPr>
+              <w:pStyle w:val="Normal"/>
+              <w:widowControl/>
+              <w:suppressAutoHyphens w:val="true"/>
+              <w:spacing w:lineRule="auto" w:line="276" w:before="60" w:after="60"/>
+              <w:jc w:val="start"/>
+              <w:rPr>
+                <w:szCs w:val="24"/>
+              </w:rPr>
+            </w:pPr>
+            <w:r>
+              <w:rPr>
+                <w:rFonts w:eastAsia="Times New Roman" w:cs="Times New Roman"/>
+                <w:color w:val="000000"/>
+                <w:kern w:val="0"/>
+                <w:szCs w:val="24"/>
+                <w:lang w:val="ru-RU" w:eastAsia="ru-RU" w:bidi="ar-SA"/>
+              </w:rPr>
+              <w:t>Отмена записи в допустимый срок</w:t>
+            </w:r>
+          </w:p>
+        </w:tc>
+        <w:tc>
+          <w:tcPr>
+            <w:tcW w:w="3523" w:type="dxa"/>
+            <w:tcBorders/>
+          </w:tcPr>
+          <w:p>
+            <w:pPr>
+              <w:pStyle w:val="Normal"/>
+              <w:widowControl/>
+              <w:suppressAutoHyphens w:val="true"/>
+              <w:spacing w:lineRule="auto" w:line="276" w:before="60" w:after="60"/>
+              <w:jc w:val="start"/>
+              <w:rPr>
+                <w:szCs w:val="24"/>
+              </w:rPr>
+            </w:pPr>
+            <w:r>
+              <w:rPr>
+                <w:rFonts w:eastAsia="Times New Roman" w:cs="Times New Roman"/>
+                <w:color w:val="000000"/>
+                <w:kern w:val="0"/>
+                <w:szCs w:val="24"/>
+                <w:lang w:val="ru-RU" w:eastAsia="ru-RU" w:bidi="ar-SA"/>
+              </w:rPr>
+              <w:t>Клиент открыл свою запись, перешел к ее отмене и подтвердил отмену.</w:t>
+            </w:r>
+          </w:p>
+        </w:tc>
+        <w:tc>
+          <w:tcPr>
+            <w:tcW w:w="2971" w:type="dxa"/>
+            <w:tcBorders/>
+          </w:tcPr>
+          <w:p>
+            <w:pPr>
+              <w:pStyle w:val="Normal"/>
+              <w:widowControl/>
+              <w:suppressAutoHyphens w:val="true"/>
+              <w:spacing w:lineRule="auto" w:line="276" w:before="60" w:after="60"/>
+              <w:jc w:val="start"/>
+              <w:rPr>
+                <w:szCs w:val="24"/>
+                <w:lang w:val="en-US"/>
+              </w:rPr>
+            </w:pPr>
+            <w:r>
+              <w:rPr>
+                <w:rFonts w:eastAsia="Times New Roman" w:cs="Times New Roman"/>
+                <w:color w:val="000000"/>
+                <w:kern w:val="0"/>
+                <w:szCs w:val="24"/>
+                <w:lang w:val="ru-RU" w:eastAsia="ru-RU" w:bidi="ar-SA"/>
+              </w:rPr>
+              <w:t>Статус записи изменён на «Отменена». Интервал освобождён и снова доступен для записи. Клиенту отправлено уведомление об отмене</w:t>
+            </w:r>
+            <w:r>
+              <w:rPr>
+                <w:rFonts w:eastAsia="Times New Roman" w:cs="Times New Roman"/>
+                <w:color w:val="000000"/>
+                <w:kern w:val="0"/>
+                <w:szCs w:val="24"/>
+                <w:lang w:val="en-US" w:eastAsia="ru-RU" w:bidi="ar-SA"/>
+              </w:rPr>
+              <w:t>.</w:t>
+            </w:r>
+          </w:p>
+        </w:tc>
+      </w:tr>
+      <w:tr>
+        <w:trPr>
+          <w:trHeight w:val="1070" w:hRule="atLeast"/>
+        </w:trPr>
+        <w:tc>
+          <w:tcPr>
+            <w:tcW w:w="455" w:type="dxa"/>
+            <w:tcBorders/>
+          </w:tcPr>
+          <w:p>
+            <w:pPr>
+              <w:pStyle w:val="Normal"/>
+              <w:widowControl/>
+              <w:suppressAutoHyphens w:val="true"/>
+              <w:spacing w:lineRule="auto" w:line="276" w:before="60" w:after="60"/>
+              <w:jc w:val="center"/>
+              <w:rPr>
+                <w:b/>
+                <w:bCs/>
+                <w:szCs w:val="24"/>
+              </w:rPr>
+            </w:pPr>
+            <w:r>
+              <w:rPr>
+                <w:rFonts w:eastAsia="Times New Roman" w:cs="Times New Roman"/>
+                <w:b/>
+                <w:bCs/>
+                <w:color w:val="000000"/>
+                <w:kern w:val="0"/>
+                <w:szCs w:val="24"/>
+                <w:lang w:val="ru-RU" w:eastAsia="ru-RU" w:bidi="ar-SA"/>
+              </w:rPr>
+              <w:t>4</w:t>
+            </w:r>
+          </w:p>
+        </w:tc>
+        <w:tc>
+          <w:tcPr>
+            <w:tcW w:w="2546" w:type="dxa"/>
+            <w:tcBorders/>
+          </w:tcPr>
+          <w:p>
+            <w:pPr>
+              <w:pStyle w:val="Normal"/>
+              <w:widowControl/>
+              <w:suppressAutoHyphens w:val="true"/>
+              <w:spacing w:lineRule="auto" w:line="276" w:before="60" w:after="60"/>
+              <w:jc w:val="start"/>
+              <w:rPr>
+                <w:szCs w:val="24"/>
+                <w:lang w:val="en-US"/>
+              </w:rPr>
+            </w:pPr>
+            <w:r>
+              <w:rPr>
+                <w:rFonts w:eastAsia="Times New Roman" w:cs="Times New Roman"/>
+                <w:color w:val="000000"/>
+                <w:kern w:val="0"/>
+                <w:szCs w:val="24"/>
+                <w:lang w:val="ru-RU" w:eastAsia="ru-RU" w:bidi="ar-SA"/>
+              </w:rPr>
+              <w:t>Отмена позже установленного срока</w:t>
+            </w:r>
+          </w:p>
+        </w:tc>
+        <w:tc>
+          <w:tcPr>
+            <w:tcW w:w="3523" w:type="dxa"/>
+            <w:tcBorders/>
+          </w:tcPr>
+          <w:p>
+            <w:pPr>
+              <w:pStyle w:val="Normal"/>
+              <w:widowControl/>
+              <w:suppressAutoHyphens w:val="true"/>
+              <w:spacing w:lineRule="auto" w:line="276" w:before="60" w:after="60"/>
+              <w:jc w:val="start"/>
+              <w:rPr>
+                <w:szCs w:val="24"/>
+              </w:rPr>
+            </w:pPr>
+            <w:r>
+              <w:rPr/>
+              <w:t>Клиент открыл свою запись, до начала которой остался 1 час, и попытался её отменить.</w:t>
+            </w:r>
+          </w:p>
+        </w:tc>
+        <w:tc>
+          <w:tcPr>
+            <w:tcW w:w="2971" w:type="dxa"/>
+            <w:tcBorders/>
+          </w:tcPr>
+          <w:p>
+            <w:pPr>
+              <w:pStyle w:val="Normal"/>
+              <w:widowControl/>
+              <w:suppressAutoHyphens w:val="true"/>
+              <w:spacing w:lineRule="auto" w:line="276" w:before="60" w:after="60"/>
+              <w:jc w:val="start"/>
+              <w:rPr>
+                <w:szCs w:val="24"/>
+                <w:lang w:val="en-US"/>
+              </w:rPr>
+            </w:pPr>
+            <w:r>
+              <w:rPr>
+                <w:rFonts w:eastAsia="Times New Roman" w:cs="Times New Roman"/>
+                <w:color w:val="000000"/>
+                <w:kern w:val="0"/>
+                <w:szCs w:val="24"/>
+                <w:lang w:val="ru-RU" w:eastAsia="ru-RU" w:bidi="ar-SA"/>
+              </w:rPr>
+              <w:t>Отмена записи отклонена. Система выводит сообщение о том, что срок самостоятельной отмены записи истёк. Статус и интервал не изменяются</w:t>
             </w:r>
             <w:r>
               <w:rPr>
@@ -3600,7 +3996,7 @@
         </w:trPr>
         <w:tc>
           <w:tcPr>
-            <w:tcW w:w="456" w:type="dxa"/>
+            <w:tcW w:w="455" w:type="dxa"/>
             <w:tcBorders/>
           </w:tcPr>
           <w:p>
@@ -3626,13 +4022,13 @@
                 <w:szCs w:val="24"/>
                 <w:lang w:val="ru-RU" w:eastAsia="ru-RU" w:bidi="ar-SA"/>
               </w:rPr>
-              <w:t>2</w:t>
+              <w:t>5</w:t>
             </w:r>
           </w:p>
         </w:tc>
         <w:tc>
           <w:tcPr>
-            <w:tcW w:w="2545" w:type="dxa"/>
+            <w:tcW w:w="2546" w:type="dxa"/>
             <w:tcBorders/>
           </w:tcPr>
           <w:p>
@@ -3644,7 +4040,6 @@
               <w:jc w:val="start"/>
               <w:rPr>
                 <w:szCs w:val="24"/>
-                <w:lang w:val="en-US"/>
               </w:rPr>
             </w:pPr>
             <w:r>
@@ -3655,13 +4050,13 @@
                 <w:szCs w:val="24"/>
                 <w:lang w:val="ru-RU" w:eastAsia="ru-RU" w:bidi="ar-SA"/>
               </w:rPr>
-              <w:t>Запись на занятый интервал</w:t>
+              <w:t>Перенос записи на свободный интервал</w:t>
             </w:r>
           </w:p>
         </w:tc>
         <w:tc>
           <w:tcPr>
-            <w:tcW w:w="3524" w:type="dxa"/>
+            <w:tcW w:w="3523" w:type="dxa"/>
             <w:tcBorders/>
           </w:tcPr>
           <w:p>
@@ -3683,424 +4078,13 @@
                 <w:szCs w:val="24"/>
                 <w:lang w:val="ru-RU" w:eastAsia="ru-RU" w:bidi="ar-SA"/>
               </w:rPr>
-              <w:t>Клиент выбрал услугу, мастера и свободную дату. На следующем шаге клиент выбирает свободный интервал, который занял другой клиент между выбором и подтверждением записи.</w:t>
-            </w:r>
-          </w:p>
-        </w:tc>
-        <w:tc>
-          <w:tcPr>
-            <w:tcW w:w="2970" w:type="dxa"/>
-            <w:tcBorders/>
-          </w:tcPr>
-          <w:p>
-            <w:pPr>
-              <w:pStyle w:val="Normal"/>
-              <w:widowControl/>
-              <w:suppressAutoHyphens w:val="true"/>
-              <w:spacing w:lineRule="auto" w:line="276" w:before="60" w:after="60"/>
-              <w:jc w:val="start"/>
-              <w:rPr>
-                <w:szCs w:val="24"/>
-                <w:lang w:val="en-US"/>
-              </w:rPr>
-            </w:pPr>
-            <w:r>
-              <w:rPr>
-                <w:rFonts w:eastAsia="Times New Roman" w:cs="Times New Roman"/>
-                <w:color w:val="000000"/>
-                <w:kern w:val="0"/>
-                <w:szCs w:val="24"/>
-                <w:lang w:val="ru-RU" w:eastAsia="ru-RU" w:bidi="ar-SA"/>
-              </w:rPr>
-              <w:t>Запись не создаётся</w:t>
-            </w:r>
-            <w:r>
-              <w:rPr>
-                <w:rFonts w:eastAsia="Times New Roman" w:cs="Times New Roman"/>
-                <w:color w:val="000000"/>
-                <w:kern w:val="0"/>
-                <w:szCs w:val="24"/>
-                <w:lang w:val="en-US" w:eastAsia="ru-RU" w:bidi="ar-SA"/>
-              </w:rPr>
-              <w:t>.</w:t>
-            </w:r>
-            <w:r>
-              <w:rPr>
-                <w:rFonts w:eastAsia="Times New Roman" w:cs="Times New Roman"/>
-                <w:color w:val="000000"/>
-                <w:kern w:val="0"/>
-                <w:szCs w:val="24"/>
-                <w:lang w:val="ru-RU" w:eastAsia="ru-RU" w:bidi="ar-SA"/>
-              </w:rPr>
-              <w:t xml:space="preserve"> Система сообщает, что интервал занят, и предлагает выбрать другое время. Расписание не изменяется</w:t>
-            </w:r>
-            <w:r>
-              <w:rPr>
-                <w:rFonts w:eastAsia="Times New Roman" w:cs="Times New Roman"/>
-                <w:color w:val="000000"/>
-                <w:kern w:val="0"/>
-                <w:szCs w:val="24"/>
-                <w:lang w:val="en-US" w:eastAsia="ru-RU" w:bidi="ar-SA"/>
-              </w:rPr>
-              <w:t>.</w:t>
-            </w:r>
-          </w:p>
-        </w:tc>
-      </w:tr>
-      <w:tr>
-        <w:trPr>
-          <w:trHeight w:val="758" w:hRule="atLeast"/>
-        </w:trPr>
-        <w:tc>
-          <w:tcPr>
-            <w:tcW w:w="456" w:type="dxa"/>
-            <w:tcBorders/>
-          </w:tcPr>
-          <w:p>
-            <w:pPr>
-              <w:pStyle w:val="Normal"/>
-              <w:widowControl/>
-              <w:suppressAutoHyphens w:val="true"/>
-              <w:spacing w:lineRule="auto" w:line="276" w:before="60" w:after="60"/>
-              <w:jc w:val="center"/>
-              <w:rPr>
-                <w:b/>
-                <w:bCs/>
-                <w:szCs w:val="24"/>
-              </w:rPr>
-            </w:pPr>
-            <w:r>
-              <w:rPr>
-                <w:rFonts w:eastAsia="Times New Roman" w:cs="Times New Roman"/>
-                <w:b/>
-                <w:bCs/>
-                <w:color w:val="000000"/>
-                <w:kern w:val="0"/>
-                <w:szCs w:val="24"/>
-                <w:lang w:val="ru-RU" w:eastAsia="ru-RU" w:bidi="ar-SA"/>
-              </w:rPr>
-              <w:t>3</w:t>
-            </w:r>
-          </w:p>
-        </w:tc>
-        <w:tc>
-          <w:tcPr>
-            <w:tcW w:w="2545" w:type="dxa"/>
-            <w:tcBorders/>
-          </w:tcPr>
-          <w:p>
-            <w:pPr>
-              <w:pStyle w:val="Normal"/>
-              <w:widowControl/>
-              <w:suppressAutoHyphens w:val="true"/>
-              <w:spacing w:lineRule="auto" w:line="276" w:before="60" w:after="60"/>
-              <w:jc w:val="start"/>
-              <w:rPr>
-                <w:szCs w:val="24"/>
-              </w:rPr>
-            </w:pPr>
-            <w:r>
-              <w:rPr>
-                <w:rFonts w:eastAsia="Times New Roman" w:cs="Times New Roman"/>
-                <w:color w:val="000000"/>
-                <w:kern w:val="0"/>
-                <w:szCs w:val="24"/>
-                <w:lang w:val="ru-RU" w:eastAsia="ru-RU" w:bidi="ar-SA"/>
-              </w:rPr>
-              <w:t>Отмена записи в допустимый срок</w:t>
-            </w:r>
-          </w:p>
-        </w:tc>
-        <w:tc>
-          <w:tcPr>
-            <w:tcW w:w="3524" w:type="dxa"/>
-            <w:tcBorders/>
-          </w:tcPr>
-          <w:p>
-            <w:pPr>
-              <w:pStyle w:val="Normal"/>
-              <w:widowControl/>
-              <w:suppressAutoHyphens w:val="true"/>
-              <w:spacing w:lineRule="auto" w:line="276" w:before="60" w:after="60"/>
-              <w:jc w:val="start"/>
-              <w:rPr>
-                <w:szCs w:val="24"/>
-              </w:rPr>
-            </w:pPr>
-            <w:r>
-              <w:rPr>
-                <w:rFonts w:eastAsia="Times New Roman" w:cs="Times New Roman"/>
-                <w:color w:val="000000"/>
-                <w:kern w:val="0"/>
-                <w:szCs w:val="24"/>
-                <w:lang w:val="ru-RU" w:eastAsia="ru-RU" w:bidi="ar-SA"/>
-              </w:rPr>
-              <w:t>Клиент открыл свою запись, перешел к ее отмене и подтвердил отмену.</w:t>
-            </w:r>
-          </w:p>
-        </w:tc>
-        <w:tc>
-          <w:tcPr>
-            <w:tcW w:w="2970" w:type="dxa"/>
-            <w:tcBorders/>
-          </w:tcPr>
-          <w:p>
-            <w:pPr>
-              <w:pStyle w:val="Normal"/>
-              <w:widowControl/>
-              <w:suppressAutoHyphens w:val="true"/>
-              <w:spacing w:lineRule="auto" w:line="276" w:before="60" w:after="60"/>
-              <w:jc w:val="start"/>
-              <w:rPr>
-                <w:szCs w:val="24"/>
-                <w:lang w:val="en-US"/>
-              </w:rPr>
-            </w:pPr>
-            <w:r>
-              <w:rPr>
-                <w:rFonts w:eastAsia="Times New Roman" w:cs="Times New Roman"/>
-                <w:color w:val="000000"/>
-                <w:kern w:val="0"/>
-                <w:szCs w:val="24"/>
-                <w:lang w:val="ru-RU" w:eastAsia="ru-RU" w:bidi="ar-SA"/>
-              </w:rPr>
-              <w:t>Статус записи изменён на «Отменена». Интервал освобождён и снова доступен для записи. Клиенту отправлено уведомление об отмене</w:t>
-            </w:r>
-            <w:r>
-              <w:rPr>
-                <w:rFonts w:eastAsia="Times New Roman" w:cs="Times New Roman"/>
-                <w:color w:val="000000"/>
-                <w:kern w:val="0"/>
-                <w:szCs w:val="24"/>
-                <w:lang w:val="en-US" w:eastAsia="ru-RU" w:bidi="ar-SA"/>
-              </w:rPr>
-              <w:t>.</w:t>
-            </w:r>
-          </w:p>
-        </w:tc>
-      </w:tr>
-      <w:tr>
-        <w:trPr>
-          <w:trHeight w:val="1070" w:hRule="atLeast"/>
-        </w:trPr>
-        <w:tc>
-          <w:tcPr>
-            <w:tcW w:w="456" w:type="dxa"/>
-            <w:tcBorders/>
-          </w:tcPr>
-          <w:p>
-            <w:pPr>
-              <w:pStyle w:val="Normal"/>
-              <w:widowControl/>
-              <w:suppressAutoHyphens w:val="true"/>
-              <w:spacing w:lineRule="auto" w:line="276" w:before="60" w:after="60"/>
-              <w:jc w:val="center"/>
-              <w:rPr>
-                <w:b/>
-                <w:bCs/>
-                <w:szCs w:val="24"/>
-              </w:rPr>
-            </w:pPr>
-            <w:r>
-              <w:rPr>
-                <w:rFonts w:eastAsia="Times New Roman" w:cs="Times New Roman"/>
-                <w:b/>
-                <w:bCs/>
-                <w:color w:val="000000"/>
-                <w:kern w:val="0"/>
-                <w:szCs w:val="24"/>
-                <w:lang w:val="ru-RU" w:eastAsia="ru-RU" w:bidi="ar-SA"/>
-              </w:rPr>
-              <w:t>4</w:t>
-            </w:r>
-          </w:p>
-        </w:tc>
-        <w:tc>
-          <w:tcPr>
-            <w:tcW w:w="2545" w:type="dxa"/>
-            <w:tcBorders/>
-          </w:tcPr>
-          <w:p>
-            <w:pPr>
-              <w:pStyle w:val="Normal"/>
-              <w:widowControl/>
-              <w:suppressAutoHyphens w:val="true"/>
-              <w:spacing w:lineRule="auto" w:line="276" w:before="60" w:after="60"/>
-              <w:jc w:val="start"/>
-              <w:rPr>
-                <w:szCs w:val="24"/>
-                <w:lang w:val="en-US"/>
-              </w:rPr>
-            </w:pPr>
-            <w:r>
-              <w:rPr>
-                <w:rFonts w:eastAsia="Times New Roman" w:cs="Times New Roman"/>
-                <w:color w:val="000000"/>
-                <w:kern w:val="0"/>
-                <w:szCs w:val="24"/>
-                <w:lang w:val="ru-RU" w:eastAsia="ru-RU" w:bidi="ar-SA"/>
-              </w:rPr>
-              <w:t>Отмена позже установленного срока</w:t>
-            </w:r>
-          </w:p>
-        </w:tc>
-        <w:tc>
-          <w:tcPr>
-            <w:tcW w:w="3524" w:type="dxa"/>
-            <w:tcBorders/>
-          </w:tcPr>
-          <w:p>
-            <w:pPr>
-              <w:pStyle w:val="Normal"/>
-              <w:widowControl/>
-              <w:suppressAutoHyphens w:val="true"/>
-              <w:spacing w:lineRule="auto" w:line="276" w:before="60" w:after="60"/>
-              <w:jc w:val="start"/>
-              <w:rPr>
-                <w:szCs w:val="24"/>
-              </w:rPr>
-            </w:pPr>
-            <w:r>
-              <w:rPr/>
-              <w:t>Клиент открыл свою запись, до начала которой остался 1 час, и попытался её отменить.</w:t>
-            </w:r>
-          </w:p>
-        </w:tc>
-        <w:tc>
-          <w:tcPr>
-            <w:tcW w:w="2970" w:type="dxa"/>
-            <w:tcBorders/>
-          </w:tcPr>
-          <w:p>
-            <w:pPr>
-              <w:pStyle w:val="Normal"/>
-              <w:widowControl/>
-              <w:suppressAutoHyphens w:val="true"/>
-              <w:spacing w:lineRule="auto" w:line="276" w:before="60" w:after="60"/>
-              <w:jc w:val="start"/>
-              <w:rPr>
-                <w:szCs w:val="24"/>
-                <w:lang w:val="en-US"/>
-              </w:rPr>
-            </w:pPr>
-            <w:r>
-              <w:rPr>
-                <w:rFonts w:eastAsia="Times New Roman" w:cs="Times New Roman"/>
-                <w:color w:val="000000"/>
-                <w:kern w:val="0"/>
-                <w:szCs w:val="24"/>
-                <w:lang w:val="ru-RU" w:eastAsia="ru-RU" w:bidi="ar-SA"/>
-              </w:rPr>
-              <w:t>Отмена записи отклонена. Система выводит сообщение о том, что срок самостоятельной отмены записи истёк. Статус и интервал не изменяются</w:t>
-            </w:r>
-            <w:r>
-              <w:rPr>
-                <w:rFonts w:eastAsia="Times New Roman" w:cs="Times New Roman"/>
-                <w:color w:val="000000"/>
-                <w:kern w:val="0"/>
-                <w:szCs w:val="24"/>
-                <w:lang w:val="en-US" w:eastAsia="ru-RU" w:bidi="ar-SA"/>
-              </w:rPr>
-              <w:t>.</w:t>
-            </w:r>
-          </w:p>
-        </w:tc>
-      </w:tr>
-      <w:tr>
-        <w:trPr>
-          <w:trHeight w:val="743" w:hRule="atLeast"/>
-        </w:trPr>
-        <w:tc>
-          <w:tcPr>
-            <w:tcW w:w="456" w:type="dxa"/>
-            <w:tcBorders/>
-          </w:tcPr>
-          <w:p>
-            <w:pPr>
-              <w:pStyle w:val="Normal"/>
-              <w:widowControl/>
-              <w:suppressAutoHyphens w:val="true"/>
-              <w:spacing w:lineRule="auto" w:line="276" w:before="60" w:after="60"/>
-              <w:jc w:val="center"/>
-              <w:rPr>
-                <w:b/>
-                <w:bCs/>
-                <w:szCs w:val="24"/>
-              </w:rPr>
-            </w:pPr>
-            <w:r>
-              <w:rPr>
-                <w:rFonts w:eastAsia="Times New Roman" w:cs="Times New Roman"/>
-                <w:b/>
-                <w:bCs/>
-                <w:color w:val="000000"/>
-                <w:kern w:val="0"/>
-                <w:szCs w:val="24"/>
-                <w:lang w:val="ru-RU" w:eastAsia="ru-RU" w:bidi="ar-SA"/>
-              </w:rPr>
-              <w:t>5</w:t>
-            </w:r>
-          </w:p>
-        </w:tc>
-        <w:tc>
-          <w:tcPr>
-            <w:tcW w:w="2545" w:type="dxa"/>
-            <w:tcBorders/>
-          </w:tcPr>
-          <w:p>
-            <w:pPr>
-              <w:pStyle w:val="Normal"/>
-              <w:widowControl/>
-              <w:suppressAutoHyphens w:val="true"/>
-              <w:spacing w:lineRule="auto" w:line="276" w:before="60" w:after="60"/>
-              <w:jc w:val="start"/>
-              <w:rPr>
-                <w:szCs w:val="24"/>
-              </w:rPr>
-            </w:pPr>
-            <w:r>
-              <w:rPr>
-                <w:rFonts w:eastAsia="Times New Roman" w:cs="Times New Roman"/>
-                <w:color w:val="000000"/>
-                <w:kern w:val="0"/>
-                <w:szCs w:val="24"/>
-                <w:lang w:val="ru-RU" w:eastAsia="ru-RU" w:bidi="ar-SA"/>
-              </w:rPr>
-              <w:t>Перенос записи на свободный интервал</w:t>
-            </w:r>
-          </w:p>
-        </w:tc>
-        <w:tc>
-          <w:tcPr>
-            <w:tcW w:w="3524" w:type="dxa"/>
-            <w:tcBorders/>
-          </w:tcPr>
-          <w:p>
-            <w:pPr>
-              <w:pStyle w:val="Normal"/>
-              <w:widowControl/>
-              <w:suppressAutoHyphens w:val="true"/>
-              <w:spacing w:lineRule="auto" w:line="276" w:before="60" w:after="60"/>
-              <w:jc w:val="start"/>
-              <w:rPr>
-                <w:szCs w:val="24"/>
-              </w:rPr>
-            </w:pPr>
-            <w:r>
-              <w:rPr>
-                <w:rFonts w:eastAsia="Times New Roman" w:cs="Times New Roman"/>
-                <w:color w:val="000000"/>
-                <w:kern w:val="0"/>
-                <w:szCs w:val="24"/>
-                <w:lang w:val="ru-RU" w:eastAsia="ru-RU" w:bidi="ar-SA"/>
-              </w:rPr>
               <w:t>Клиент открыл свою запись, перешел к ее переносу. На следующем шаге выбрал новый свободный интервал и подтвердил перенос.</w:t>
             </w:r>
           </w:p>
         </w:tc>
         <w:tc>
           <w:tcPr>
-            <w:tcW w:w="2970" w:type="dxa"/>
+            <w:tcW w:w="2971" w:type="dxa"/>
             <w:tcBorders/>
           </w:tcPr>
           <w:p>
@@ -4133,7 +4117,7 @@
         </w:trPr>
         <w:tc>
           <w:tcPr>
-            <w:tcW w:w="456" w:type="dxa"/>
+            <w:tcW w:w="455" w:type="dxa"/>
             <w:tcBorders/>
           </w:tcPr>
           <w:p>
@@ -4165,7 +4149,7 @@
         </w:tc>
         <w:tc>
           <w:tcPr>
-            <w:tcW w:w="2545" w:type="dxa"/>
+            <w:tcW w:w="2546" w:type="dxa"/>
             <w:tcBorders/>
           </w:tcPr>
           <w:p>
@@ -4193,7 +4177,7 @@
         </w:tc>
         <w:tc>
           <w:tcPr>
-            <w:tcW w:w="3524" w:type="dxa"/>
+            <w:tcW w:w="3523" w:type="dxa"/>
             <w:tcBorders/>
           </w:tcPr>
           <w:p>
@@ -4221,7 +4205,7 @@
         </w:tc>
         <w:tc>
           <w:tcPr>
-            <w:tcW w:w="2970" w:type="dxa"/>
+            <w:tcW w:w="2971" w:type="dxa"/>
             <w:tcBorders/>
           </w:tcPr>
           <w:p>
@@ -4254,7 +4238,7 @@
         </w:trPr>
         <w:tc>
           <w:tcPr>
-            <w:tcW w:w="456" w:type="dxa"/>
+            <w:tcW w:w="455" w:type="dxa"/>
             <w:tcBorders/>
           </w:tcPr>
           <w:p>
@@ -4286,7 +4270,7 @@
         </w:tc>
         <w:tc>
           <w:tcPr>
-            <w:tcW w:w="2545" w:type="dxa"/>
+            <w:tcW w:w="2546" w:type="dxa"/>
             <w:tcBorders/>
           </w:tcPr>
           <w:p>
@@ -4315,7 +4299,7 @@
         </w:tc>
         <w:tc>
           <w:tcPr>
-            <w:tcW w:w="3524" w:type="dxa"/>
+            <w:tcW w:w="3523" w:type="dxa"/>
             <w:tcBorders/>
           </w:tcPr>
           <w:p>
@@ -4343,7 +4327,7 @@
         </w:tc>
         <w:tc>
           <w:tcPr>
-            <w:tcW w:w="2970" w:type="dxa"/>
+            <w:tcW w:w="2971" w:type="dxa"/>
             <w:tcBorders/>
           </w:tcPr>
           <w:p>
@@ -8314,16 +8298,16 @@
       <w:sz w:val="24"/>
     </w:rPr>
   </w:style>
+  <w:style w:type="character" w:styleId="FootnoteCharacters">
+    <w:name w:val="Footnote Characters"/>
+    <w:link w:val="125"/>
+    <w:qFormat/>
+    <w:rPr>
+      <w:vertAlign w:val="superscript"/>
+    </w:rPr>
+  </w:style>
   <w:style w:type="character" w:styleId="FootnoteCharactersuser">
     <w:name w:val="Footnote Characters (user)"/>
-    <w:link w:val="125"/>
-    <w:qFormat/>
-    <w:rPr>
-      <w:vertAlign w:val="superscript"/>
-    </w:rPr>
-  </w:style>
-  <w:style w:type="character" w:styleId="FootnoteCharacters">
-    <w:name w:val="Footnote Characters"/>
     <w:qFormat/>
     <w:rPr>
       <w:vertAlign w:val="superscript"/>
@@ -8488,16 +8472,16 @@
       <w:sz w:val="24"/>
     </w:rPr>
   </w:style>
+  <w:style w:type="character" w:styleId="EndnoteCharacters">
+    <w:name w:val="Endnote Characters"/>
+    <w:link w:val="126"/>
+    <w:qFormat/>
+    <w:rPr>
+      <w:vertAlign w:val="superscript"/>
+    </w:rPr>
+  </w:style>
   <w:style w:type="character" w:styleId="EndnoteCharactersuser">
     <w:name w:val="Endnote Characters (user)"/>
-    <w:link w:val="126"/>
-    <w:qFormat/>
-    <w:rPr>
-      <w:vertAlign w:val="superscript"/>
-    </w:rPr>
-  </w:style>
-  <w:style w:type="character" w:styleId="EndnoteCharacters">
-    <w:name w:val="Endnote Characters"/>
     <w:qFormat/>
     <w:rPr>
       <w:vertAlign w:val="superscript"/>
@@ -15343,6 +15327,13 @@
   </w:style>
   <w:style w:type="paragraph" w:styleId="HeaderandFooter2">
     <w:name w:val="Header and Footer2"/>
+    <w:basedOn w:val="Normal"/>
+    <w:qFormat/>
+    <w:pPr/>
+    <w:rPr/>
+  </w:style>
+  <w:style w:type="paragraph" w:styleId="HeaderandFooter3">
+    <w:name w:val="Header and Footer3"/>
     <w:basedOn w:val="Normal"/>
     <w:qFormat/>
     <w:pPr/>

--- a/docs/05-uml-and-test-cases.docx
+++ b/docs/05-uml-and-test-cases.docx
@@ -3323,8 +3323,8 @@
         <w:tblLook w:noHBand="0" w:noVBand="1" w:firstColumn="1" w:lastRow="0" w:lastColumn="0" w:firstRow="1" w:val="04a0"/>
       </w:tblPr>
       <w:tblGrid>
-        <w:gridCol w:w="455"/>
-        <w:gridCol w:w="2546"/>
+        <w:gridCol w:w="554"/>
+        <w:gridCol w:w="2447"/>
         <w:gridCol w:w="3523"/>
         <w:gridCol w:w="2971"/>
       </w:tblGrid>
@@ -3334,7 +3334,7 @@
         </w:trPr>
         <w:tc>
           <w:tcPr>
-            <w:tcW w:w="455" w:type="dxa"/>
+            <w:tcW w:w="554" w:type="dxa"/>
             <w:tcBorders/>
           </w:tcPr>
           <w:p>
@@ -3366,7 +3366,7 @@
         </w:tc>
         <w:tc>
           <w:tcPr>
-            <w:tcW w:w="2546" w:type="dxa"/>
+            <w:tcW w:w="2447" w:type="dxa"/>
             <w:tcBorders/>
           </w:tcPr>
           <w:p>
@@ -3467,7 +3467,7 @@
         </w:trPr>
         <w:tc>
           <w:tcPr>
-            <w:tcW w:w="455" w:type="dxa"/>
+            <w:tcW w:w="554" w:type="dxa"/>
             <w:tcBorders/>
           </w:tcPr>
           <w:p>
@@ -3499,7 +3499,7 @@
         </w:tc>
         <w:tc>
           <w:tcPr>
-            <w:tcW w:w="2546" w:type="dxa"/>
+            <w:tcW w:w="2447" w:type="dxa"/>
             <w:tcBorders/>
           </w:tcPr>
           <w:p>
@@ -3584,7 +3584,7 @@
         </w:trPr>
         <w:tc>
           <w:tcPr>
-            <w:tcW w:w="455" w:type="dxa"/>
+            <w:tcW w:w="554" w:type="dxa"/>
             <w:tcBorders/>
           </w:tcPr>
           <w:p>
@@ -3616,7 +3616,7 @@
         </w:tc>
         <w:tc>
           <w:tcPr>
-            <w:tcW w:w="2546" w:type="dxa"/>
+            <w:tcW w:w="2447" w:type="dxa"/>
             <w:tcBorders/>
           </w:tcPr>
           <w:p>
@@ -3737,7 +3737,7 @@
         </w:trPr>
         <w:tc>
           <w:tcPr>
-            <w:tcW w:w="455" w:type="dxa"/>
+            <w:tcW w:w="554" w:type="dxa"/>
             <w:tcBorders/>
           </w:tcPr>
           <w:p>
@@ -3769,7 +3769,7 @@
         </w:tc>
         <w:tc>
           <w:tcPr>
-            <w:tcW w:w="2546" w:type="dxa"/>
+            <w:tcW w:w="2447" w:type="dxa"/>
             <w:tcBorders/>
           </w:tcPr>
           <w:p>
@@ -3869,7 +3869,7 @@
         </w:trPr>
         <w:tc>
           <w:tcPr>
-            <w:tcW w:w="455" w:type="dxa"/>
+            <w:tcW w:w="554" w:type="dxa"/>
             <w:tcBorders/>
           </w:tcPr>
           <w:p>
@@ -3901,7 +3901,7 @@
         </w:tc>
         <w:tc>
           <w:tcPr>
-            <w:tcW w:w="2546" w:type="dxa"/>
+            <w:tcW w:w="2447" w:type="dxa"/>
             <w:tcBorders/>
           </w:tcPr>
           <w:p>
@@ -3996,7 +3996,7 @@
         </w:trPr>
         <w:tc>
           <w:tcPr>
-            <w:tcW w:w="455" w:type="dxa"/>
+            <w:tcW w:w="554" w:type="dxa"/>
             <w:tcBorders/>
           </w:tcPr>
           <w:p>
@@ -4028,7 +4028,7 @@
         </w:tc>
         <w:tc>
           <w:tcPr>
-            <w:tcW w:w="2546" w:type="dxa"/>
+            <w:tcW w:w="2447" w:type="dxa"/>
             <w:tcBorders/>
           </w:tcPr>
           <w:p>
@@ -4117,7 +4117,7 @@
         </w:trPr>
         <w:tc>
           <w:tcPr>
-            <w:tcW w:w="455" w:type="dxa"/>
+            <w:tcW w:w="554" w:type="dxa"/>
             <w:tcBorders/>
           </w:tcPr>
           <w:p>
@@ -4149,7 +4149,7 @@
         </w:tc>
         <w:tc>
           <w:tcPr>
-            <w:tcW w:w="2546" w:type="dxa"/>
+            <w:tcW w:w="2447" w:type="dxa"/>
             <w:tcBorders/>
           </w:tcPr>
           <w:p>
@@ -4238,7 +4238,7 @@
         </w:trPr>
         <w:tc>
           <w:tcPr>
-            <w:tcW w:w="455" w:type="dxa"/>
+            <w:tcW w:w="554" w:type="dxa"/>
             <w:tcBorders/>
           </w:tcPr>
           <w:p>
@@ -4270,7 +4270,7 @@
         </w:tc>
         <w:tc>
           <w:tcPr>
-            <w:tcW w:w="2546" w:type="dxa"/>
+            <w:tcW w:w="2447" w:type="dxa"/>
             <w:tcBorders/>
           </w:tcPr>
           <w:p>
@@ -4361,6 +4361,474 @@
                 <w:lang w:val="en-US" w:eastAsia="ru-RU" w:bidi="ar-SA"/>
               </w:rPr>
               <w:t>.</w:t>
+            </w:r>
+          </w:p>
+        </w:tc>
+      </w:tr>
+      <w:tr>
+        <w:trPr>
+          <w:trHeight w:val="1055" w:hRule="atLeast"/>
+        </w:trPr>
+        <w:tc>
+          <w:tcPr>
+            <w:tcW w:w="554" w:type="dxa"/>
+            <w:tcBorders>
+              <w:top w:val="nil"/>
+            </w:tcBorders>
+          </w:tcPr>
+          <w:p>
+            <w:pPr>
+              <w:pStyle w:val="Normal"/>
+              <w:widowControl/>
+              <w:suppressAutoHyphens w:val="true"/>
+              <w:spacing w:lineRule="auto" w:line="276" w:before="60" w:after="60"/>
+              <w:jc w:val="center"/>
+              <w:rPr>
+                <w:b/>
+                <w:bCs/>
+                <w:szCs w:val="24"/>
+              </w:rPr>
+            </w:pPr>
+            <w:r>
+              <w:rPr>
+                <w:b/>
+                <w:bCs/>
+                <w:szCs w:val="24"/>
+              </w:rPr>
+              <w:t>8</w:t>
+            </w:r>
+          </w:p>
+        </w:tc>
+        <w:tc>
+          <w:tcPr>
+            <w:tcW w:w="2447" w:type="dxa"/>
+            <w:tcBorders>
+              <w:top w:val="nil"/>
+            </w:tcBorders>
+          </w:tcPr>
+          <w:p>
+            <w:pPr>
+              <w:pStyle w:val="Normal"/>
+              <w:widowControl/>
+              <w:suppressAutoHyphens w:val="true"/>
+              <w:spacing w:lineRule="auto" w:line="276" w:before="60" w:after="60"/>
+              <w:jc w:val="start"/>
+              <w:rPr>
+                <w:szCs w:val="24"/>
+                <w:lang w:val="en-US"/>
+              </w:rPr>
+            </w:pPr>
+            <w:r>
+              <w:rPr>
+                <w:szCs w:val="24"/>
+                <w:lang w:val="en-US"/>
+              </w:rPr>
+              <w:t>Отмена записи администратором</w:t>
+            </w:r>
+          </w:p>
+        </w:tc>
+        <w:tc>
+          <w:tcPr>
+            <w:tcW w:w="3523" w:type="dxa"/>
+            <w:tcBorders>
+              <w:top w:val="nil"/>
+            </w:tcBorders>
+          </w:tcPr>
+          <w:p>
+            <w:pPr>
+              <w:pStyle w:val="Normal"/>
+              <w:widowControl/>
+              <w:suppressAutoHyphens w:val="true"/>
+              <w:spacing w:lineRule="auto" w:line="276" w:before="60" w:after="60"/>
+              <w:jc w:val="start"/>
+              <w:rPr>
+                <w:szCs w:val="24"/>
+              </w:rPr>
+            </w:pPr>
+            <w:r>
+              <w:rPr>
+                <w:szCs w:val="24"/>
+              </w:rPr>
+              <w:t>Администратор находит запись клиента в общем списке, выбирает отмену и подтверждает её</w:t>
+            </w:r>
+          </w:p>
+        </w:tc>
+        <w:tc>
+          <w:tcPr>
+            <w:tcW w:w="2971" w:type="dxa"/>
+            <w:tcBorders>
+              <w:top w:val="nil"/>
+            </w:tcBorders>
+          </w:tcPr>
+          <w:p>
+            <w:pPr>
+              <w:pStyle w:val="Normal"/>
+              <w:widowControl/>
+              <w:suppressAutoHyphens w:val="true"/>
+              <w:spacing w:lineRule="auto" w:line="276" w:before="60" w:after="60"/>
+              <w:jc w:val="start"/>
+              <w:rPr>
+                <w:szCs w:val="24"/>
+                <w:lang w:val="en-US"/>
+              </w:rPr>
+            </w:pPr>
+            <w:r>
+              <w:rPr>
+                <w:szCs w:val="24"/>
+                <w:lang w:val="en-US"/>
+              </w:rPr>
+              <w:t>Статус «Отменена», интервал освобождён, клиенту отправлено уведомление об отмене</w:t>
+            </w:r>
+          </w:p>
+        </w:tc>
+      </w:tr>
+      <w:tr>
+        <w:trPr>
+          <w:trHeight w:val="1055" w:hRule="atLeast"/>
+        </w:trPr>
+        <w:tc>
+          <w:tcPr>
+            <w:tcW w:w="554" w:type="dxa"/>
+            <w:tcBorders>
+              <w:top w:val="nil"/>
+            </w:tcBorders>
+          </w:tcPr>
+          <w:p>
+            <w:pPr>
+              <w:pStyle w:val="Normal"/>
+              <w:widowControl/>
+              <w:suppressAutoHyphens w:val="true"/>
+              <w:spacing w:lineRule="auto" w:line="276" w:before="60" w:after="60"/>
+              <w:jc w:val="center"/>
+              <w:rPr>
+                <w:b/>
+                <w:bCs/>
+                <w:szCs w:val="24"/>
+              </w:rPr>
+            </w:pPr>
+            <w:r>
+              <w:rPr>
+                <w:b/>
+                <w:bCs/>
+                <w:szCs w:val="24"/>
+              </w:rPr>
+              <w:t>9</w:t>
+            </w:r>
+          </w:p>
+        </w:tc>
+        <w:tc>
+          <w:tcPr>
+            <w:tcW w:w="2447" w:type="dxa"/>
+            <w:tcBorders>
+              <w:top w:val="nil"/>
+            </w:tcBorders>
+          </w:tcPr>
+          <w:p>
+            <w:pPr>
+              <w:pStyle w:val="Normal"/>
+              <w:widowControl/>
+              <w:suppressAutoHyphens w:val="true"/>
+              <w:spacing w:lineRule="auto" w:line="276" w:before="60" w:after="60"/>
+              <w:jc w:val="start"/>
+              <w:rPr>
+                <w:szCs w:val="24"/>
+                <w:lang w:val="en-US"/>
+              </w:rPr>
+            </w:pPr>
+            <w:r>
+              <w:rPr>
+                <w:szCs w:val="24"/>
+                <w:lang w:val="en-US"/>
+              </w:rPr>
+              <w:t>Напоминание о визите</w:t>
+            </w:r>
+          </w:p>
+        </w:tc>
+        <w:tc>
+          <w:tcPr>
+            <w:tcW w:w="3523" w:type="dxa"/>
+            <w:tcBorders>
+              <w:top w:val="nil"/>
+            </w:tcBorders>
+          </w:tcPr>
+          <w:p>
+            <w:pPr>
+              <w:pStyle w:val="Normal"/>
+              <w:widowControl/>
+              <w:suppressAutoHyphens w:val="true"/>
+              <w:spacing w:lineRule="auto" w:line="276" w:before="60" w:after="60"/>
+              <w:jc w:val="start"/>
+              <w:rPr>
+                <w:szCs w:val="24"/>
+              </w:rPr>
+            </w:pPr>
+            <w:r>
+              <w:rPr>
+                <w:szCs w:val="24"/>
+              </w:rPr>
+              <w:t>До начала записи клиента осталось 24 часа</w:t>
+            </w:r>
+          </w:p>
+        </w:tc>
+        <w:tc>
+          <w:tcPr>
+            <w:tcW w:w="2971" w:type="dxa"/>
+            <w:tcBorders>
+              <w:top w:val="nil"/>
+            </w:tcBorders>
+          </w:tcPr>
+          <w:p>
+            <w:pPr>
+              <w:pStyle w:val="Normal"/>
+              <w:widowControl/>
+              <w:suppressAutoHyphens w:val="true"/>
+              <w:spacing w:lineRule="auto" w:line="276" w:before="60" w:after="60"/>
+              <w:jc w:val="start"/>
+              <w:rPr>
+                <w:szCs w:val="24"/>
+                <w:lang w:val="en-US"/>
+              </w:rPr>
+            </w:pPr>
+            <w:r>
+              <w:rPr>
+                <w:szCs w:val="24"/>
+                <w:lang w:val="en-US"/>
+              </w:rPr>
+              <w:t>Клиенту отправлено SMS-напоминание с услугой, мастером, датой и временем</w:t>
+            </w:r>
+          </w:p>
+        </w:tc>
+      </w:tr>
+      <w:tr>
+        <w:trPr>
+          <w:trHeight w:val="1055" w:hRule="atLeast"/>
+        </w:trPr>
+        <w:tc>
+          <w:tcPr>
+            <w:tcW w:w="554" w:type="dxa"/>
+            <w:tcBorders>
+              <w:top w:val="nil"/>
+            </w:tcBorders>
+          </w:tcPr>
+          <w:p>
+            <w:pPr>
+              <w:pStyle w:val="Normal"/>
+              <w:widowControl/>
+              <w:suppressAutoHyphens w:val="true"/>
+              <w:spacing w:lineRule="auto" w:line="276" w:before="60" w:after="60"/>
+              <w:jc w:val="center"/>
+              <w:rPr>
+                <w:b/>
+                <w:bCs/>
+                <w:szCs w:val="24"/>
+              </w:rPr>
+            </w:pPr>
+            <w:r>
+              <w:rPr>
+                <w:b/>
+                <w:bCs/>
+                <w:szCs w:val="24"/>
+              </w:rPr>
+              <w:t>10</w:t>
+            </w:r>
+          </w:p>
+        </w:tc>
+        <w:tc>
+          <w:tcPr>
+            <w:tcW w:w="2447" w:type="dxa"/>
+            <w:tcBorders>
+              <w:top w:val="nil"/>
+            </w:tcBorders>
+          </w:tcPr>
+          <w:p>
+            <w:pPr>
+              <w:pStyle w:val="Normal"/>
+              <w:widowControl/>
+              <w:suppressAutoHyphens w:val="true"/>
+              <w:spacing w:lineRule="auto" w:line="276" w:before="60" w:after="60"/>
+              <w:jc w:val="start"/>
+              <w:rPr>
+                <w:szCs w:val="24"/>
+                <w:lang w:val="en-US"/>
+              </w:rPr>
+            </w:pPr>
+            <w:r>
+              <w:rPr>
+                <w:szCs w:val="24"/>
+                <w:lang w:val="en-US"/>
+              </w:rPr>
+              <w:t>Недоступное время мастера</w:t>
+            </w:r>
+          </w:p>
+        </w:tc>
+        <w:tc>
+          <w:tcPr>
+            <w:tcW w:w="3523" w:type="dxa"/>
+            <w:tcBorders>
+              <w:top w:val="nil"/>
+            </w:tcBorders>
+          </w:tcPr>
+          <w:p>
+            <w:pPr>
+              <w:pStyle w:val="Normal"/>
+              <w:widowControl/>
+              <w:suppressAutoHyphens w:val="true"/>
+              <w:spacing w:lineRule="auto" w:line="276" w:before="60" w:after="60"/>
+              <w:jc w:val="start"/>
+              <w:rPr>
+                <w:szCs w:val="24"/>
+              </w:rPr>
+            </w:pPr>
+            <w:r>
+              <w:rPr>
+                <w:szCs w:val="24"/>
+              </w:rPr>
+              <w:t>Мастер отмечает в своём расписании перерыв с 13:00 до 14:00 и сохраняет</w:t>
+            </w:r>
+          </w:p>
+        </w:tc>
+        <w:tc>
+          <w:tcPr>
+            <w:tcW w:w="2971" w:type="dxa"/>
+            <w:tcBorders>
+              <w:top w:val="nil"/>
+            </w:tcBorders>
+          </w:tcPr>
+          <w:p>
+            <w:pPr>
+              <w:pStyle w:val="Normal"/>
+              <w:widowControl/>
+              <w:suppressAutoHyphens w:val="true"/>
+              <w:spacing w:lineRule="auto" w:line="276" w:before="60" w:after="60"/>
+              <w:jc w:val="start"/>
+              <w:rPr>
+                <w:szCs w:val="24"/>
+                <w:lang w:val="en-US"/>
+              </w:rPr>
+            </w:pPr>
+            <w:r>
+              <w:rPr>
+                <w:szCs w:val="24"/>
+                <w:lang w:val="en-US"/>
+              </w:rPr>
+              <w:t>Интервал 13:00–14:00 не показывается клиентам как свободный</w:t>
+            </w:r>
+          </w:p>
+        </w:tc>
+      </w:tr>
+      <w:tr>
+        <w:trPr>
+          <w:trHeight w:val="1055" w:hRule="atLeast"/>
+        </w:trPr>
+        <w:tc>
+          <w:tcPr>
+            <w:tcW w:w="554" w:type="dxa"/>
+            <w:tcBorders>
+              <w:top w:val="nil"/>
+            </w:tcBorders>
+          </w:tcPr>
+          <w:p>
+            <w:pPr>
+              <w:pStyle w:val="Normal"/>
+              <w:widowControl/>
+              <w:suppressAutoHyphens w:val="true"/>
+              <w:spacing w:lineRule="auto" w:line="276" w:before="60" w:after="60"/>
+              <w:jc w:val="center"/>
+              <w:rPr>
+                <w:b/>
+                <w:bCs/>
+                <w:szCs w:val="24"/>
+              </w:rPr>
+            </w:pPr>
+            <w:r>
+              <w:rPr>
+                <w:b/>
+                <w:bCs/>
+                <w:szCs w:val="24"/>
+              </w:rPr>
+              <w:t>11</w:t>
+            </w:r>
+          </w:p>
+        </w:tc>
+        <w:tc>
+          <w:tcPr>
+            <w:tcW w:w="2447" w:type="dxa"/>
+            <w:tcBorders>
+              <w:top w:val="nil"/>
+            </w:tcBorders>
+          </w:tcPr>
+          <w:p>
+            <w:pPr>
+              <w:pStyle w:val="Normal"/>
+              <w:widowControl/>
+              <w:suppressAutoHyphens w:val="true"/>
+              <w:spacing w:lineRule="auto" w:line="276" w:before="60" w:after="60"/>
+              <w:jc w:val="start"/>
+              <w:rPr>
+                <w:szCs w:val="24"/>
+                <w:lang w:val="en-US"/>
+              </w:rPr>
+            </w:pPr>
+            <w:r>
+              <w:rPr>
+                <w:szCs w:val="24"/>
+                <w:lang w:val="en-US"/>
+              </w:rPr>
+              <w:t>Статистика для владельца</w:t>
+            </w:r>
+          </w:p>
+        </w:tc>
+        <w:tc>
+          <w:tcPr>
+            <w:tcW w:w="3523" w:type="dxa"/>
+            <w:tcBorders>
+              <w:top w:val="nil"/>
+            </w:tcBorders>
+          </w:tcPr>
+          <w:p>
+            <w:pPr>
+              <w:pStyle w:val="Normal"/>
+              <w:widowControl/>
+              <w:suppressAutoHyphens w:val="true"/>
+              <w:spacing w:lineRule="auto" w:line="276" w:before="60" w:after="60"/>
+              <w:jc w:val="start"/>
+              <w:rPr>
+                <w:szCs w:val="24"/>
+              </w:rPr>
+            </w:pPr>
+            <w:r>
+              <w:rPr>
+                <w:szCs w:val="24"/>
+              </w:rPr>
+              <w:t>Владелец открывает статистику и выбирает период «прошлый месяц»</w:t>
+            </w:r>
+          </w:p>
+        </w:tc>
+        <w:tc>
+          <w:tcPr>
+            <w:tcW w:w="2971" w:type="dxa"/>
+            <w:tcBorders>
+              <w:top w:val="nil"/>
+            </w:tcBorders>
+          </w:tcPr>
+          <w:p>
+            <w:pPr>
+              <w:pStyle w:val="Normal"/>
+              <w:widowControl/>
+              <w:suppressAutoHyphens w:val="true"/>
+              <w:spacing w:lineRule="auto" w:line="276" w:before="60" w:after="60"/>
+              <w:jc w:val="start"/>
+              <w:rPr>
+                <w:szCs w:val="24"/>
+                <w:lang w:val="en-US"/>
+              </w:rPr>
+            </w:pPr>
+            <w:r>
+              <w:rPr>
+                <w:szCs w:val="24"/>
+                <w:lang w:val="en-US"/>
+              </w:rPr>
+              <w:t>Показано число состоявшихся визитов по каждому мастеру и каждой услуге за этот период</w:t>
             </w:r>
           </w:p>
         </w:tc>
@@ -8298,16 +8766,16 @@
       <w:sz w:val="24"/>
     </w:rPr>
   </w:style>
+  <w:style w:type="character" w:styleId="FootnoteCharactersuser">
+    <w:name w:val="Footnote Characters (user)"/>
+    <w:link w:val="125"/>
+    <w:qFormat/>
+    <w:rPr>
+      <w:vertAlign w:val="superscript"/>
+    </w:rPr>
+  </w:style>
   <w:style w:type="character" w:styleId="FootnoteCharacters">
     <w:name w:val="Footnote Characters"/>
-    <w:link w:val="125"/>
-    <w:qFormat/>
-    <w:rPr>
-      <w:vertAlign w:val="superscript"/>
-    </w:rPr>
-  </w:style>
-  <w:style w:type="character" w:styleId="FootnoteCharactersuser">
-    <w:name w:val="Footnote Characters (user)"/>
     <w:qFormat/>
     <w:rPr>
       <w:vertAlign w:val="superscript"/>
@@ -8472,16 +8940,16 @@
       <w:sz w:val="24"/>
     </w:rPr>
   </w:style>
+  <w:style w:type="character" w:styleId="EndnoteCharactersuser">
+    <w:name w:val="Endnote Characters (user)"/>
+    <w:link w:val="126"/>
+    <w:qFormat/>
+    <w:rPr>
+      <w:vertAlign w:val="superscript"/>
+    </w:rPr>
+  </w:style>
   <w:style w:type="character" w:styleId="EndnoteCharacters">
     <w:name w:val="Endnote Characters"/>
-    <w:link w:val="126"/>
-    <w:qFormat/>
-    <w:rPr>
-      <w:vertAlign w:val="superscript"/>
-    </w:rPr>
-  </w:style>
-  <w:style w:type="character" w:styleId="EndnoteCharactersuser">
-    <w:name w:val="Endnote Characters (user)"/>
     <w:qFormat/>
     <w:rPr>
       <w:vertAlign w:val="superscript"/>
@@ -15334,6 +15802,13 @@
   </w:style>
   <w:style w:type="paragraph" w:styleId="HeaderandFooter3">
     <w:name w:val="Header and Footer3"/>
+    <w:basedOn w:val="Normal"/>
+    <w:qFormat/>
+    <w:pPr/>
+    <w:rPr/>
+  </w:style>
+  <w:style w:type="paragraph" w:styleId="HeaderandFooter4">
+    <w:name w:val="Header and Footer4"/>
     <w:basedOn w:val="Normal"/>
     <w:qFormat/>
     <w:pPr/>
